--- a/rapports/16_02_2026/DIAKHOU/coh_EQ7_sup_015203010073.docx
+++ b/rapports/16_02_2026/DIAKHOU/coh_EQ7_sup_015203010073.docx
@@ -25,7 +25,7 @@
         <w:br/>
         <w:t>Grappe: 015203010073</w:t>
         <w:br/>
-        <w:t>Date: 16/02/2026 a 12:41</w:t>
+        <w:t>Date: 16/02/2026 a 12:58</w:t>
       </w:r>
     </w:p>
     <w:p/>
@@ -1718,13 +1718,13 @@
         <w:rPr>
           <w:sz w:val="20"/>
         </w:rPr>
-        <w:t xml:space="preserve">- Le montant obtenus sur les services rendus par l'entreprise ##N/A## au cours des 30 derniers jours ou durant le dernier mois où l'entreprise a fonctionné n'a pas été renseigné, prière de mettre de 0 si l'entreprise n'a pas rendu de service. Prière de renseigner les montants dans les champs (s10q46 s10q47 s10q48 s10q49 s10q50 s10q51 s10q52 s10q53 s10q54 s10q55 s10q56 s10q57), mettre 0 si l'entreprise ##N/A## n'a pas effectué des dépenses ou faire des reventes des marchandises ou des produits ou rendre de service.Cette entreprise ##N/A## dit avoir obtenu une valeur sur les marchandises vendu en etat, les marchandises vendu après transformation et les services rendus. Prière de corriger. Cette entreprise ##N/A## dit avoir obtenu une valeur sur les marchandises vendu en etat et les marchandises vendu après transformation. La main d'oeuvre familiale pour ababacar gningue ayant travaillé dans cette entreprise ##N/A## aucours des 12 derniers mois n'est pas renseigner. Prière de reneigner toutes les informations qui lui concerne. La main d'oeuvre sariale de ababacar gningue ayant travaillé dans cette entreprise ##N/A## aucours des 30 derniers jours n'est pas renseigner. Prière de reneigner toutes les informations qui lui concerne. </w:t>
+        <w:t xml:space="preserve">- Le montant obtenus sur les services rendus par l'entreprise ##N/A## au cours des 30 derniers jours ou durant le dernier mois où l'entreprise a fonctionné n'a pas été renseigné, prière de mettre de 0 si l'entreprise n'a pas rendu de service. Prière de renseigner les montants dans les champs (s10q46 s10q47 s10q48 s10q49 s10q50 s10q51 s10q52 s10q53 s10q54 s10q55 s10q56 s10q57), mettre 0 si l'entreprise ##N/A## n'a pas effectué des dépenses ou faire des reventes des marchandises ou des produits ou rendre de service.Cette entreprise ##N/A## dit avoir obtenu une valeur sur les marchandises vendu en etat, les marchandises vendu après transformation et les services rendus. Prière de corriger. Cette entreprise ##N/A## dit avoir obtenu une valeur sur les marchandises vendu en etat et les marchandises vendu après transformation. La main d'oeuvre familiale pour khady sarr ayant travaillé dans cette entreprise ##N/A## aucours des 12 derniers mois n'est pas renseigner. Prière de reneigner toutes les informations qui lui concerne. La main d'oeuvre sariale de khady sarr ayant travaillé dans cette entreprise ##N/A## aucours des 30 derniers jours n'est pas renseigner. Prière de reneigner toutes les informations qui lui concerne. </w:t>
         <w:br/>
-        <w:t xml:space="preserve">- Les informations sur ces entrepises non agricole manquent, prière de les renseigner. Le montant obtenus sur les services rendus par l'entreprise ##N/A## au cours des 30 derniers jours ou durant le dernier mois où l'entreprise a fonctionné n'a pas été renseigné, prière de mettre de 0 si l'entreprise n'a pas rendu de service. Prière de renseigner les montants dans les champs (s10q46 s10q47 s10q48 s10q49 s10q50 s10q51 s10q52 s10q53 s10q54 s10q55 s10q56 s10q57), mettre 0 si l'entreprise ##N/A## n'a pas effectué des dépenses ou faire des reventes des marchandises ou des produits ou rendre de service.Cette entreprise ##N/A## dit avoir obtenu une valeur sur les marchandises vendu en etat, les marchandises vendu après transformation et les services rendus. Prière de corriger. Cette entreprise ##N/A## dit avoir obtenu une valeur sur les marchandises vendu en etat et les marchandises vendu après transformation. La main d'oeuvre familiale pour ababacar gningue ayant travaillé dans cette entreprise ##N/A## aucours des 12 derniers mois n'est pas renseigner. Prière de reneigner toutes les informations qui lui concerne. La main d'oeuvre sariale de ababacar gningue ayant travaillé dans cette entreprise ##N/A## aucours des 30 derniers jours n'est pas renseigner. Prière de reneigner toutes les informations qui lui concerne. </w:t>
+        <w:t xml:space="preserve">- Les informations sur ces entrepises non agricole manquent, prière de les renseigner. Le montant obtenus sur les services rendus par l'entreprise ##N/A## au cours des 30 derniers jours ou durant le dernier mois où l'entreprise a fonctionné n'a pas été renseigné, prière de mettre de 0 si l'entreprise n'a pas rendu de service. Prière de renseigner les montants dans les champs (s10q46 s10q47 s10q48 s10q49 s10q50 s10q51 s10q52 s10q53 s10q54 s10q55 s10q56 s10q57), mettre 0 si l'entreprise ##N/A## n'a pas effectué des dépenses ou faire des reventes des marchandises ou des produits ou rendre de service.Cette entreprise ##N/A## dit avoir obtenu une valeur sur les marchandises vendu en etat, les marchandises vendu après transformation et les services rendus. Prière de corriger. Cette entreprise ##N/A## dit avoir obtenu une valeur sur les marchandises vendu en etat et les marchandises vendu après transformation. La main d'oeuvre familiale pour babacar diouf ayant travaillé dans cette entreprise ##N/A## aucours des 12 derniers mois n'est pas renseigner. Prière de reneigner toutes les informations qui lui concerne. La main d'oeuvre sariale de babacar diouf ayant travaillé dans cette entreprise ##N/A## aucours des 30 derniers jours n'est pas renseigner. Prière de reneigner toutes les informations qui lui concerne. </w:t>
         <w:br/>
-        <w:t xml:space="preserve">- Les informations sur ces entrepises non agricole manquent, prière de les renseigner. Le montant obtenus sur les services rendus par l'entreprise ##N/A## au cours des 30 derniers jours ou durant le dernier mois où l'entreprise a fonctionné n'a pas été renseigné, prière de mettre de 0 si l'entreprise n'a pas rendu de service. Prière de renseigner les montants dans les champs (s10q46 s10q47 s10q48 s10q49 s10q50 s10q51 s10q52 s10q53 s10q54 s10q55 s10q56 s10q57), mettre 0 si l'entreprise ##N/A## n'a pas effectué des dépenses ou faire des reventes des marchandises ou des produits ou rendre de service.Cette entreprise ##N/A## dit avoir obtenu une valeur sur les marchandises vendu en etat, les marchandises vendu après transformation et les services rendus. Prière de corriger. Cette entreprise ##N/A## dit avoir obtenu une valeur sur les marchandises vendu en etat et les marchandises vendu après transformation. La main d'oeuvre familiale pour khady sarr ayant travaillé dans cette entreprise ##N/A## aucours des 12 derniers mois n'est pas renseigner. Prière de reneigner toutes les informations qui lui concerne. La main d'oeuvre sariale de khady sarr ayant travaillé dans cette entreprise ##N/A## aucours des 30 derniers jours n'est pas renseigner. Prière de reneigner toutes les informations qui lui concerne. </w:t>
+        <w:t xml:space="preserve">- Les informations sur ces entrepises non agricole manquent, prière de les renseigner. Le montant obtenus sur les services rendus par l'entreprise ##N/A## au cours des 30 derniers jours ou durant le dernier mois où l'entreprise a fonctionné n'a pas été renseigné, prière de mettre de 0 si l'entreprise n'a pas rendu de service. Prière de renseigner les montants dans les champs (s10q46 s10q47 s10q48 s10q49 s10q50 s10q51 s10q52 s10q53 s10q54 s10q55 s10q56 s10q57), mettre 0 si l'entreprise ##N/A## n'a pas effectué des dépenses ou faire des reventes des marchandises ou des produits ou rendre de service.Cette entreprise ##N/A## dit avoir obtenu une valeur sur les marchandises vendu en etat, les marchandises vendu après transformation et les services rendus. Prière de corriger. Cette entreprise ##N/A## dit avoir obtenu une valeur sur les marchandises vendu en etat et les marchandises vendu après transformation. La main d'oeuvre familiale pour daba gningue ayant travaillé dans cette entreprise ##N/A## aucours des 12 derniers mois n'est pas renseigner. Prière de reneigner toutes les informations qui lui concerne. La main d'oeuvre sariale de daba gningue ayant travaillé dans cette entreprise ##N/A## aucours des 30 derniers jours n'est pas renseigner. Prière de reneigner toutes les informations qui lui concerne. </w:t>
         <w:br/>
-        <w:t>- Les informations sur ces entrepises non agricole manquent, prière de les renseigner. Le montant obtenus sur les services rendus par l'entreprise ##N/A## au cours des 30 derniers jours ou durant le dernier mois où l'entreprise a fonctionné n'a pas été renseigné, prière de mettre de 0 si l'entreprise n'a pas rendu de service. Prière de renseigner les montants dans les champs (s10q46 s10q47 s10q48 s10q49 s10q50 s10q51 s10q52 s10q53 s10q54 s10q55 s10q56 s10q57), mettre 0 si l'entreprise ##N/A## n'a pas effectué des dépenses ou faire des reventes des marchandises ou des produits ou rendre de service.Cette entreprise ##N/A## dit avoir obtenu une valeur sur les marchandises vendu en etat, les marchandises vendu après transformation et les services rendus. Prière de corriger. Cette entreprise ##N/A## dit avoir obtenu une valeur sur les marchandises vendu en etat et les marchandises vendu après transformation. La main d'oeuvre familiale pour ndeye astou gningue ayant travaillé dans cette entreprise ##N/A## aucours des 12 derniers mois n'est pas renseigner. Prière de reneigner toutes les informations qui lui concerne. La main d'oeuvre sariale de ndeye astou gningue ayant travaillé dans cette entreprise ##N/A## aucours des 30 derniers jours n'est pas renseigner. Prière de reneigner toutes les informations qui lui concerne.</w:t>
+        <w:t>- Les informations sur ces entrepises non agricole manquent, prière de les renseigner. Le montant obtenus sur les services rendus par l'entreprise ##N/A## au cours des 30 derniers jours ou durant le dernier mois où l'entreprise a fonctionné n'a pas été renseigné, prière de mettre de 0 si l'entreprise n'a pas rendu de service. Prière de renseigner les montants dans les champs (s10q46 s10q47 s10q48 s10q49 s10q50 s10q51 s10q52 s10q53 s10q54 s10q55 s10q56 s10q57), mettre 0 si l'entreprise ##N/A## n'a pas effectué des dépenses ou faire des reventes des marchandises ou des produits ou rendre de service.Cette entreprise ##N/A## dit avoir obtenu une valeur sur les marchandises vendu en etat, les marchandises vendu après transformation et les services rendus. Prière de corriger. Cette entreprise ##N/A## dit avoir obtenu une valeur sur les marchandises vendu en etat et les marchandises vendu après transformation. La main d'oeuvre familiale pour omar gningue ayant travaillé dans cette entreprise ##N/A## aucours des 12 derniers mois n'est pas renseigner. Prière de reneigner toutes les informations qui lui concerne. La main d'oeuvre sariale de omar gningue ayant travaillé dans cette entreprise ##N/A## aucours des 30 derniers jours n'est pas renseigner. Prière de reneigner toutes les informations qui lui concerne.</w:t>
       </w:r>
     </w:p>
     <w:p>

--- a/rapports/16_02_2026/DIAKHOU/coh_EQ7_sup_015203010073.docx
+++ b/rapports/16_02_2026/DIAKHOU/coh_EQ7_sup_015203010073.docx
@@ -25,7 +25,7 @@
         <w:br/>
         <w:t>Grappe: 015203010073</w:t>
         <w:br/>
-        <w:t>Date: 16/02/2026 a 12:58</w:t>
+        <w:t>Date: 16/02/2026 a 13:06</w:t>
       </w:r>
     </w:p>
     <w:p/>
@@ -97,7 +97,7 @@
           </w:tcPr>
           <w:p>
             <w:r>
-              <w:t>2</w:t>
+              <w:t>12</w:t>
             </w:r>
           </w:p>
         </w:tc>
@@ -199,6 +199,38 @@
           </w:tcPr>
           <w:p>
             <w:r>
+              <w:t>Section1</w:t>
+            </w:r>
+          </w:p>
+        </w:tc>
+        <w:tc>
+          <w:tcPr>
+            <w:tcW w:type="dxa" w:w="3324"/>
+          </w:tcPr>
+          <w:p>
+            <w:r>
+              <w:t>Caracteristiques des membres</w:t>
+            </w:r>
+          </w:p>
+        </w:tc>
+        <w:tc>
+          <w:tcPr>
+            <w:tcW w:type="dxa" w:w="3324"/>
+          </w:tcPr>
+          <w:p>
+            <w:r>
+              <w:t>12</w:t>
+            </w:r>
+          </w:p>
+        </w:tc>
+      </w:tr>
+      <w:tr>
+        <w:tc>
+          <w:tcPr>
+            <w:tcW w:type="dxa" w:w="3324"/>
+          </w:tcPr>
+          <w:p>
+            <w:r>
               <w:t>Section2</w:t>
             </w:r>
           </w:p>
@@ -219,7 +251,135 @@
           </w:tcPr>
           <w:p>
             <w:r>
-              <w:t>2</w:t>
+              <w:t>12</w:t>
+            </w:r>
+          </w:p>
+        </w:tc>
+      </w:tr>
+      <w:tr>
+        <w:tc>
+          <w:tcPr>
+            <w:tcW w:type="dxa" w:w="3324"/>
+          </w:tcPr>
+          <w:p>
+            <w:r>
+              <w:t>Section7b</w:t>
+            </w:r>
+          </w:p>
+        </w:tc>
+        <w:tc>
+          <w:tcPr>
+            <w:tcW w:type="dxa" w:w="3324"/>
+          </w:tcPr>
+          <w:p>
+            <w:r>
+              <w:t>Consommation alimentaire - 7 jours</w:t>
+            </w:r>
+          </w:p>
+        </w:tc>
+        <w:tc>
+          <w:tcPr>
+            <w:tcW w:type="dxa" w:w="3324"/>
+          </w:tcPr>
+          <w:p>
+            <w:r>
+              <w:t>12</w:t>
+            </w:r>
+          </w:p>
+        </w:tc>
+      </w:tr>
+      <w:tr>
+        <w:tc>
+          <w:tcPr>
+            <w:tcW w:type="dxa" w:w="3324"/>
+          </w:tcPr>
+          <w:p>
+            <w:r>
+              <w:t>Section16a</w:t>
+            </w:r>
+          </w:p>
+        </w:tc>
+        <w:tc>
+          <w:tcPr>
+            <w:tcW w:type="dxa" w:w="3324"/>
+          </w:tcPr>
+          <w:p>
+            <w:r>
+              <w:t>Champs et parcelles</w:t>
+            </w:r>
+          </w:p>
+        </w:tc>
+        <w:tc>
+          <w:tcPr>
+            <w:tcW w:type="dxa" w:w="3324"/>
+          </w:tcPr>
+          <w:p>
+            <w:r>
+              <w:t>12</w:t>
+            </w:r>
+          </w:p>
+        </w:tc>
+      </w:tr>
+      <w:tr>
+        <w:tc>
+          <w:tcPr>
+            <w:tcW w:type="dxa" w:w="3324"/>
+          </w:tcPr>
+          <w:p>
+            <w:r>
+              <w:t>Section14</w:t>
+            </w:r>
+          </w:p>
+        </w:tc>
+        <w:tc>
+          <w:tcPr>
+            <w:tcW w:type="dxa" w:w="3324"/>
+          </w:tcPr>
+          <w:p>
+            <w:r>
+              <w:t>Chocs</w:t>
+            </w:r>
+          </w:p>
+        </w:tc>
+        <w:tc>
+          <w:tcPr>
+            <w:tcW w:type="dxa" w:w="3324"/>
+          </w:tcPr>
+          <w:p>
+            <w:r>
+              <w:t>11</w:t>
+            </w:r>
+          </w:p>
+        </w:tc>
+      </w:tr>
+      <w:tr>
+        <w:tc>
+          <w:tcPr>
+            <w:tcW w:type="dxa" w:w="3324"/>
+          </w:tcPr>
+          <w:p>
+            <w:r>
+              <w:t>Section12</w:t>
+            </w:r>
+          </w:p>
+        </w:tc>
+        <w:tc>
+          <w:tcPr>
+            <w:tcW w:type="dxa" w:w="3324"/>
+          </w:tcPr>
+          <w:p>
+            <w:r>
+              <w:t>Actifs du menage</w:t>
+            </w:r>
+          </w:p>
+        </w:tc>
+        <w:tc>
+          <w:tcPr>
+            <w:tcW w:type="dxa" w:w="3324"/>
+          </w:tcPr>
+          <w:p>
+            <w:r>
+              <w:t>9</w:t>
             </w:r>
           </w:p>
         </w:tc>
@@ -251,7 +411,7 @@
           </w:tcPr>
           <w:p>
             <w:r>
-              <w:t>2</w:t>
+              <w:t>8</w:t>
             </w:r>
           </w:p>
         </w:tc>
@@ -283,7 +443,7 @@
           </w:tcPr>
           <w:p>
             <w:r>
-              <w:t>2</w:t>
+              <w:t>7</w:t>
             </w:r>
           </w:p>
         </w:tc>
@@ -295,7 +455,7 @@
           </w:tcPr>
           <w:p>
             <w:r>
-              <w:t>Section7a1</w:t>
+              <w:t>Section9c</w:t>
             </w:r>
           </w:p>
         </w:tc>
@@ -305,7 +465,7 @@
           </w:tcPr>
           <w:p>
             <w:r>
-              <w:t>Repas pris a l'exterieur du menage</w:t>
+              <w:t>Depenses non-alimentaires - 30 jours</w:t>
             </w:r>
           </w:p>
         </w:tc>
@@ -315,39 +475,7 @@
           </w:tcPr>
           <w:p>
             <w:r>
-              <w:t>2</w:t>
-            </w:r>
-          </w:p>
-        </w:tc>
-      </w:tr>
-      <w:tr>
-        <w:tc>
-          <w:tcPr>
-            <w:tcW w:type="dxa" w:w="3324"/>
-          </w:tcPr>
-          <w:p>
-            <w:r>
-              <w:t>Section7a2</w:t>
-            </w:r>
-          </w:p>
-        </w:tc>
-        <w:tc>
-          <w:tcPr>
-            <w:tcW w:type="dxa" w:w="3324"/>
-          </w:tcPr>
-          <w:p>
-            <w:r>
-              <w:t>Repas pris a l'exterieur du menage</w:t>
-            </w:r>
-          </w:p>
-        </w:tc>
-        <w:tc>
-          <w:tcPr>
-            <w:tcW w:type="dxa" w:w="3324"/>
-          </w:tcPr>
-          <w:p>
-            <w:r>
-              <w:t>2</w:t>
+              <w:t>7</w:t>
             </w:r>
           </w:p>
         </w:tc>
@@ -379,135 +507,7 @@
           </w:tcPr>
           <w:p>
             <w:r>
-              <w:t>2</w:t>
-            </w:r>
-          </w:p>
-        </w:tc>
-      </w:tr>
-      <w:tr>
-        <w:tc>
-          <w:tcPr>
-            <w:tcW w:type="dxa" w:w="3324"/>
-          </w:tcPr>
-          <w:p>
-            <w:r>
-              <w:t>Section14</w:t>
-            </w:r>
-          </w:p>
-        </w:tc>
-        <w:tc>
-          <w:tcPr>
-            <w:tcW w:type="dxa" w:w="3324"/>
-          </w:tcPr>
-          <w:p>
-            <w:r>
-              <w:t>Chocs</w:t>
-            </w:r>
-          </w:p>
-        </w:tc>
-        <w:tc>
-          <w:tcPr>
-            <w:tcW w:type="dxa" w:w="3324"/>
-          </w:tcPr>
-          <w:p>
-            <w:r>
-              <w:t>2</w:t>
-            </w:r>
-          </w:p>
-        </w:tc>
-      </w:tr>
-      <w:tr>
-        <w:tc>
-          <w:tcPr>
-            <w:tcW w:type="dxa" w:w="3324"/>
-          </w:tcPr>
-          <w:p>
-            <w:r>
-              <w:t>Section16a</w:t>
-            </w:r>
-          </w:p>
-        </w:tc>
-        <w:tc>
-          <w:tcPr>
-            <w:tcW w:type="dxa" w:w="3324"/>
-          </w:tcPr>
-          <w:p>
-            <w:r>
-              <w:t>Champs et parcelles</w:t>
-            </w:r>
-          </w:p>
-        </w:tc>
-        <w:tc>
-          <w:tcPr>
-            <w:tcW w:type="dxa" w:w="3324"/>
-          </w:tcPr>
-          <w:p>
-            <w:r>
-              <w:t>2</w:t>
-            </w:r>
-          </w:p>
-        </w:tc>
-      </w:tr>
-      <w:tr>
-        <w:tc>
-          <w:tcPr>
-            <w:tcW w:type="dxa" w:w="3324"/>
-          </w:tcPr>
-          <w:p>
-            <w:r>
-              <w:t>Section0</w:t>
-            </w:r>
-          </w:p>
-        </w:tc>
-        <w:tc>
-          <w:tcPr>
-            <w:tcW w:type="dxa" w:w="3324"/>
-          </w:tcPr>
-          <w:p>
-            <w:r>
-              <w:t>Identification et renseignements de controle</w:t>
-            </w:r>
-          </w:p>
-        </w:tc>
-        <w:tc>
-          <w:tcPr>
-            <w:tcW w:type="dxa" w:w="3324"/>
-          </w:tcPr>
-          <w:p>
-            <w:r>
-              <w:t>1</w:t>
-            </w:r>
-          </w:p>
-        </w:tc>
-      </w:tr>
-      <w:tr>
-        <w:tc>
-          <w:tcPr>
-            <w:tcW w:type="dxa" w:w="3324"/>
-          </w:tcPr>
-          <w:p>
-            <w:r>
-              <w:t>Section1</w:t>
-            </w:r>
-          </w:p>
-        </w:tc>
-        <w:tc>
-          <w:tcPr>
-            <w:tcW w:type="dxa" w:w="3324"/>
-          </w:tcPr>
-          <w:p>
-            <w:r>
-              <w:t>Caracteristiques des membres</w:t>
-            </w:r>
-          </w:p>
-        </w:tc>
-        <w:tc>
-          <w:tcPr>
-            <w:tcW w:type="dxa" w:w="3324"/>
-          </w:tcPr>
-          <w:p>
-            <w:r>
-              <w:t>1</w:t>
+              <w:t>7</w:t>
             </w:r>
           </w:p>
         </w:tc>
@@ -520,6 +520,512 @@
       </w:pPr>
       <w:r>
         <w:t>Details des erreurs par menage</w:t>
+      </w:r>
+    </w:p>
+    <w:p>
+      <w:pPr>
+        <w:pStyle w:val="Heading2"/>
+      </w:pPr>
+      <w:r>
+        <w:t>Menage 1</w:t>
+      </w:r>
+    </w:p>
+    <w:tbl>
+      <w:tblPr>
+        <w:tblStyle w:val="TableGrid"/>
+        <w:tblW w:type="auto" w:w="0"/>
+        <w:tblLook w:firstColumn="1" w:firstRow="1" w:lastColumn="0" w:lastRow="0" w:noHBand="0" w:noVBand="1" w:val="04A0"/>
+      </w:tblPr>
+      <w:tblGrid>
+        <w:gridCol w:w="1662"/>
+        <w:gridCol w:w="1662"/>
+        <w:gridCol w:w="1662"/>
+        <w:gridCol w:w="1662"/>
+        <w:gridCol w:w="1662"/>
+        <w:gridCol w:w="1662"/>
+      </w:tblGrid>
+      <w:tr>
+        <w:tc>
+          <w:tcPr>
+            <w:tcW w:type="dxa" w:w="1662"/>
+            <w:shd w:fill="5B9BD5"/>
+          </w:tcPr>
+          <w:p>
+            <w:r>
+              <w:rPr>
+                <w:b/>
+                <w:color w:val="FFFFFF"/>
+                <w:sz w:val="16"/>
+              </w:rPr>
+              <w:t>Interview Key</w:t>
+            </w:r>
+          </w:p>
+        </w:tc>
+        <w:tc>
+          <w:tcPr>
+            <w:tcW w:type="dxa" w:w="1662"/>
+            <w:shd w:fill="5B9BD5"/>
+          </w:tcPr>
+          <w:p>
+            <w:r>
+              <w:rPr>
+                <w:b/>
+                <w:color w:val="FFFFFF"/>
+                <w:sz w:val="16"/>
+              </w:rPr>
+              <w:t>Interview ID</w:t>
+            </w:r>
+          </w:p>
+        </w:tc>
+        <w:tc>
+          <w:tcPr>
+            <w:tcW w:type="dxa" w:w="1662"/>
+            <w:shd w:fill="5B9BD5"/>
+          </w:tcPr>
+          <w:p>
+            <w:r>
+              <w:rPr>
+                <w:b/>
+                <w:color w:val="FFFFFF"/>
+                <w:sz w:val="16"/>
+              </w:rPr>
+              <w:t>ID Agent</w:t>
+            </w:r>
+          </w:p>
+        </w:tc>
+        <w:tc>
+          <w:tcPr>
+            <w:tcW w:type="dxa" w:w="1662"/>
+            <w:shd w:fill="5B9BD5"/>
+          </w:tcPr>
+          <w:p>
+            <w:r>
+              <w:rPr>
+                <w:b/>
+                <w:color w:val="FFFFFF"/>
+                <w:sz w:val="16"/>
+              </w:rPr>
+              <w:t>ID Equipe</w:t>
+            </w:r>
+          </w:p>
+        </w:tc>
+        <w:tc>
+          <w:tcPr>
+            <w:tcW w:type="dxa" w:w="1662"/>
+            <w:shd w:fill="5B9BD5"/>
+          </w:tcPr>
+          <w:p>
+            <w:r>
+              <w:rPr>
+                <w:b/>
+                <w:color w:val="FFFFFF"/>
+                <w:sz w:val="16"/>
+              </w:rPr>
+              <w:t>Agent</w:t>
+            </w:r>
+          </w:p>
+        </w:tc>
+        <w:tc>
+          <w:tcPr>
+            <w:tcW w:type="dxa" w:w="1662"/>
+            <w:shd w:fill="5B9BD5"/>
+          </w:tcPr>
+          <w:p>
+            <w:r>
+              <w:rPr>
+                <w:b/>
+                <w:color w:val="FFFFFF"/>
+                <w:sz w:val="16"/>
+              </w:rPr>
+              <w:t>Chef d'equipe</w:t>
+            </w:r>
+          </w:p>
+        </w:tc>
+      </w:tr>
+      <w:tr>
+        <w:tc>
+          <w:tcPr>
+            <w:tcW w:type="dxa" w:w="1662"/>
+          </w:tcPr>
+          <w:p>
+            <w:r>
+              <w:rPr>
+                <w:sz w:val="14"/>
+              </w:rPr>
+              <w:t>10-30-14-24</w:t>
+            </w:r>
+          </w:p>
+        </w:tc>
+        <w:tc>
+          <w:tcPr>
+            <w:tcW w:type="dxa" w:w="1662"/>
+          </w:tcPr>
+          <w:p>
+            <w:r>
+              <w:rPr>
+                <w:sz w:val="14"/>
+              </w:rPr>
+              <w:t>ea5f67d4d9a4463098be830502ea9556</w:t>
+            </w:r>
+          </w:p>
+        </w:tc>
+        <w:tc>
+          <w:tcPr>
+            <w:tcW w:type="dxa" w:w="1662"/>
+          </w:tcPr>
+          <w:p>
+            <w:r>
+              <w:rPr>
+                <w:sz w:val="14"/>
+              </w:rPr>
+              <w:t>EQ7_enq3</w:t>
+            </w:r>
+          </w:p>
+        </w:tc>
+        <w:tc>
+          <w:tcPr>
+            <w:tcW w:type="dxa" w:w="1662"/>
+          </w:tcPr>
+          <w:p>
+            <w:r>
+              <w:rPr>
+                <w:sz w:val="14"/>
+              </w:rPr>
+              <w:t>Equipe7</w:t>
+            </w:r>
+          </w:p>
+        </w:tc>
+        <w:tc>
+          <w:tcPr>
+            <w:tcW w:type="dxa" w:w="1662"/>
+          </w:tcPr>
+          <w:p>
+            <w:r>
+              <w:rPr>
+                <w:sz w:val="14"/>
+              </w:rPr>
+              <w:t>Helene Sow NDIAYE</w:t>
+            </w:r>
+          </w:p>
+        </w:tc>
+        <w:tc>
+          <w:tcPr>
+            <w:tcW w:type="dxa" w:w="1662"/>
+          </w:tcPr>
+          <w:p>
+            <w:r>
+              <w:rPr>
+                <w:sz w:val="14"/>
+              </w:rPr>
+              <w:t>Diarietou DJIBA</w:t>
+            </w:r>
+          </w:p>
+        </w:tc>
+      </w:tr>
+    </w:tbl>
+    <w:p/>
+    <w:tbl>
+      <w:tblPr>
+        <w:tblStyle w:val="TableGrid"/>
+        <w:tblW w:type="auto" w:w="0"/>
+        <w:tblLook w:firstColumn="1" w:firstRow="1" w:lastColumn="0" w:lastRow="0" w:noHBand="0" w:noVBand="1" w:val="04A0"/>
+      </w:tblPr>
+      <w:tblGrid>
+        <w:gridCol w:w="3324"/>
+        <w:gridCol w:w="3324"/>
+        <w:gridCol w:w="3324"/>
+      </w:tblGrid>
+      <w:tr>
+        <w:tc>
+          <w:tcPr>
+            <w:tcW w:type="dxa" w:w="3324"/>
+            <w:shd w:fill="70AD47"/>
+          </w:tcPr>
+          <w:p>
+            <w:r>
+              <w:rPr>
+                <w:b/>
+                <w:color w:val="FFFFFF"/>
+                <w:sz w:val="18"/>
+              </w:rPr>
+              <w:t>Chef de Menage</w:t>
+            </w:r>
+          </w:p>
+        </w:tc>
+        <w:tc>
+          <w:tcPr>
+            <w:tcW w:type="dxa" w:w="3324"/>
+            <w:shd w:fill="70AD47"/>
+          </w:tcPr>
+          <w:p>
+            <w:r>
+              <w:rPr>
+                <w:b/>
+                <w:color w:val="FFFFFF"/>
+                <w:sz w:val="18"/>
+              </w:rPr>
+              <w:t>Quartier/Village (s00q05)</w:t>
+            </w:r>
+          </w:p>
+        </w:tc>
+        <w:tc>
+          <w:tcPr>
+            <w:tcW w:type="dxa" w:w="3324"/>
+            <w:shd w:fill="70AD47"/>
+          </w:tcPr>
+          <w:p>
+            <w:r>
+              <w:rPr>
+                <w:b/>
+                <w:color w:val="FFFFFF"/>
+                <w:sz w:val="18"/>
+              </w:rPr>
+              <w:t>Localisation GPS</w:t>
+            </w:r>
+          </w:p>
+        </w:tc>
+      </w:tr>
+      <w:tr>
+        <w:tc>
+          <w:tcPr>
+            <w:tcW w:type="dxa" w:w="3324"/>
+          </w:tcPr>
+          <w:p>
+            <w:r>
+              <w:rPr>
+                <w:sz w:val="18"/>
+              </w:rPr>
+              <w:t>OUSMANE MENDY</w:t>
+            </w:r>
+          </w:p>
+        </w:tc>
+        <w:tc>
+          <w:tcPr>
+            <w:tcW w:type="dxa" w:w="3324"/>
+          </w:tcPr>
+          <w:p>
+            <w:r>
+              <w:rPr>
+                <w:sz w:val="18"/>
+              </w:rPr>
+              <w:t>N/A</w:t>
+            </w:r>
+          </w:p>
+        </w:tc>
+        <w:tc>
+          <w:tcPr>
+            <w:tcW w:type="dxa" w:w="3324"/>
+          </w:tcPr>
+          <w:p>
+            <w:r/>
+            <w:hyperlink r:id="rId9">
+              <w:r>
+                <w:rPr>
+                  <w:color w:val="0563C1"/>
+                  <w:u w:val="single"/>
+                </w:rPr>
+                <w:t>unite20</w:t>
+              </w:r>
+            </w:hyperlink>
+          </w:p>
+        </w:tc>
+      </w:tr>
+    </w:tbl>
+    <w:p/>
+    <w:p>
+      <w:r>
+        <w:rPr>
+          <w:b/>
+          <w:color w:val="4672C4"/>
+          <w:sz w:val="22"/>
+        </w:rPr>
+        <w:t>&gt;&gt; Section1 - Caracteristiques des membres</w:t>
+      </w:r>
+    </w:p>
+    <w:p>
+      <w:pPr>
+        <w:ind w:left="283"/>
+      </w:pPr>
+      <w:r>
+        <w:rPr>
+          <w:sz w:val="20"/>
+        </w:rPr>
+        <w:t>- Attention ! Le montant (5000 Fcfa) dépensé ou reçu en cadeau pour les cartes prépayées, les transferts de crédit et les abonnements de  ousmane mendy est relativement élevé par rapport aux autres montants depansés observés dans cette zone. Prière de corriger ou de confirmer avec le QG.</w:t>
+      </w:r>
+    </w:p>
+    <w:p>
+      <w:r>
+        <w:rPr>
+          <w:b/>
+          <w:color w:val="4672C4"/>
+          <w:sz w:val="22"/>
+        </w:rPr>
+        <w:t>&gt;&gt; Section2 - Education</w:t>
+      </w:r>
+    </w:p>
+    <w:p>
+      <w:pPr>
+        <w:ind w:left="283"/>
+      </w:pPr>
+      <w:r>
+        <w:rPr>
+          <w:sz w:val="20"/>
+        </w:rPr>
+        <w:t>- Peu probable! ousmane mendy  n'arrive pas  à comprendre un petit texte lu dans une langue locale (s02q03). Veuillez corriger ou donner des explications au QG.</w:t>
+      </w:r>
+    </w:p>
+    <w:p>
+      <w:r>
+        <w:rPr>
+          <w:b/>
+          <w:color w:val="4672C4"/>
+          <w:sz w:val="22"/>
+        </w:rPr>
+        <w:t>&gt;&gt; Section4b - Emploi - Activite principale</w:t>
+      </w:r>
+    </w:p>
+    <w:p>
+      <w:pPr>
+        <w:ind w:left="283"/>
+      </w:pPr>
+      <w:r>
+        <w:rPr>
+          <w:sz w:val="20"/>
+        </w:rPr>
+        <w:t>- Avertissement!!! ousmane mendy enquêté dans l'emploi principale n'a pas declaré son salaire prière de fournir plus d'effort pour lui demander son salire, vous pouvez utiliser des stratégies pour faire une estimation ou demander des conseils au QG. Avertissement!!! ousmane mendy enquêté dans l'emploi principale n'a pas declaré son revenu prière de fournir plus d'effort pour lui demander son revenu, vous pouvez utiliser des stratégies pour faire une estimation ou demander des conseils au QG.</w:t>
+      </w:r>
+    </w:p>
+    <w:p>
+      <w:r>
+        <w:rPr>
+          <w:b/>
+          <w:color w:val="4672C4"/>
+          <w:sz w:val="22"/>
+        </w:rPr>
+        <w:t>&gt;&gt; Section7a2 - Repas pris a l'exterieur du menage</w:t>
+      </w:r>
+    </w:p>
+    <w:p>
+      <w:pPr>
+        <w:ind w:left="283"/>
+      </w:pPr>
+      <w:r>
+        <w:rPr>
+          <w:sz w:val="20"/>
+        </w:rPr>
+        <w:t>- Le montant total declaré de ousmane mendy concernant les repas pris à l'extérieur du ménage au cours des 7 jours semble élevé. Prière de vérifier et de corriger ou de confirmer ces informations avec le QG.</w:t>
+      </w:r>
+    </w:p>
+    <w:p>
+      <w:r>
+        <w:rPr>
+          <w:b/>
+          <w:color w:val="4672C4"/>
+          <w:sz w:val="22"/>
+        </w:rPr>
+        <w:t>&gt;&gt; Section7b - Consommation alimentaire - 7 jours</w:t>
+      </w:r>
+    </w:p>
+    <w:p>
+      <w:pPr>
+        <w:ind w:left="283"/>
+      </w:pPr>
+      <w:r>
+        <w:rPr>
+          <w:sz w:val="20"/>
+        </w:rPr>
+        <w:t>- Avertissement!!! Le ménage a consommé 0.12 Kg taille unique de Sucre en poudre , cette quantité semble anormale pour une consommation des 7 derniers jours. prière de corriger ou de confirmer avec le QG.</w:t>
+      </w:r>
+    </w:p>
+    <w:p>
+      <w:r>
+        <w:rPr>
+          <w:b/>
+          <w:color w:val="4672C4"/>
+          <w:sz w:val="22"/>
+        </w:rPr>
+        <w:t>&gt;&gt; Section9c - Depenses non-alimentaires - 30 jours</w:t>
+      </w:r>
+    </w:p>
+    <w:p>
+      <w:pPr>
+        <w:ind w:left="283"/>
+      </w:pPr>
+      <w:r>
+        <w:rPr>
+          <w:sz w:val="20"/>
+        </w:rPr>
+        <w:t xml:space="preserve">- La dernière fois que vous avez acheté Frais de blanchiment des vêtements, linge, etc. (Pressing) est laveuse de linge et semble exister dans les modalités, prière de prendre attache avec le QG pour plus d'explication afin de la classer bien. </w:t>
+        <w:br/>
+        <w:t>-  La dernière fois que vous avez acheté Frais de coiffure homme et femme (salon, tressage, mèches, coupe, etc.), manucure, pédicure est 1000 et semble exister dans les modalités, prière de prendre attache avec le QG pour plus d'explication afin de la classer bien.</w:t>
+      </w:r>
+    </w:p>
+    <w:p>
+      <w:r>
+        <w:rPr>
+          <w:b/>
+          <w:color w:val="4672C4"/>
+          <w:sz w:val="22"/>
+        </w:rPr>
+        <w:t>&gt;&gt; Section10a - Existence entreprise non agricole</w:t>
+      </w:r>
+    </w:p>
+    <w:p>
+      <w:pPr>
+        <w:ind w:left="283"/>
+      </w:pPr>
+      <w:r>
+        <w:rPr>
+          <w:sz w:val="20"/>
+        </w:rPr>
+        <w:t>- Avertissement!!! Le ménage de OUSMANE MENDY a comme taille 1 personnes dont ils vivent à DAKAR Urbain et aucune d'entre ne possède une entreprise non agricole, prière de revoir cette partie de la section 10 de ce menage.</w:t>
+      </w:r>
+    </w:p>
+    <w:p>
+      <w:r>
+        <w:rPr>
+          <w:b/>
+          <w:color w:val="4672C4"/>
+          <w:sz w:val="22"/>
+        </w:rPr>
+        <w:t>&gt;&gt; Section14 - Chocs</w:t>
+      </w:r>
+    </w:p>
+    <w:p>
+      <w:pPr>
+        <w:ind w:left="283"/>
+      </w:pPr>
+      <w:r>
+        <w:rPr>
+          <w:sz w:val="20"/>
+        </w:rPr>
+        <w:t>- Avertissement!! Le ménage n'a été négativement affecté par aucun des problèmes donnés dans la section 14. Confirmez vous cette information avec le QG?</w:t>
+      </w:r>
+    </w:p>
+    <w:p>
+      <w:r>
+        <w:rPr>
+          <w:b/>
+          <w:color w:val="4672C4"/>
+          <w:sz w:val="22"/>
+        </w:rPr>
+        <w:t>&gt;&gt; Section16a - Champs et parcelles</w:t>
+      </w:r>
+    </w:p>
+    <w:p>
+      <w:pPr>
+        <w:ind w:left="283"/>
+      </w:pPr>
+      <w:r>
+        <w:rPr>
+          <w:sz w:val="20"/>
+        </w:rPr>
+        <w:t>- La section 16 du ménage de OUSMANE MENDY n'est pas renseigné, prière de renseigner.</w:t>
+      </w:r>
+    </w:p>
+    <w:p>
+      <w:r>
+        <w:t>________________________________________________________________________________</w:t>
       </w:r>
     </w:p>
     <w:p>
@@ -818,7 +1324,7 @@
           </w:tcPr>
           <w:p>
             <w:r/>
-            <w:hyperlink r:id="rId9">
+            <w:hyperlink r:id="rId10">
               <w:r>
                 <w:rPr>
                   <w:color w:val="0563C1"/>
@@ -850,7 +1356,28 @@
         <w:rPr>
           <w:sz w:val="20"/>
         </w:rPr>
-        <w:t>- Prière de renseigner toutes les informations du ménage dans la section 0 avant d'entamer les autres informations. Le questionnaire semble ne pas être complètement fini mais le questionnaire est en statut complet, prière de compléter le questionnaire. L'adresse ou localisation du ménage doit être renseignée et ne doit pas contenir des numéros de téléphone. Prière de renseigner la bonne adresse.</w:t>
+        <w:t>- Le questionnaire semble ne pas être complètement fini mais le questionnaire est en statut complet, prière de compléter le questionnaire.</w:t>
+      </w:r>
+    </w:p>
+    <w:p>
+      <w:r>
+        <w:rPr>
+          <w:b/>
+          <w:color w:val="4672C4"/>
+          <w:sz w:val="22"/>
+        </w:rPr>
+        <w:t>&gt;&gt; Section1 - Caracteristiques des membres</w:t>
+      </w:r>
+    </w:p>
+    <w:p>
+      <w:pPr>
+        <w:ind w:left="283"/>
+      </w:pPr>
+      <w:r>
+        <w:rPr>
+          <w:sz w:val="20"/>
+        </w:rPr>
+        <w:t>- Avertissement! Veuillez renseigner par oui ou non toutes les modalités de la question s01q47.</w:t>
       </w:r>
     </w:p>
     <w:p>
@@ -881,69 +1408,6 @@
           <w:color w:val="4672C4"/>
           <w:sz w:val="22"/>
         </w:rPr>
-        <w:t>&gt;&gt; Section4a - Emploi</w:t>
-      </w:r>
-    </w:p>
-    <w:p>
-      <w:pPr>
-        <w:ind w:left="283"/>
-      </w:pPr>
-      <w:r>
-        <w:rPr>
-          <w:sz w:val="20"/>
-        </w:rPr>
-        <w:t>- Avertissement! Nombre d'heure que KHANOUNE BA a consacré à son emploi au cours des 7 derniers jours est trop élevé, veuillez revoir s'il vous plait ou confirmer cette information avec le QG.</w:t>
-      </w:r>
-    </w:p>
-    <w:p>
-      <w:r>
-        <w:rPr>
-          <w:b/>
-          <w:color w:val="4672C4"/>
-          <w:sz w:val="22"/>
-        </w:rPr>
-        <w:t>&gt;&gt; Section4b - Emploi - Activite principale</w:t>
-      </w:r>
-    </w:p>
-    <w:p>
-      <w:pPr>
-        <w:ind w:left="283"/>
-      </w:pPr>
-      <w:r>
-        <w:rPr>
-          <w:sz w:val="20"/>
-        </w:rPr>
-        <w:t>- AvertissementKHANOUNE BA  travaille mais les questions relatives à son emploi principal ne sont pas renseignées à 100%, prière de les renseigner. Vous avez sélectionné l'option 'Ne sait pas' pour la catégorie socioprofessionnelle de KHANOUNE BA ou vous ne l'avez pas renseigné. prière de corriger.</w:t>
-      </w:r>
-    </w:p>
-    <w:p>
-      <w:r>
-        <w:rPr>
-          <w:b/>
-          <w:color w:val="4672C4"/>
-          <w:sz w:val="22"/>
-        </w:rPr>
-        <w:t>&gt;&gt; Section7a1 - Repas pris a l'exterieur du menage</w:t>
-      </w:r>
-    </w:p>
-    <w:p>
-      <w:pPr>
-        <w:ind w:left="283"/>
-      </w:pPr>
-      <w:r>
-        <w:rPr>
-          <w:sz w:val="20"/>
-        </w:rPr>
-        <w:t>- Attention ! La section sur le repas pris à l'extérieur du ménage n'est pas renseignée à 100 %. Prière de vérifier l'ensemble des questions relatives à cette section et de les renseigner en totalité.</w:t>
-      </w:r>
-    </w:p>
-    <w:p>
-      <w:r>
-        <w:rPr>
-          <w:b/>
-          <w:color w:val="4672C4"/>
-          <w:sz w:val="22"/>
-        </w:rPr>
         <w:t>&gt;&gt; Section7a2 - Repas pris a l'exterieur du menage</w:t>
       </w:r>
     </w:p>
@@ -965,7 +1429,7 @@
           <w:color w:val="4672C4"/>
           <w:sz w:val="22"/>
         </w:rPr>
-        <w:t>&gt;&gt; Section8 - Sécurite alimentaire</w:t>
+        <w:t>&gt;&gt; Section7b - Consommation alimentaire - 7 jours</w:t>
       </w:r>
     </w:p>
     <w:p>
@@ -976,7 +1440,7 @@
         <w:rPr>
           <w:sz w:val="20"/>
         </w:rPr>
-        <w:t>- Toutes les questions de la section 8 ne sont pas renseignées, prière de renseigner.</w:t>
+        <w:t>- Attention ! Le prix unitaire d'achat (100 Fcfa) de Café en poudre soluble en Sachets (Tres petit) est relativement élevé par rapport aux autres prix observés dans cette zone. Prière de corriger ou de confirmer avec le QG. Attention ! Le prix unitaire d'achat (3500 Fcfa) de Boissons énergisantes (cody's, 3X, rinho, doppel, okalamar, etc.) en Canette de 33 cl (taille unique) est relativement élevé par rapport aux autres prix observés dans cette zone. Prière de corriger ou de confirmer avec le QG. Attention ! Soupçons de quantité anormale! Le ménage de KHANOUNE BA avec une taille de 1 personnes a consommé 7 Canette de 33 cl en taille unique de Boissons énergisantes (cody's, 3X, rinho, doppel, okalamar, etc.) qui est relativement élevé comme consommation par rapport à la condition de vie des autres ménages de même taille dans cette zone. Prière de corriger ou de confirmer avec le QG.</w:t>
       </w:r>
     </w:p>
     <w:p>
@@ -986,7 +1450,7 @@
           <w:color w:val="4672C4"/>
           <w:sz w:val="22"/>
         </w:rPr>
-        <w:t>&gt;&gt; Section9a - Depenses de fetes et ceremonies</w:t>
+        <w:t>&gt;&gt; Section9c - Depenses non-alimentaires - 30 jours</w:t>
       </w:r>
     </w:p>
     <w:p>
@@ -997,51 +1461,7 @@
         <w:rPr>
           <w:sz w:val="20"/>
         </w:rPr>
-        <w:t>- Il est improbable d'avoir un ménage qui n'a pas effectué aucune dépense au moins lors d'une de ces fêtes, prière de revoir cette partie pour ce ménage.</w:t>
-      </w:r>
-    </w:p>
-    <w:p>
-      <w:r>
-        <w:rPr>
-          <w:b/>
-          <w:color w:val="4672C4"/>
-          <w:sz w:val="22"/>
-        </w:rPr>
-        <w:t>&gt;&gt; Section9e - Depenses non-alimentaires - 6 mois</w:t>
-      </w:r>
-    </w:p>
-    <w:p>
-      <w:pPr>
-        <w:ind w:left="283"/>
-      </w:pPr>
-      <w:r>
-        <w:rPr>
-          <w:sz w:val="20"/>
-        </w:rPr>
-        <w:t xml:space="preserve">- Peu plausible! le montant de la dépense pour Ampoules électriques pour le logement semble élevé. Veuillez, s'il vous plaît, confirmer cette information avec le QG ou la corriger. </w:t>
-        <w:br/>
-        <w:t>- Peu plausible! le montant de la dépense pour Frais de confection et de réparation de vêtements homme: ensemble, pantalon, chemise, réparation, location vêtement, etc. semble élevé. Veuillez, s'il vous plaît, confirmer cette information avec le QG ou la corriger.</w:t>
-      </w:r>
-    </w:p>
-    <w:p>
-      <w:r>
-        <w:rPr>
-          <w:b/>
-          <w:color w:val="4672C4"/>
-          <w:sz w:val="22"/>
-        </w:rPr>
-        <w:t>&gt;&gt; Section9f - Depenses non-alimentaires - 12 mois</w:t>
-      </w:r>
-    </w:p>
-    <w:p>
-      <w:pPr>
-        <w:ind w:left="283"/>
-      </w:pPr>
-      <w:r>
-        <w:rPr>
-          <w:sz w:val="20"/>
-        </w:rPr>
-        <w:t>- Moins possible d'avoir un ménage qui n'a effectué aucune des dépenses au cours de 12 derniers mois, veuillez revoir la section pour ce ménage.</w:t>
+        <w:t>- La dernière fois que vous avez acheté Frais de coiffure homme et femme (salon, tressage, mèches, coupe, etc.), manucure, pédicure est coiffeur et semble exister dans les modalités, prière de prendre attache avec le QG pour plus d'explication afin de la classer bien.</w:t>
       </w:r>
     </w:p>
     <w:p>
@@ -1062,7 +1482,7 @@
         <w:rPr>
           <w:sz w:val="20"/>
         </w:rPr>
-        <w:t>- La section 10a du ménage de ##N/A## n'est pas totalement renseigné ou n'a pas commencé, prière de renseigner toutes les questions de la section 10 avant d'entamer la section 10b</w:t>
+        <w:t>- Avertissement!!! Le ménage de KHANOUNE BA a comme taille 1 personnes dont ils vivent à DAKAR Urbain et aucune d'entre ne possède une entreprise non agricole, prière de revoir cette partie de la section 10 de ce menage.</w:t>
       </w:r>
     </w:p>
     <w:p>
@@ -1083,7 +1503,7 @@
         <w:rPr>
           <w:sz w:val="20"/>
         </w:rPr>
-        <w:t>- Le type de logement du ménage doit être renseigné, prière de renseigner</w:t>
+        <w:t>- Avertissement!! Le ménage (vit en milieu urbain) se débarrasse de ses ordures ménagères soit par le Dépotoir sauvage, brûle et enterre, prière de corriger ou confirmer avec le QG.</w:t>
       </w:r>
     </w:p>
     <w:p>
@@ -1146,9 +1566,324 @@
         <w:rPr>
           <w:sz w:val="20"/>
         </w:rPr>
-        <w:t>- La section 16 du ménage de ##N/A## n'est pas renseigné, prière de renseigner.</w:t>
+        <w:t>- La section 16 du ménage de KHANOUNE BA n'est pas renseigné, prière de renseigner.</w:t>
       </w:r>
     </w:p>
+    <w:p>
+      <w:r>
+        <w:t>________________________________________________________________________________</w:t>
+      </w:r>
+    </w:p>
+    <w:p>
+      <w:pPr>
+        <w:pStyle w:val="Heading2"/>
+      </w:pPr>
+      <w:r>
+        <w:t>Menage 4</w:t>
+      </w:r>
+    </w:p>
+    <w:tbl>
+      <w:tblPr>
+        <w:tblStyle w:val="TableGrid"/>
+        <w:tblW w:type="auto" w:w="0"/>
+        <w:tblLook w:firstColumn="1" w:firstRow="1" w:lastColumn="0" w:lastRow="0" w:noHBand="0" w:noVBand="1" w:val="04A0"/>
+      </w:tblPr>
+      <w:tblGrid>
+        <w:gridCol w:w="1662"/>
+        <w:gridCol w:w="1662"/>
+        <w:gridCol w:w="1662"/>
+        <w:gridCol w:w="1662"/>
+        <w:gridCol w:w="1662"/>
+        <w:gridCol w:w="1662"/>
+      </w:tblGrid>
+      <w:tr>
+        <w:tc>
+          <w:tcPr>
+            <w:tcW w:type="dxa" w:w="1662"/>
+            <w:shd w:fill="5B9BD5"/>
+          </w:tcPr>
+          <w:p>
+            <w:r>
+              <w:rPr>
+                <w:b/>
+                <w:color w:val="FFFFFF"/>
+                <w:sz w:val="16"/>
+              </w:rPr>
+              <w:t>Interview Key</w:t>
+            </w:r>
+          </w:p>
+        </w:tc>
+        <w:tc>
+          <w:tcPr>
+            <w:tcW w:type="dxa" w:w="1662"/>
+            <w:shd w:fill="5B9BD5"/>
+          </w:tcPr>
+          <w:p>
+            <w:r>
+              <w:rPr>
+                <w:b/>
+                <w:color w:val="FFFFFF"/>
+                <w:sz w:val="16"/>
+              </w:rPr>
+              <w:t>Interview ID</w:t>
+            </w:r>
+          </w:p>
+        </w:tc>
+        <w:tc>
+          <w:tcPr>
+            <w:tcW w:type="dxa" w:w="1662"/>
+            <w:shd w:fill="5B9BD5"/>
+          </w:tcPr>
+          <w:p>
+            <w:r>
+              <w:rPr>
+                <w:b/>
+                <w:color w:val="FFFFFF"/>
+                <w:sz w:val="16"/>
+              </w:rPr>
+              <w:t>ID Agent</w:t>
+            </w:r>
+          </w:p>
+        </w:tc>
+        <w:tc>
+          <w:tcPr>
+            <w:tcW w:type="dxa" w:w="1662"/>
+            <w:shd w:fill="5B9BD5"/>
+          </w:tcPr>
+          <w:p>
+            <w:r>
+              <w:rPr>
+                <w:b/>
+                <w:color w:val="FFFFFF"/>
+                <w:sz w:val="16"/>
+              </w:rPr>
+              <w:t>ID Equipe</w:t>
+            </w:r>
+          </w:p>
+        </w:tc>
+        <w:tc>
+          <w:tcPr>
+            <w:tcW w:type="dxa" w:w="1662"/>
+            <w:shd w:fill="5B9BD5"/>
+          </w:tcPr>
+          <w:p>
+            <w:r>
+              <w:rPr>
+                <w:b/>
+                <w:color w:val="FFFFFF"/>
+                <w:sz w:val="16"/>
+              </w:rPr>
+              <w:t>Agent</w:t>
+            </w:r>
+          </w:p>
+        </w:tc>
+        <w:tc>
+          <w:tcPr>
+            <w:tcW w:type="dxa" w:w="1662"/>
+            <w:shd w:fill="5B9BD5"/>
+          </w:tcPr>
+          <w:p>
+            <w:r>
+              <w:rPr>
+                <w:b/>
+                <w:color w:val="FFFFFF"/>
+                <w:sz w:val="16"/>
+              </w:rPr>
+              <w:t>Chef d'equipe</w:t>
+            </w:r>
+          </w:p>
+        </w:tc>
+      </w:tr>
+      <w:tr>
+        <w:tc>
+          <w:tcPr>
+            <w:tcW w:type="dxa" w:w="1662"/>
+          </w:tcPr>
+          <w:p>
+            <w:r>
+              <w:rPr>
+                <w:sz w:val="14"/>
+              </w:rPr>
+              <w:t>95-72-07-41</w:t>
+            </w:r>
+          </w:p>
+        </w:tc>
+        <w:tc>
+          <w:tcPr>
+            <w:tcW w:type="dxa" w:w="1662"/>
+          </w:tcPr>
+          <w:p>
+            <w:r>
+              <w:rPr>
+                <w:sz w:val="14"/>
+              </w:rPr>
+              <w:t>c141030a35204ab594235f33d14972fc</w:t>
+            </w:r>
+          </w:p>
+        </w:tc>
+        <w:tc>
+          <w:tcPr>
+            <w:tcW w:type="dxa" w:w="1662"/>
+          </w:tcPr>
+          <w:p>
+            <w:r>
+              <w:rPr>
+                <w:sz w:val="14"/>
+              </w:rPr>
+              <w:t>EQ7_enq3</w:t>
+            </w:r>
+          </w:p>
+        </w:tc>
+        <w:tc>
+          <w:tcPr>
+            <w:tcW w:type="dxa" w:w="1662"/>
+          </w:tcPr>
+          <w:p>
+            <w:r>
+              <w:rPr>
+                <w:sz w:val="14"/>
+              </w:rPr>
+              <w:t>Equipe7</w:t>
+            </w:r>
+          </w:p>
+        </w:tc>
+        <w:tc>
+          <w:tcPr>
+            <w:tcW w:type="dxa" w:w="1662"/>
+          </w:tcPr>
+          <w:p>
+            <w:r>
+              <w:rPr>
+                <w:sz w:val="14"/>
+              </w:rPr>
+              <w:t>Helene Sow NDIAYE</w:t>
+            </w:r>
+          </w:p>
+        </w:tc>
+        <w:tc>
+          <w:tcPr>
+            <w:tcW w:type="dxa" w:w="1662"/>
+          </w:tcPr>
+          <w:p>
+            <w:r>
+              <w:rPr>
+                <w:sz w:val="14"/>
+              </w:rPr>
+              <w:t>Diarietou DJIBA</w:t>
+            </w:r>
+          </w:p>
+        </w:tc>
+      </w:tr>
+    </w:tbl>
+    <w:p/>
+    <w:tbl>
+      <w:tblPr>
+        <w:tblStyle w:val="TableGrid"/>
+        <w:tblW w:type="auto" w:w="0"/>
+        <w:tblLook w:firstColumn="1" w:firstRow="1" w:lastColumn="0" w:lastRow="0" w:noHBand="0" w:noVBand="1" w:val="04A0"/>
+      </w:tblPr>
+      <w:tblGrid>
+        <w:gridCol w:w="3324"/>
+        <w:gridCol w:w="3324"/>
+        <w:gridCol w:w="3324"/>
+      </w:tblGrid>
+      <w:tr>
+        <w:tc>
+          <w:tcPr>
+            <w:tcW w:type="dxa" w:w="3324"/>
+            <w:shd w:fill="70AD47"/>
+          </w:tcPr>
+          <w:p>
+            <w:r>
+              <w:rPr>
+                <w:b/>
+                <w:color w:val="FFFFFF"/>
+                <w:sz w:val="18"/>
+              </w:rPr>
+              <w:t>Chef de Menage</w:t>
+            </w:r>
+          </w:p>
+        </w:tc>
+        <w:tc>
+          <w:tcPr>
+            <w:tcW w:type="dxa" w:w="3324"/>
+            <w:shd w:fill="70AD47"/>
+          </w:tcPr>
+          <w:p>
+            <w:r>
+              <w:rPr>
+                <w:b/>
+                <w:color w:val="FFFFFF"/>
+                <w:sz w:val="18"/>
+              </w:rPr>
+              <w:t>Quartier/Village (s00q05)</w:t>
+            </w:r>
+          </w:p>
+        </w:tc>
+        <w:tc>
+          <w:tcPr>
+            <w:tcW w:type="dxa" w:w="3324"/>
+            <w:shd w:fill="70AD47"/>
+          </w:tcPr>
+          <w:p>
+            <w:r>
+              <w:rPr>
+                <w:b/>
+                <w:color w:val="FFFFFF"/>
+                <w:sz w:val="18"/>
+              </w:rPr>
+              <w:t>Localisation GPS</w:t>
+            </w:r>
+          </w:p>
+        </w:tc>
+      </w:tr>
+      <w:tr>
+        <w:tc>
+          <w:tcPr>
+            <w:tcW w:type="dxa" w:w="3324"/>
+          </w:tcPr>
+          <w:p>
+            <w:r>
+              <w:rPr>
+                <w:sz w:val="18"/>
+              </w:rPr>
+              <w:t>CHEIKH KAIRE</w:t>
+            </w:r>
+          </w:p>
+        </w:tc>
+        <w:tc>
+          <w:tcPr>
+            <w:tcW w:type="dxa" w:w="3324"/>
+          </w:tcPr>
+          <w:p>
+            <w:r>
+              <w:rPr>
+                <w:sz w:val="18"/>
+              </w:rPr>
+              <w:t>N/A</w:t>
+            </w:r>
+          </w:p>
+        </w:tc>
+        <w:tc>
+          <w:tcPr>
+            <w:tcW w:type="dxa" w:w="3324"/>
+          </w:tcPr>
+          <w:p>
+            <w:r/>
+            <w:hyperlink r:id="rId11">
+              <w:r>
+                <w:rPr>
+                  <w:color w:val="0563C1"/>
+                  <w:u w:val="single"/>
+                </w:rPr>
+                <w:t>unite 20</w:t>
+              </w:r>
+            </w:hyperlink>
+          </w:p>
+        </w:tc>
+      </w:tr>
+    </w:tbl>
+    <w:p/>
     <w:p>
       <w:r>
         <w:rPr>
@@ -1156,7 +1891,7 @@
           <w:color w:val="4672C4"/>
           <w:sz w:val="22"/>
         </w:rPr>
-        <w:t>&gt;&gt; Section18b - Chasse</w:t>
+        <w:t>&gt;&gt; Section0 - Identification et renseignements de controle</w:t>
       </w:r>
     </w:p>
     <w:p>
@@ -1167,7 +1902,380 @@
         <w:rPr>
           <w:sz w:val="20"/>
         </w:rPr>
-        <w:t>- Prière de renseigner la section 18 (La chasse).</w:t>
+        <w:t>- Il est obligatoire de prendre les coordonnées Gps avant d'administrer le questionnaire. Prière de prendre les coordonnées GPS.</w:t>
+      </w:r>
+    </w:p>
+    <w:p>
+      <w:r>
+        <w:rPr>
+          <w:b/>
+          <w:color w:val="4672C4"/>
+          <w:sz w:val="22"/>
+        </w:rPr>
+        <w:t>&gt;&gt; Section1 - Caracteristiques des membres</w:t>
+      </w:r>
+    </w:p>
+    <w:p>
+      <w:pPr>
+        <w:ind w:left="283"/>
+      </w:pPr>
+      <w:r>
+        <w:rPr>
+          <w:sz w:val="20"/>
+        </w:rPr>
+        <w:t xml:space="preserve">- Avertissement! Veuillez renseigner par oui ou non toutes les modalités de la question s01q47. </w:t>
+        <w:br/>
+        <w:t xml:space="preserve">- Les informations sur l'acte de naissance (ni Jours, ni mois et ni années) de  abdoulaye kaïrè  manquent, s'il vous plait pouvez-vous fournir d'effort pour avoir ces informations. </w:t>
+        <w:br/>
+        <w:t xml:space="preserve">- Les informations sur l'acte de naissance (ni Jours, ni mois et ni années) de  fatou ngingue  manquent, s'il vous plait pouvez-vous fournir d'effort pour avoir ces informations. </w:t>
+        <w:br/>
+        <w:t xml:space="preserve">- Les informations sur l'acte de naissance (ni Jours, ni mois et ni années) de  nogaye diouf  manquent, s'il vous plait pouvez-vous fournir d'effort pour avoir ces informations. </w:t>
+        <w:br/>
+        <w:t>- Les informations sur l'acte de naissance (ni Jours, ni mois et ni années) de  salma fall  manquent, s'il vous plait pouvez-vous fournir d'effort pour avoir ces informations.</w:t>
+      </w:r>
+    </w:p>
+    <w:p>
+      <w:r>
+        <w:rPr>
+          <w:b/>
+          <w:color w:val="4672C4"/>
+          <w:sz w:val="22"/>
+        </w:rPr>
+        <w:t>&gt;&gt; Section2 - Education</w:t>
+      </w:r>
+    </w:p>
+    <w:p>
+      <w:pPr>
+        <w:ind w:left="283"/>
+      </w:pPr>
+      <w:r>
+        <w:rPr>
+          <w:sz w:val="20"/>
+        </w:rPr>
+        <w:t xml:space="preserve">- Peu probable! abdoulaye kaïrè  n'arrive pas  à comprendre un petit texte lu dans une langue locale (s02q03). Veuillez corriger ou donner des explications au QG. Peu probable! abdoulaye kaïrè  ne sait ni lire, ni écrire, ni comprendre dans aucune des langues  (s02q01,s02q02,s02q03). Veuillez corriger ou donner des explications au QG. </w:t>
+        <w:br/>
+        <w:t xml:space="preserve">- Peu probable! adama kaïré  n'arrive pas  à comprendre un petit texte lu dans une langue locale (s02q03). Veuillez corriger ou donner des explications au QG. Peu probable! adama kaïré  ne sait ni lire, ni écrire, ni comprendre dans aucune des langues  (s02q01,s02q02,s02q03). Veuillez corriger ou donner des explications au QG. Peu plausible adama kaïré fréquente au minimum le fondamental 1 mais ne sait ni lire ni comprendre la langue française, prière de corriger ou de confirmer avec le QG merci. Dans les milieux urbains c'est peu probable de voir une école dont les élèves ou étudiants ne dépensent pas en frais d'uniformes, prière de verifier pour adama kaïré et corriger ou confirmer avec le QG. </w:t>
+        <w:br/>
+        <w:t xml:space="preserve">- Peu probable! awa kaïré  n'arrive pas  à comprendre un petit texte lu dans une langue locale (s02q03). Veuillez corriger ou donner des explications au QG. Dans les milieux urbains c'est peu probable de voir une école dont les élèves ou étudiants ne dépensent pas en frais d'uniformes, prière de verifier pour awa kaïré et corriger ou confirmer avec le QG. </w:t>
+        <w:br/>
+        <w:t xml:space="preserve">- Peu probable! awa thiam  n'arrive pas  à comprendre un petit texte lu dans une langue locale (s02q03). Veuillez corriger ou donner des explications au QG. Dans les milieux urbains c'est peu probable de voir une école dont les élèves ou étudiants ne dépensent pas en frais d'uniformes, prière de verifier pour awa thiam et corriger ou confirmer avec le QG. </w:t>
+        <w:br/>
+        <w:t xml:space="preserve">- Peu probable! aïssatou traorè  n'arrive pas  à comprendre un petit texte lu dans une langue locale (s02q03). Veuillez corriger ou donner des explications au QG. Peu probable! aïssatou traorè  ne sait ni lire, ni écrire, ni comprendre dans aucune des langues  (s02q01,s02q02,s02q03). Veuillez corriger ou donner des explications au QG. </w:t>
+        <w:br/>
+        <w:t xml:space="preserve">- Peu probable! bintou kaïre  n'arrive pas  à comprendre un petit texte lu dans une langue locale (s02q03). Veuillez corriger ou donner des explications au QG. Dans les milieux urbains c'est peu probable de voir une école dont les élèves ou étudiants ne dépensent pas en frais d'uniformes, prière de verifier pour bintou kaïre et corriger ou confirmer avec le QG. </w:t>
+        <w:br/>
+        <w:t xml:space="preserve">- Peu probable! cheikh ahmadou bamba kaïrè  n'arrive pas  à comprendre un petit texte lu dans une langue locale (s02q03). Veuillez corriger ou donner des explications au QG. Peu probable! cheikh ahmadou bamba kaïrè  ne sait ni lire, ni écrire, ni comprendre dans aucune des langues  (s02q01,s02q02,s02q03). Veuillez corriger ou donner des explications au QG. </w:t>
+        <w:br/>
+        <w:t xml:space="preserve">- Peu probable! elhadj kaïré  n'arrive pas  à comprendre un petit texte lu dans une langue locale (s02q03). Veuillez corriger ou donner des explications au QG. Dans les milieux urbains c'est peu probable de voir une école dont les élèves ou étudiants ne dépensent pas en frais d'uniformes, prière de verifier pour elhadj kaïré et corriger ou confirmer avec le QG. </w:t>
+        <w:br/>
+        <w:t xml:space="preserve">- Peu probable! fallou kaïrè  n'arrive pas  à comprendre un petit texte lu dans une langue locale (s02q03). Veuillez corriger ou donner des explications au QG. Peu probable! fallou kaïrè  ne sait ni lire, ni écrire, ni comprendre dans aucune des langues  (s02q01,s02q02,s02q03). Veuillez corriger ou donner des explications au QG. La raison principale que fallou kaïrè n'a pas été à l'école entre 2024/2025 est attendez qu ' il atteint 7 ans et semble exister dans les modalités, prière de prendre attache avec le QG pour plus d'explication afin de la classer bien. </w:t>
+        <w:br/>
+        <w:t xml:space="preserve">- Peu probable! fatou dia  n'arrive pas  à comprendre un petit texte lu dans une langue locale (s02q03). Veuillez corriger ou donner des explications au QG. Peu probable! fatou dia  ne sait ni lire, ni écrire, ni comprendre dans aucune des langues  (s02q01,s02q02,s02q03). Veuillez corriger ou donner des explications au QG. Peu plausible fatou dia fréquente au minimum le fondamental 1 mais ne sait ni lire ni comprendre la langue française, prière de corriger ou de confirmer avec le QG merci. Dans les milieux urbains c'est peu probable de voir une école dont les élèves ou étudiants ne dépensent pas en frais d'uniformes, prière de verifier pour fatou dia et corriger ou confirmer avec le QG. </w:t>
+        <w:br/>
+        <w:t xml:space="preserve">- Peu probable! fatou dieye  n'arrive pas  à comprendre un petit texte lu dans une langue locale (s02q03). Veuillez corriger ou donner des explications au QG. Peu probable! fatou dieye  ne sait ni lire, ni écrire, ni comprendre dans aucune des langues  (s02q01,s02q02,s02q03). Veuillez corriger ou donner des explications au QG. </w:t>
+        <w:br/>
+        <w:t xml:space="preserve">- Peu probable! fatou fall  n'arrive pas  à comprendre un petit texte lu dans une langue locale (s02q03). Veuillez corriger ou donner des explications au QG. </w:t>
+        <w:br/>
+        <w:t xml:space="preserve">- Peu probable! fatou ngingue  n'arrive pas  à comprendre un petit texte lu dans une langue locale (s02q03). Veuillez corriger ou donner des explications au QG. Peu probable! fatou ngingue  ne sait ni lire, ni écrire, ni comprendre dans aucune des langues  (s02q01,s02q02,s02q03). Veuillez corriger ou donner des explications au QG. La raison principale que fatou ngingue n'a pas été à l'école entre 2024/2025 est attendait qu' elle atteint 6 ans et semble exister dans les modalités, prière de prendre attache avec le QG pour plus d'explication afin de la classer bien. </w:t>
+        <w:br/>
+        <w:t xml:space="preserve">- Peu probable! gueye kaïré  n'arrive pas  à comprendre un petit texte lu dans une langue locale (s02q03). Veuillez corriger ou donner des explications au QG. </w:t>
+        <w:br/>
+        <w:t xml:space="preserve">- Peu probable! mame saï kaïre  n'arrive pas  à comprendre un petit texte lu dans une langue locale (s02q03). Veuillez corriger ou donner des explications au QG. Dans les milieux urbains c'est peu probable de voir une école dont les élèves ou étudiants ne dépensent pas en frais d'uniformes, prière de verifier pour mame saï kaïre et corriger ou confirmer avec le QG. </w:t>
+        <w:br/>
+        <w:t xml:space="preserve">- Peu probable! mamy kaïré  n'arrive pas  à comprendre un petit texte lu dans une langue locale (s02q03). Veuillez corriger ou donner des explications au QG. Peu probable! mamy kaïré  ne sait ni lire, ni écrire, ni comprendre dans aucune des langues  (s02q01,s02q02,s02q03). Veuillez corriger ou donner des explications au QG. </w:t>
+        <w:br/>
+        <w:t xml:space="preserve">- Peu probable! mareme dieye  n'arrive pas  à comprendre un petit texte lu dans une langue locale (s02q03). Veuillez corriger ou donner des explications au QG. Peu probable! mareme dieye  ne sait ni lire, ni écrire, ni comprendre dans aucune des langues  (s02q01,s02q02,s02q03). Veuillez corriger ou donner des explications au QG. </w:t>
+        <w:br/>
+        <w:t xml:space="preserve">- Peu probable! mareme kaïré 2  n'arrive pas  à comprendre un petit texte lu dans une langue locale (s02q03). Veuillez corriger ou donner des explications au QG. Dans les milieux urbains c'est peu probable de voir une école dont les élèves ou étudiants ne dépensent pas en frais d'uniformes, prière de verifier pour mareme kaïré 2 et corriger ou confirmer avec le QG. </w:t>
+        <w:br/>
+        <w:t xml:space="preserve">- Peu probable! modou kaïrè  n'arrive pas  à comprendre un petit texte lu dans une langue locale (s02q03). Veuillez corriger ou donner des explications au QG. Peu probable! modou kaïrè  ne sait ni lire, ni écrire, ni comprendre dans aucune des langues  (s02q01,s02q02,s02q03). Veuillez corriger ou donner des explications au QG. </w:t>
+        <w:br/>
+        <w:t xml:space="preserve">- Peu probable! ndeye mareme kaïrè  n'arrive pas  à comprendre un petit texte lu dans une langue locale (s02q03). Veuillez corriger ou donner des explications au QG. Dans les milieux urbains c'est peu probable de voir une école dont les élèves ou étudiants ne dépensent pas en frais d'uniformes, prière de verifier pour ndeye mareme kaïrè et corriger ou confirmer avec le QG. </w:t>
+        <w:br/>
+        <w:t xml:space="preserve">- Peu probable! ngoné kaïré  n'arrive pas  à comprendre un petit texte lu dans une langue locale (s02q03). Veuillez corriger ou donner des explications au QG. Peu probable! ngoné kaïré  ne sait ni lire, ni écrire, ni comprendre dans aucune des langues  (s02q01,s02q02,s02q03). Veuillez corriger ou donner des explications au QG. </w:t>
+        <w:br/>
+        <w:t xml:space="preserve">- Peu probable! nogaye diouf  n'arrive pas  à comprendre un petit texte lu dans une langue locale (s02q03). Veuillez corriger ou donner des explications au QG. Peu probable! nogaye diouf  ne sait ni lire, ni écrire, ni comprendre dans aucune des langues  (s02q01,s02q02,s02q03). Veuillez corriger ou donner des explications au QG. La raison principale que nogaye diouf n'a pas été à l'école entre 2024/2025 est elle etait trop petite selon elle et semble exister dans les modalités, prière de prendre attache avec le QG pour plus d'explication afin de la classer bien. </w:t>
+        <w:br/>
+        <w:t xml:space="preserve">- Peu probable! omar kaïrè 2  n'arrive pas  à comprendre un petit texte lu dans une langue locale (s02q03). Veuillez corriger ou donner des explications au QG. Peu probable! omar kaïrè 2  ne sait ni lire, ni écrire, ni comprendre dans aucune des langues  (s02q01,s02q02,s02q03). Veuillez corriger ou donner des explications au QG. La raison principale que omar kaïrè 2 n'a pas été à l'école entre 2024/2025 est elle attendait qu' il atteint 7 ans et semble exister dans les modalités, prière de prendre attache avec le QG pour plus d'explication afin de la classer bien. </w:t>
+        <w:br/>
+        <w:t xml:space="preserve">- Peu probable! salma fall  n'arrive pas  à comprendre un petit texte lu dans une langue locale (s02q03). Veuillez corriger ou donner des explications au QG. Peu probable! salma fall  ne sait ni lire, ni écrire, ni comprendre dans aucune des langues  (s02q01,s02q02,s02q03). Veuillez corriger ou donner des explications au QG. La raison principale que salma fall n'a pas été à l'école entre 2024/2025 est attendait qu'il atteint 7 ans et semble exister dans les modalités, prière de prendre attache avec le QG pour plus d'explication afin de la classer bien. </w:t>
+        <w:br/>
+        <w:t xml:space="preserve">- Peu probable! thioro fall  n'arrive pas  à comprendre un petit texte lu dans une langue locale (s02q03). Veuillez corriger ou donner des explications au QG. Peu probable! thioro fall  ne sait ni lire, ni écrire, ni comprendre dans aucune des langues  (s02q01,s02q02,s02q03). Veuillez corriger ou donner des explications au QG. Peu plausible thioro fall fréquente au minimum le fondamental 1 mais ne sait ni lire ni comprendre la langue française, prière de corriger ou de confirmer avec le QG merci. Avertissement!! thioro fall fréquente au minimum la troisième année de fondamental 1 mais ne sait pas écrire, prière de corriger ou confirmer avec le QG. Avertissement!!! L'âge de thioro fall avec son niveau d'étude (Fondamental 1) semble incoherent, veuillez confirmer cette information avec le QG ou corriger l'incohérence. Dans les milieux urbains c'est peu probable de voir une école dont les élèves ou étudiants ne dépensent pas en frais d'uniformes, prière de verifier pour thioro fall et corriger ou confirmer avec le QG. </w:t>
+        <w:br/>
+        <w:t xml:space="preserve">- Peu probable! yacine seye  n'arrive pas  à comprendre un petit texte lu dans une langue locale (s02q03). Veuillez corriger ou donner des explications au QG. Peu probable! yacine seye  ne sait ni lire, ni écrire, ni comprendre dans aucune des langues  (s02q01,s02q02,s02q03). Veuillez corriger ou donner des explications au QG. </w:t>
+        <w:br/>
+        <w:t>- Peu probable! youssou kaïrè  n'arrive pas  à comprendre un petit texte lu dans une langue locale (s02q03). Veuillez corriger ou donner des explications au QG. Dans les milieux urbains c'est peu probable de voir une école dont les élèves ou étudiants ne dépensent pas en frais d'uniformes, prière de verifier pour youssou kaïrè et corriger ou confirmer avec le QG.</w:t>
+      </w:r>
+    </w:p>
+    <w:p>
+      <w:r>
+        <w:rPr>
+          <w:b/>
+          <w:color w:val="4672C4"/>
+          <w:sz w:val="22"/>
+        </w:rPr>
+        <w:t>&gt;&gt; Section3 - Sante</w:t>
+      </w:r>
+    </w:p>
+    <w:p>
+      <w:pPr>
+        <w:ind w:left="283"/>
+      </w:pPr>
+      <w:r>
+        <w:rPr>
+          <w:sz w:val="20"/>
+        </w:rPr>
+        <w:t>- Le principal problème de santé que aïssatou traorè a eu est maux de tete et semble exister dans les modalités, prière de prendre attache avec le QG pour plus d'explication afin de la classer bien.</w:t>
+      </w:r>
+    </w:p>
+    <w:p>
+      <w:r>
+        <w:rPr>
+          <w:b/>
+          <w:color w:val="4672C4"/>
+          <w:sz w:val="22"/>
+        </w:rPr>
+        <w:t>&gt;&gt; Section4a - Emploi</w:t>
+      </w:r>
+    </w:p>
+    <w:p>
+      <w:pPr>
+        <w:ind w:left="283"/>
+      </w:pPr>
+      <w:r>
+        <w:rPr>
+          <w:sz w:val="20"/>
+        </w:rPr>
+        <w:t xml:space="preserve">- Avertissement fallou kaïrè est Etudiant/Elève de la 4.21 mais fallou kaïrè n'a pas frequenté l'école en 2024-2025, prière de corriger ou confirmer cette information avec le QG. </w:t>
+        <w:br/>
+        <w:t xml:space="preserve">- Avertissement fatou ngingue est Etudiant/Elève de la 4.21 mais fatou ngingue n'a pas frequenté l'école en 2024-2025, prière de corriger ou confirmer cette information avec le QG. </w:t>
+        <w:br/>
+        <w:t xml:space="preserve">- Avertissement nogaye diouf est Etudiant/Elève de la 4.21 mais nogaye diouf n'a pas frequenté l'école en 2024-2025, prière de corriger ou confirmer cette information avec le QG. </w:t>
+        <w:br/>
+        <w:t xml:space="preserve">- Avertissement omar kaïrè 2 est Etudiant/Elève de la 4.21 mais omar kaïrè 2 n'a pas frequenté l'école en 2024-2025, prière de corriger ou confirmer cette information avec le QG. </w:t>
+        <w:br/>
+        <w:t xml:space="preserve">- Avertissement salma fall est Etudiant/Elève de la 4.21 mais salma fall n'a pas frequenté l'école en 2024-2025, prière de corriger ou confirmer cette information avec le QG. </w:t>
+        <w:br/>
+        <w:t xml:space="preserve">- Avertissement! Généralement les jeunes hommes (10 à 25ans) font des travaux ménager soit apprendre les enfants à reviser leurs léçons ou d'autres cours, modou kaïrè n'a consacré aucune heure pour les travaux cités en s04q01, s04q02, s04q03, s04q04, s04q05, s04q06, s04q07 et s04q08.Prière de regarder pour corriger ou confirmer avec le QG. </w:t>
+        <w:br/>
+        <w:t xml:space="preserve">- Avertissement! Généralement les jeunes hommes (10 à 25ans) font des travaux ménager soit apprendre les enfants à reviser leurs léçons ou d'autres cours, youssou kaïrè n'a consacré aucune heure pour les travaux cités en s04q01, s04q02, s04q03, s04q04, s04q05, s04q06, s04q07 et s04q08.Prière de regarder pour corriger ou confirmer avec le QG. </w:t>
+        <w:br/>
+        <w:t xml:space="preserve">- Avertissement! Nombre d'heure que abdoulaye kaïrè a consacré à son emploi au cours des 7 derniers jours est trop élevé, veuillez revoir s'il vous plait ou confirmer cette information avec le QG. </w:t>
+        <w:br/>
+        <w:t xml:space="preserve">- Avertissement! elhadj kaïré n'a consacré aucune heure pour aucun des travaux du ménage, prière de regarder les réponses prises dans les questions (s04q01 s04q02 s04q03 s04q04 s04q05 s04q06 s04q07 s04q08). </w:t>
+        <w:br/>
+        <w:t xml:space="preserve">- Avertissement! fatou dia n'a consacré aucune heure pour aucun des travaux du ménage, prière de regarder les réponses prises dans les questions (s04q01 s04q02 s04q03 s04q04 s04q05 s04q06 s04q07 s04q08). </w:t>
+        <w:br/>
+        <w:t>- Avertissement! mareme dieye n'a consacré aucune heure pour aucun des travaux du ménage, prière de regarder les réponses prises dans les questions (s04q01 s04q02 s04q03 s04q04 s04q05 s04q06 s04q07 s04q08).</w:t>
+      </w:r>
+    </w:p>
+    <w:p>
+      <w:r>
+        <w:rPr>
+          <w:b/>
+          <w:color w:val="4672C4"/>
+          <w:sz w:val="22"/>
+        </w:rPr>
+        <w:t>&gt;&gt; Section4b - Emploi - Activite principale</w:t>
+      </w:r>
+    </w:p>
+    <w:p>
+      <w:pPr>
+        <w:ind w:left="283"/>
+      </w:pPr>
+      <w:r>
+        <w:rPr>
+          <w:sz w:val="20"/>
+        </w:rPr>
+        <w:t xml:space="preserve">- Attention! le nombre d'heure que fatou fall a travaillé par jour semble être inferieur à 4, veuillez s'il vous plait confirmer cette information avec le QG. </w:t>
+        <w:br/>
+        <w:t xml:space="preserve">- Avertissement!!! gueye kaïré enquêté dans l'emploi principale n'a pas declaré son salaire prière de fournir plus d'effort pour lui demander son salire, vous pouvez utiliser des stratégies pour faire une estimation ou demander des conseils au QG. Avertissement!!! gueye kaïré enquêté dans l'emploi principale n'a pas declaré son revenu prière de fournir plus d'effort pour lui demander son revenu, vous pouvez utiliser des stratégies pour faire une estimation ou demander des conseils au QG. </w:t>
+        <w:br/>
+        <w:t xml:space="preserve">- Nombre d'heures par jour que abdoulaye kaïrè consacre habituellement à l'emploi depasse 16 heures, veuillez revoir s'il vous plait. </w:t>
+        <w:br/>
+        <w:t>- Nombre de mois exercé par aïssatou traorè dans l'emploi au cours des 12 derniers mois semble faible, veuillez corriger s'il vous plait ou comfirmer avec le QG.</w:t>
+      </w:r>
+    </w:p>
+    <w:p>
+      <w:r>
+        <w:rPr>
+          <w:b/>
+          <w:color w:val="4672C4"/>
+          <w:sz w:val="22"/>
+        </w:rPr>
+        <w:t>&gt;&gt; Section6 - Epargne et credit</w:t>
+      </w:r>
+    </w:p>
+    <w:p>
+      <w:pPr>
+        <w:ind w:left="283"/>
+      </w:pPr>
+      <w:r>
+        <w:rPr>
+          <w:sz w:val="20"/>
+        </w:rPr>
+        <w:t xml:space="preserve">- Avertissement!!! aïssatou traorè a demandé un crédit auprès d'une institution financière au cours des 12 derniers mois, qui a obtenu un crédit auprès d'une de ces institutions au cours des 12 derniers mois dit n'avoir pas beneficer de crédit immobilier. Veuillez vous rassurez réellement que la personne n'a pas affecté de crédit immobilier. </w:t>
+        <w:br/>
+        <w:t xml:space="preserve">-  Avertissement!!! fatou dieye a demandé un crédit auprès d'une institution financière au cours des 12 derniers mois, qui a obtenu un crédit auprès d'une de ces institutions au cours des 12 derniers mois dit n'avoir pas beneficer de crédit immobilier. Veuillez vous rassurez réellement que la personne n'a pas affecté de crédit immobilier. </w:t>
+        <w:br/>
+        <w:t xml:space="preserve">-  Avertissement!!! mareme dieye a demandé un crédit auprès d'une institution financière au cours des 12 derniers mois, qui a obtenu un crédit auprès d'une de ces institutions au cours des 12 derniers mois dit n'avoir pas beneficer de crédit immobilier. Veuillez vous rassurez réellement que la personne n'a pas affecté de crédit immobilier. </w:t>
+        <w:br/>
+        <w:t xml:space="preserve">-  Avertissement!!! ngoné kaïré a demandé un crédit auprès d'une institution financière au cours des 12 derniers mois, qui a obtenu un crédit auprès d'une de ces institutions au cours des 12 derniers mois dit n'avoir pas beneficer de crédit immobilier. Veuillez vous rassurez réellement que la personne n'a pas affecté de crédit immobilier. </w:t>
+        <w:br/>
+        <w:t>-  Avertissement!!! yacine seye a demandé un crédit auprès d'une institution financière au cours des 12 derniers mois, qui a obtenu un crédit auprès d'une de ces institutions au cours des 12 derniers mois dit n'avoir pas beneficer de crédit immobilier. Veuillez vous rassurez réellement que la personne n'a pas affecté de crédit immobilier.</w:t>
+      </w:r>
+    </w:p>
+    <w:p>
+      <w:r>
+        <w:rPr>
+          <w:b/>
+          <w:color w:val="4672C4"/>
+          <w:sz w:val="22"/>
+        </w:rPr>
+        <w:t>&gt;&gt; Section7b - Consommation alimentaire - 7 jours</w:t>
+      </w:r>
+    </w:p>
+    <w:p>
+      <w:pPr>
+        <w:ind w:left="283"/>
+      </w:pPr>
+      <w:r>
+        <w:rPr>
+          <w:sz w:val="20"/>
+        </w:rPr>
+        <w:t>- Attention ! Le prix unitaire d'achat (25 Fcfa) de Café en poudre soluble en Sachets (Tres petit) est relativement faible par rapport aux autres prix observés dans cette zone. Prière de corriger ou de confirmer avec le QG. Attention ! Le prix unitaire d'achat (2800 Fcfa) de Pâte d'arachide en Kg (taille unique) est relativement élevé par rapport aux autres prix observés dans cette zone. Prière de corriger ou de confirmer avec le QG. Attention ! Soupçons de quantité anormale! Le ménage de GUEYE KAÏRÈ avec une taille de 29 personnes a consommé 5.6 Sachets en Petit de Soumbala (moutarde africaine) qui est relativement élevé comme consommation par rapport à la condition de vie des autres ménages de même taille dans cette zone. Prière de corriger ou de confirmer avec le QG. Avertissement!! La quantité (6.5 litre) du produit Huile de soja  consommée  par le ménage semble très élevé, prière de corriger ou confirmer avec le QG. Avertissement!!! Le ménage a consommé 30 Sachets industriel Petit de Caramel, bonbons, confiseries, etc., cette quantité semble anormale pour une consommation des 7 derniers jours.Prière de corriger ou de confirmer avec le QG. Avertissement!!! Le ménage a consommé 7 Paquet Tres petit de Thé en sachet, cette quantité semble anormale pour une consommation des 7 derniers jours.Prière de corriger ou de confirmer avec le QG. Avertissement!! le prix unitaire (125 Fcfa) de Thé en sachet (unité: Paquet) de taille Tres petit est très faible ou élevé. Prière de corriger ou de confirmer avec le QG. Avertissement!!! Le ménage a consommé 8 Pièce Moyen de Poisson fumé type 4, cette quantité semble anormale pour une consommation des 7 derniers jours.Prière de corriger ou de confirmer avec le QG. Avertissement!!!Le ménage a consommé 47 miche de Moyen de Pain moderne (Baguette)  ce qui semble incoherent pour une consommation aucours des 7 derniers jours, prière de verifier et corriger. Attention ! Le prix unitaire d'achat (331.8182 Fcfa) de Pain moderne (Baguette) en miche (Moyen) est relativement élevé par rapport aux autres prix observés dans cette zone. Prière de corriger ou de confirmer avec le QG. Avertissement!!!Le ménage a consommé 49 Cube de Moyen de Cube alimentaire (Maggi, Jumbo, )  ce qui semble incoherent pour une consommation aucours des 7 derniers jours, prière de verifier et corriger. Avertissement!!! Le ménage a consommé 49 Cube Moyen de Cube alimentaire (Maggi, Jumbo, ), cette quantité semble anormale pour une consommation des 7 derniers jours.Prière de corriger ou de confirmer avec le QG.</w:t>
+      </w:r>
+    </w:p>
+    <w:p>
+      <w:r>
+        <w:rPr>
+          <w:b/>
+          <w:color w:val="4672C4"/>
+          <w:sz w:val="22"/>
+        </w:rPr>
+        <w:t>&gt;&gt; Section9c - Depenses non-alimentaires - 30 jours</w:t>
+      </w:r>
+    </w:p>
+    <w:p>
+      <w:pPr>
+        <w:ind w:left="283"/>
+      </w:pPr>
+      <w:r>
+        <w:rPr>
+          <w:sz w:val="20"/>
+        </w:rPr>
+        <w:t xml:space="preserve">- La dernière fois que vous avez acheté Frais de coiffure homme et femme (salon, tressage, mèches, coupe, etc.), manucure, pédicure est salon de coiffure et semble exister dans les modalités, prière de prendre attache avec le QG pour plus d'explication afin de la classer bien. </w:t>
+        <w:br/>
+        <w:t>- Peu plausible! le montant de la dépense pour  Savon de ménage, lessive en poudre, détergents (eau de javel, etc. ) semble trop élevé. Veuillez, s'il vous plaît, confirmer cette information avec le QG ou la corriger.</w:t>
+      </w:r>
+    </w:p>
+    <w:p>
+      <w:r>
+        <w:rPr>
+          <w:b/>
+          <w:color w:val="4672C4"/>
+          <w:sz w:val="22"/>
+        </w:rPr>
+        <w:t>&gt;&gt; Section10b - caracteristiques entreprise non agricole</w:t>
+      </w:r>
+    </w:p>
+    <w:p>
+      <w:pPr>
+        <w:ind w:left="283"/>
+      </w:pPr>
+      <w:r>
+        <w:rPr>
+          <w:sz w:val="20"/>
+        </w:rPr>
+        <w:t xml:space="preserve">- Veuillez, s'il vous plaît, donner une valeur exacte ou estimée du montant à renseigner different de 9999 dans les champs s1046 à s10q57 pour elle fait des pastelles ( fataya ). Cette entreprise elle fait des pastelles ( fataya ) dit avoir obtenu une valeur sur les marchandises vendu en etat et les marchandises vendu après transformation. L'entreprise elle fait des pastelles ( fataya ) est généralement une entreprise de fabrication ou transformation dont elle depense en achat de matières premières.Elle transforme le produit donc ne peut pas obtenir un montant sur la revente des marchandises achetés en état (10.46 ou 10.47). Prière de mettre 0 pour ces questions si elles n'achètent pas de marchandise en état pour les revendre en état. </w:t>
+        <w:br/>
+        <w:t>- Veuillez, s'il vous plaît, donner une valeur exacte ou estimée du montant à renseigner different de 9999 dans les champs s1046 à s10q57 pour elle vend des vetements.</w:t>
+      </w:r>
+    </w:p>
+    <w:p>
+      <w:r>
+        <w:rPr>
+          <w:b/>
+          <w:color w:val="4672C4"/>
+          <w:sz w:val="22"/>
+        </w:rPr>
+        <w:t>&gt;&gt; Section11 - Caracteristiques logement</w:t>
+      </w:r>
+    </w:p>
+    <w:p>
+      <w:pPr>
+        <w:ind w:left="283"/>
+      </w:pPr>
+      <w:r>
+        <w:rPr>
+          <w:sz w:val="20"/>
+        </w:rPr>
+        <w:t>- Le  principal matériau de toit est zing et semble exister dans les modalités, prière de prendre attache avec le QG pour plus d'explication afin de la classer bien.</w:t>
+      </w:r>
+    </w:p>
+    <w:p>
+      <w:r>
+        <w:rPr>
+          <w:b/>
+          <w:color w:val="4672C4"/>
+          <w:sz w:val="22"/>
+        </w:rPr>
+        <w:t>&gt;&gt; Section12 - Actifs du menage</w:t>
+      </w:r>
+    </w:p>
+    <w:p>
+      <w:pPr>
+        <w:ind w:left="283"/>
+      </w:pPr>
+      <w:r>
+        <w:rPr>
+          <w:sz w:val="20"/>
+        </w:rPr>
+        <w:t xml:space="preserve">- Le nombre d'article ( Matelas simple)  dans ce ménages est élevé (17), prière de corriger ou confirmer avec le QG. Le prix d'achat de l'article  Matelas simple ne doit pas être égal 0 même si le ménage l'a reçu en cadeau prière de leurs aider à faire une estimations. Le prix d'achat de l'article  Matelas simple est nul (achété à 0fcfa) mais le prix de revente est different de 0 impossible, prière de verifier et corriger. </w:t>
+        <w:br/>
+        <w:t>- Le prix d'achat de l'article  Téléphone portable ne doit pas être égal 0 même si le ménage l'a reçu en cadeau prière de leurs aider à faire une estimations. Le prix d'achat de l'article  Téléphone portable est nul (achété à 0fcfa) mais le prix de revente est different de 0 impossible, prière de verifier et corriger.</w:t>
+      </w:r>
+    </w:p>
+    <w:p>
+      <w:r>
+        <w:rPr>
+          <w:b/>
+          <w:color w:val="4672C4"/>
+          <w:sz w:val="22"/>
+        </w:rPr>
+        <w:t>&gt;&gt; Section14 - Chocs</w:t>
+      </w:r>
+    </w:p>
+    <w:p>
+      <w:pPr>
+        <w:ind w:left="283"/>
+      </w:pPr>
+      <w:r>
+        <w:rPr>
+          <w:sz w:val="20"/>
+        </w:rPr>
+        <w:t>- Avertissement!! Le ménage n'a été négativement affecté par aucun des problèmes donnés dans la section 14. Confirmez vous cette information avec le QG?</w:t>
+      </w:r>
+    </w:p>
+    <w:p>
+      <w:r>
+        <w:rPr>
+          <w:b/>
+          <w:color w:val="4672C4"/>
+          <w:sz w:val="22"/>
+        </w:rPr>
+        <w:t>&gt;&gt; Section16a - Champs et parcelles</w:t>
+      </w:r>
+    </w:p>
+    <w:p>
+      <w:pPr>
+        <w:ind w:left="283"/>
+      </w:pPr>
+      <w:r>
+        <w:rPr>
+          <w:sz w:val="20"/>
+        </w:rPr>
+        <w:t>- La section 16 du ménage de GUEYE KAÏRÈ n'est pas renseigné, prière de renseigner.</w:t>
       </w:r>
     </w:p>
     <w:p>
@@ -1471,7 +2579,7 @@
           </w:tcPr>
           <w:p>
             <w:r/>
-            <w:hyperlink r:id="rId10">
+            <w:hyperlink r:id="rId12">
               <w:r>
                 <w:rPr>
                   <w:color w:val="0563C1"/>
@@ -1503,15 +2611,7 @@
         <w:rPr>
           <w:sz w:val="20"/>
         </w:rPr>
-        <w:t xml:space="preserve">- Attention ! Vous avez déclaré en s01q00 que le répondant est la personne elle-même, or dieme gningue1 est trop jeune (8 ans) pour fournir des informations correctes. Prière de refaire la section 1 pour dieme gningue1 en demandant à un adulte de répondre aux questions à sa place. </w:t>
-        <w:br/>
-        <w:t xml:space="preserve">- Attention ! Vous avez déclaré en s01q00 que le répondant est la personne elle-même, or dieme gningue2 est trop jeune (5 ans) pour fournir des informations correctes. Prière de refaire la section 1 pour dieme gningue2 en demandant à un adulte de répondre aux questions à sa place. </w:t>
-        <w:br/>
-        <w:t xml:space="preserve">- Attention ! Vous avez déclaré en s01q00 que le répondant est la personne elle-même, or ibou gningue est trop jeune (3 ans) pour fournir des informations correctes. Prière de refaire la section 1 pour ibou gningue en demandant à un adulte de répondre aux questions à sa place. </w:t>
-        <w:br/>
-        <w:t xml:space="preserve">- Attention ! Vous avez déclaré en s01q00 que le répondant est la personne elle-même, or mouhamed gningue est trop jeune (8 ans) pour fournir des informations correctes. Prière de refaire la section 1 pour mouhamed gningue en demandant à un adulte de répondre aux questions à sa place. </w:t>
-        <w:br/>
-        <w:t>- Attention ! Vous avez déclaré en s01q00 que le répondant est la personne elle-même, or ndeye astou gningue est trop jeune (8 ans) pour fournir des informations correctes. Prière de refaire la section 1 pour ndeye astou gningue en demandant à un adulte de répondre aux questions à sa place.</w:t>
+        <w:t>- La raison principale pour laquelle que ababacar gningue est venu vivre dans cette localité est innodation et semble exister dans les modalités, prière de prendre attache avec le QG pour plus d'explication afin de la classer bien.</w:t>
       </w:r>
     </w:p>
     <w:p>
@@ -1579,7 +2679,11 @@
         <w:rPr>
           <w:sz w:val="20"/>
         </w:rPr>
-        <w:t>- Avertissement! Généralement les jeunes hommes (10 à 25ans) font des travaux ménager soit apprendre les enfants à reviser leurs léçons ou d'autres cours, omar gningue n'a consacré aucune heure pour les travaux cités en s04q01, s04q02, s04q03, s04q04, s04q05, s04q06, s04q07 et s04q08.Prière de regarder pour corriger ou confirmer avec le QG.</w:t>
+        <w:t xml:space="preserve">- Avertissement! Généralement les jeunes hommes (10 à 25ans) font des travaux ménager soit apprendre les enfants à reviser leurs léçons ou d'autres cours, babacar diouf n'a consacré aucune heure pour les travaux cités en s04q01, s04q02, s04q03, s04q04, s04q05, s04q06, s04q07 et s04q08.Prière de regarder pour corriger ou confirmer avec le QG. Avertissement! Nombre d'heure que babacar diouf a consacré à son emploi au cours des 7 derniers jours est trop élevé, veuillez revoir s'il vous plait ou confirmer cette information avec le QG. </w:t>
+        <w:br/>
+        <w:t xml:space="preserve">- Avertissement! Généralement les jeunes hommes (10 à 25ans) font des travaux ménager soit apprendre les enfants à reviser leurs léçons ou d'autres cours, omar gningue n'a consacré aucune heure pour les travaux cités en s04q01, s04q02, s04q03, s04q04, s04q05, s04q06, s04q07 et s04q08.Prière de regarder pour corriger ou confirmer avec le QG. </w:t>
+        <w:br/>
+        <w:t>- Avertissement! Nombre d'heure que modou diop a consacré à son emploi au cours des 7 derniers jours est trop élevé, veuillez revoir s'il vous plait ou confirmer cette information avec le QG.</w:t>
       </w:r>
     </w:p>
     <w:p>
@@ -1600,83 +2704,9 @@
         <w:rPr>
           <w:sz w:val="20"/>
         </w:rPr>
-        <w:t xml:space="preserve">- Avertissementababacar gningue  travaille mais les questions relatives à son emploi principal ne sont pas renseignées à 100%, prière de les renseigner. Vous avez sélectionné l'option 'Ne sait pas' pour la catégorie socioprofessionnelle de ababacar gningue ou vous ne l'avez pas renseigné. prière de corriger. </w:t>
+        <w:t xml:space="preserve">- Attention ! Le nombre de jours que ababacar gningue a travaillés par mois semble être inférieur à 15. Veuillez, s'il vous plaît, confirmer cette information. </w:t>
         <w:br/>
-        <w:t xml:space="preserve">-  Avertissementaminata diop  travaille mais les questions relatives à son emploi principal ne sont pas renseignées à 100%, prière de les renseigner. Vous avez sélectionné l'option 'Ne sait pas' pour la catégorie socioprofessionnelle de aminata diop ou vous ne l'avez pas renseigné. prière de corriger. </w:t>
-        <w:br/>
-        <w:t xml:space="preserve">-  Avertissementdaba gningue  travaille mais les questions relatives à son emploi principal ne sont pas renseignées à 100%, prière de les renseigner. Vous avez sélectionné l'option 'Ne sait pas' pour la catégorie socioprofessionnelle de daba gningue ou vous ne l'avez pas renseigné. prière de corriger. </w:t>
-        <w:br/>
-        <w:t xml:space="preserve">-  Avertissementkhady sarr  travaille mais les questions relatives à son emploi principal ne sont pas renseignées à 100%, prière de les renseigner. Vous avez sélectionné l'option 'Ne sait pas' pour la catégorie socioprofessionnelle de khady sarr ou vous ne l'avez pas renseigné. prière de corriger. </w:t>
-        <w:br/>
-        <w:t>-  Avertissementomar gningue  travaille mais les questions relatives à son emploi principal ne sont pas renseignées à 100%, prière de les renseigner. Vous avez sélectionné l'option 'Ne sait pas' pour la catégorie socioprofessionnelle de omar gningue ou vous ne l'avez pas renseigné. prière de corriger.</w:t>
-      </w:r>
-    </w:p>
-    <w:p>
-      <w:r>
-        <w:rPr>
-          <w:b/>
-          <w:color w:val="4672C4"/>
-          <w:sz w:val="22"/>
-        </w:rPr>
-        <w:t>&gt;&gt; Section7a1 - Repas pris a l'exterieur du menage</w:t>
-      </w:r>
-    </w:p>
-    <w:p>
-      <w:pPr>
-        <w:ind w:left="283"/>
-      </w:pPr>
-      <w:r>
-        <w:rPr>
-          <w:sz w:val="20"/>
-        </w:rPr>
-        <w:t>- Attention ! La section sur le repas pris à l'extérieur du ménage n'est pas renseignée à 100 %. Prière de vérifier l'ensemble des questions relatives à cette section et de les renseigner en totalité.</w:t>
-      </w:r>
-    </w:p>
-    <w:p>
-      <w:r>
-        <w:rPr>
-          <w:b/>
-          <w:color w:val="4672C4"/>
-          <w:sz w:val="22"/>
-        </w:rPr>
-        <w:t>&gt;&gt; Section7a2 - Repas pris a l'exterieur du menage</w:t>
-      </w:r>
-    </w:p>
-    <w:p>
-      <w:pPr>
-        <w:ind w:left="283"/>
-      </w:pPr>
-      <w:r>
-        <w:rPr>
-          <w:sz w:val="20"/>
-        </w:rPr>
-        <w:t xml:space="preserve">- La section sur le repas pris à l'extérieur du ménage du membre ababacar gningue n'est pas renseignée à 100 %. Prière de vérifier l'ensemble des questions relatives à ce membre et de les renseigner en totalité. </w:t>
-        <w:br/>
-        <w:t xml:space="preserve">- La section sur le repas pris à l'extérieur du ménage du membre aminata diop n'est pas renseignée à 100 %. Prière de vérifier l'ensemble des questions relatives à ce membre et de les renseigner en totalité. </w:t>
-        <w:br/>
-        <w:t xml:space="preserve">- La section sur le repas pris à l'extérieur du ménage du membre babacar diouf n'est pas renseignée à 100 %. Prière de vérifier l'ensemble des questions relatives à ce membre et de les renseigner en totalité. </w:t>
-        <w:br/>
-        <w:t xml:space="preserve">- La section sur le repas pris à l'extérieur du ménage du membre bassine gningue n'est pas renseignée à 100 %. Prière de vérifier l'ensemble des questions relatives à ce membre et de les renseigner en totalité. </w:t>
-        <w:br/>
-        <w:t xml:space="preserve">- La section sur le repas pris à l'extérieur du ménage du membre daba gningue n'est pas renseignée à 100 %. Prière de vérifier l'ensemble des questions relatives à ce membre et de les renseigner en totalité. </w:t>
-        <w:br/>
-        <w:t xml:space="preserve">- La section sur le repas pris à l'extérieur du ménage du membre dieme gningue1 n'est pas renseignée à 100 %. Prière de vérifier l'ensemble des questions relatives à ce membre et de les renseigner en totalité. </w:t>
-        <w:br/>
-        <w:t xml:space="preserve">- La section sur le repas pris à l'extérieur du ménage du membre dieme gningue2 n'est pas renseignée à 100 %. Prière de vérifier l'ensemble des questions relatives à ce membre et de les renseigner en totalité. </w:t>
-        <w:br/>
-        <w:t xml:space="preserve">- La section sur le repas pris à l'extérieur du ménage du membre ibou gningue n'est pas renseignée à 100 %. Prière de vérifier l'ensemble des questions relatives à ce membre et de les renseigner en totalité. </w:t>
-        <w:br/>
-        <w:t xml:space="preserve">- La section sur le repas pris à l'extérieur du ménage du membre khady sarr n'est pas renseignée à 100 %. Prière de vérifier l'ensemble des questions relatives à ce membre et de les renseigner en totalité. </w:t>
-        <w:br/>
-        <w:t xml:space="preserve">- La section sur le repas pris à l'extérieur du ménage du membre modou diop n'est pas renseignée à 100 %. Prière de vérifier l'ensemble des questions relatives à ce membre et de les renseigner en totalité. </w:t>
-        <w:br/>
-        <w:t xml:space="preserve">- La section sur le repas pris à l'extérieur du ménage du membre mouhamed gningue n'est pas renseignée à 100 %. Prière de vérifier l'ensemble des questions relatives à ce membre et de les renseigner en totalité. </w:t>
-        <w:br/>
-        <w:t xml:space="preserve">- La section sur le repas pris à l'extérieur du ménage du membre ndeye ami gningue n'est pas renseignée à 100 %. Prière de vérifier l'ensemble des questions relatives à ce membre et de les renseigner en totalité. </w:t>
-        <w:br/>
-        <w:t xml:space="preserve">- La section sur le repas pris à l'extérieur du ménage du membre ndeye astou gningue n'est pas renseignée à 100 %. Prière de vérifier l'ensemble des questions relatives à ce membre et de les renseigner en totalité. </w:t>
-        <w:br/>
-        <w:t>- La section sur le repas pris à l'extérieur du ménage du membre omar gningue n'est pas renseignée à 100 %. Prière de vérifier l'ensemble des questions relatives à ce membre et de les renseigner en totalité.</w:t>
+        <w:t>- Nombre de mois exercé par daba gningue dans l'emploi au cours des 12 derniers mois semble faible, veuillez corriger s'il vous plait ou comfirmer avec le QG.</w:t>
       </w:r>
     </w:p>
     <w:p>
@@ -1697,7 +2727,7 @@
         <w:rPr>
           <w:sz w:val="20"/>
         </w:rPr>
-        <w:t>- Le ménage a consommé Ail mais les informations sur la quantité, l'unité ou la taille ne sont pas renseignées.Prière de renseigner. Le ménage a consommé Arachides pilées mais les informations sur la quantité, l'unité ou la taille ne sont pas renseignées.Prière de renseigner. Le ménage a consommé Arôme (Maggi, Jumbo, etc.) mais les informations sur la quantité, l'unité ou la taille ne sont pas renseignées.Prière de renseigner. Le ménage a consommé Aubergine   mais les informations sur la quantité, l'unité ou la taille ne sont pas renseignées.Prière de renseigner. Le ménage a consommé Aubergine sauvage  mais les informations sur la quantité, l'unité ou la taille ne sont pas renseignées.Prière de renseigner. Le ménage a consommé Autres condiments (persil, céléri, etc.) mais les informations sur la quantité, l'unité ou la taille ne sont pas renseignées.Prière de renseigner. Le ménage a consommé Banane douce mais les informations sur la quantité, l'unité ou la taille ne sont pas renseignées.Prière de renseigner. Le ménage a consommé Beignets de farine de boulangerie mais les informations sur la quantité, l'unité ou la taille ne sont pas renseignées.Prière de renseigner. Le ménage a consommé Beurre mais les informations sur la quantité, l'unité ou la taille ne sont pas renseignées.Prière de renseigner. Le ménage a consommé Biscuits mais les informations sur la quantité, l'unité ou la taille ne sont pas renseignées.Prière de renseigner. Le ménage a consommé Café en poudre soluble mais les informations sur la quantité, l'unité ou la taille ne sont pas renseignées.Prière de renseigner. Le ménage a consommé Café moulu mais les informations sur la quantité, l'unité ou la taille ne sont pas renseignées.Prière de renseigner. Le ménage a consommé Capitaine frais mais les informations sur la quantité, l'unité ou la taille ne sont pas renseignées.Prière de renseigner. Le ménage a consommé Caramel, bonbons, confiseries, etc. mais les informations sur la quantité, l'unité ou la taille ne sont pas renseignées.Prière de renseigner. Le ménage a consommé Carotte mais les informations sur la quantité, l'unité ou la taille ne sont pas renseignées.Prière de renseigner. Le ménage a consommé Chinchard (Tièkè Dièguè) mais les informations sur la quantité, l'unité ou la taille ne sont pas renseignées.Prière de renseigner. Le ménage a consommé Chocolat pâte à tartiner mais les informations sur la quantité, l'unité ou la taille ne sont pas renseignées.Prière de renseigner. Le ménage a consommé Choux mais les informations sur la quantité, l'unité ou la taille ne sont pas renseignées.Prière de renseigner. Le ménage a consommé Citron mais les informations sur la quantité, l'unité ou la taille ne sont pas renseignées.Prière de renseigner. Le ménage a consommé Concombre mais les informations sur la quantité, l'unité ou la taille ne sont pas renseignées.Prière de renseigner. Le ménage a consommé Courge mais les informations sur la quantité, l'unité ou la taille ne sont pas renseignées.Prière de renseigner. Le ménage a consommé Cube alimentaire (Maggi, Jumbo, ) mais les informations sur la quantité, l'unité ou la taille ne sont pas renseignées.Prière de renseigner. Le ménage a consommé Escargots mais les informations sur la quantité, l'unité ou la taille ne sont pas renseignées.Prière de renseigner. Le ménage a consommé Farine de blé locale ou importée mais les informations sur la quantité, l'unité ou la taille ne sont pas renseignées.Prière de renseigner. Le ménage a consommé Feuilles de  Haricot mais les informations sur la quantité, l'unité ou la taille ne sont pas renseignées.Prière de renseigner. Le ménage a consommé Feuilles de patate mais les informations sur la quantité, l'unité ou la taille ne sont pas renseignées.Prière de renseigner. Le ménage a consommé Fromage mais les informations sur la quantité, l'unité ou la taille ne sont pas renseignées.Prière de renseigner. Le ménage a consommé Huile de soja  mais les informations sur la quantité, l'unité ou la taille ne sont pas renseignées.Prière de renseigner. Le ménage a consommé Lait concentré non-sucré mais les informations sur la quantité, l'unité ou la taille ne sont pas renseignées.Prière de renseigner. Le ménage a consommé Lait en poudre mais les informations sur la quantité, l'unité ou la taille ne sont pas renseignées.Prière de renseigner. Le ménage a consommé Mandarine/Clémentine mais les informations sur la quantité, l'unité ou la taille ne sont pas renseignées.Prière de renseigner. Le ménage a consommé Manioc en tubercules mais les informations sur la quantité, l'unité ou la taille ne sont pas renseignées.Prière de renseigner. Le ménage a consommé Mayonnaise mais les informations sur la quantité, l'unité ou la taille ne sont pas renseignées.Prière de renseigner. Le ménage a consommé Melon mais les informations sur la quantité, l'unité ou la taille ne sont pas renseignées.Prière de renseigner. Le ménage a consommé Miel mais les informations sur la quantité, l'unité ou la taille ne sont pas renseignées.Prière de renseigner. Le ménage a consommé Mil mais les informations sur la quantité, l'unité ou la taille ne sont pas renseignées.Prière de renseigner. Le ménage a consommé Moutarde mais les informations sur la quantité, l'unité ou la taille ne sont pas renseignées.Prière de renseigner. Le ménage a consommé Mâchoiron séchée (Kon) mais les informations sur la quantité, l'unité ou la taille ne sont pas renseignées.Prière de renseigner. Le ménage a consommé Niébé/Haricots secs mais les informations sur la quantité, l'unité ou la taille ne sont pas renseignées.Prière de renseigner. Le ménage a consommé Oignon frais mais les informations sur la quantité, l'unité ou la taille ne sont pas renseignées.Prière de renseigner. Le ménage a consommé Pain moderne (Baguette) mais les informations sur la quantité, l'unité ou la taille ne sont pas renseignées.Prière de renseigner. Le ménage a consommé Pain moderne (Rond) mais les informations sur la quantité, l'unité ou la taille ne sont pas renseignées.Prière de renseigner. Le ménage a consommé Papaye mais les informations sur la quantité, l'unité ou la taille ne sont pas renseignées.Prière de renseigner. Le ménage a consommé Patate douce mais les informations sur la quantité, l'unité ou la taille ne sont pas renseignées.Prière de renseigner. Le ménage a consommé Piment frais mais les informations sur la quantité, l'unité ou la taille ne sont pas renseignées.Prière de renseigner. Le ménage a consommé Piment séché mais les informations sur la quantité, l'unité ou la taille ne sont pas renseignées.Prière de renseigner. Le ménage a consommé Poireau mais les informations sur la quantité, l'unité ou la taille ne sont pas renseignées.Prière de renseigner. Le ménage a consommé Poisson frais type 8 mais les informations sur la quantité, l'unité ou la taille ne sont pas renseignées.Prière de renseigner. Le ménage a consommé Poivre mais les informations sur la quantité, l'unité ou la taille ne sont pas renseignées.Prière de renseigner. Le ménage a consommé Poivron frais mais les informations sur la quantité, l'unité ou la taille ne sont pas renseignées.Prière de renseigner. Le ménage a consommé Pomme de terre mais les informations sur la quantité, l'unité ou la taille ne sont pas renseignées.Prière de renseigner. Le ménage a consommé Pommes mais les informations sur la quantité, l'unité ou la taille ne sont pas renseignées.Prière de renseigner. Le ménage a consommé Pâte d'arachide mais les informations sur la quantité, l'unité ou la taille ne sont pas renseignées.Prière de renseigner. Le ménage a consommé Riz local Gambiaka mais les informations sur la quantité, l'unité ou la taille ne sont pas renseignées.Prière de renseigner. Le ménage a consommé Salade (laitue) mais les informations sur la quantité, l'unité ou la taille ne sont pas renseignées.Prière de renseigner. Le ménage a consommé Sel mais les informations sur la quantité, l'unité ou la taille ne sont pas renseignées.Prière de renseigner. Difficile de consommer le Sel en   prière de verifier. Le ménage a consommé Silure séché mais les informations sur la quantité, l'unité ou la taille ne sont pas renseignées.Prière de renseigner. Le ménage a consommé Soumbala (moutarde africaine) mais les informations sur la quantité, l'unité ou la taille ne sont pas renseignées.Prière de renseigner. Le ménage a consommé Sucre en poudre  mais les informations sur la quantité, l'unité ou la taille ne sont pas renseignées.Prière de renseigner. Le ménage a consommé Tamarin noir mais les informations sur la quantité, l'unité ou la taille ne sont pas renseignées.Prière de renseigner. Le ménage a consommé Tomate fraîche mais les informations sur la quantité, l'unité ou la taille ne sont pas renseignées.Prière de renseigner. Le ménage a consommé Viande de bœuf: filet, faux-filet mais les informations sur la quantité, l'unité ou la taille ne sont pas renseignées.Prière de renseigner. Le ménage a consommé Viande de poulet entier mais les informations sur la quantité, l'unité ou la taille ne sont pas renseignées.Prière de renseigner. Le ménage a consommé Vinaigre de vin mais les informations sur la quantité, l'unité ou la taille ne sont pas renseignées.Prière de renseigner. Le ménage a consommé Œufs frais mais les informations sur la quantité, l'unité ou la taille ne sont pas renseignées.Prière de renseigner.</w:t>
+        <w:t>- Attention ! Le prix unitaire d'achat (150 Fcfa) de Manioc en tubercules en Morceau (Portion) (Petit) est relativement élevé par rapport aux autres prix observés dans cette zone. Prière de corriger ou de confirmer avec le QG. Attention ! Le prix unitaire d'achat (200 Fcfa) de Tomate fraîche en Sachets (Petit) est relativement élevé par rapport aux autres prix observés dans cette zone. Prière de corriger ou de confirmer avec le QG. Attention ! Le prix unitaire d'achat (75 Fcfa) de Carotte en Pièce (Petit) est relativement faible par rapport aux autres prix observés dans cette zone. Prière de corriger ou de confirmer avec le QG. Avertissement!! La quantité (3.62 litre) du produit Huile de soja  consommée  par le ménage semble très élevé, prière de corriger ou confirmer avec le QG. Avertissement!!!Le ménage a consommé 52 miche de Moyen de Pain moderne (Baguette)  ce qui semble incoherent pour une consommation aucours des 7 derniers jours, prière de verifier et corriger. Attention ! Soupçons de quantité anormale! Le ménage de Ababacar gningue avec une taille de 14 personnes a consommé 52 miche en Moyen de Pain moderne (Baguette) qui est relativement élevé comme consommation par rapport à la condition de vie des autres ménages de même taille dans cette zone. Prière de corriger ou de confirmer avec le QG. Difficile de consommer le Sel en Sachets industriel Petit prière de verifier. Incohérence!! Dans ce ménage, chaque individus consomme par jour .5765306 Kg  de cereale; Prière de revoir les quantités prises de ces produits. Incohérence!! Dans ce ménage, chaque individus consomme par jour .5765306 Kg  de cereale; Prière de revoir les quantités prises de ces produits.</w:t>
       </w:r>
     </w:p>
     <w:p>
@@ -1718,13 +2748,9 @@
         <w:rPr>
           <w:sz w:val="20"/>
         </w:rPr>
-        <w:t xml:space="preserve">- Le montant obtenus sur les services rendus par l'entreprise ##N/A## au cours des 30 derniers jours ou durant le dernier mois où l'entreprise a fonctionné n'a pas été renseigné, prière de mettre de 0 si l'entreprise n'a pas rendu de service. Prière de renseigner les montants dans les champs (s10q46 s10q47 s10q48 s10q49 s10q50 s10q51 s10q52 s10q53 s10q54 s10q55 s10q56 s10q57), mettre 0 si l'entreprise ##N/A## n'a pas effectué des dépenses ou faire des reventes des marchandises ou des produits ou rendre de service.Cette entreprise ##N/A## dit avoir obtenu une valeur sur les marchandises vendu en etat, les marchandises vendu après transformation et les services rendus. Prière de corriger. Cette entreprise ##N/A## dit avoir obtenu une valeur sur les marchandises vendu en etat et les marchandises vendu après transformation. La main d'oeuvre familiale pour khady sarr ayant travaillé dans cette entreprise ##N/A## aucours des 12 derniers mois n'est pas renseigner. Prière de reneigner toutes les informations qui lui concerne. La main d'oeuvre sariale de khady sarr ayant travaillé dans cette entreprise ##N/A## aucours des 30 derniers jours n'est pas renseigner. Prière de reneigner toutes les informations qui lui concerne. </w:t>
+        <w:t xml:space="preserve">- L'entreprise commerce de baignet est généralement une entreprise commerciale ou de service dont elle ne depense pas en achat de matières premières.Elle ne transforme pas de produit donc ne peut pas obtenir un montant sur la vente des produits transformés (10.48 ou 10.49). Prière de mettre 0 pour ces questions si elles ne font pas de transformation. </w:t>
         <w:br/>
-        <w:t xml:space="preserve">- Les informations sur ces entrepises non agricole manquent, prière de les renseigner. Le montant obtenus sur les services rendus par l'entreprise ##N/A## au cours des 30 derniers jours ou durant le dernier mois où l'entreprise a fonctionné n'a pas été renseigné, prière de mettre de 0 si l'entreprise n'a pas rendu de service. Prière de renseigner les montants dans les champs (s10q46 s10q47 s10q48 s10q49 s10q50 s10q51 s10q52 s10q53 s10q54 s10q55 s10q56 s10q57), mettre 0 si l'entreprise ##N/A## n'a pas effectué des dépenses ou faire des reventes des marchandises ou des produits ou rendre de service.Cette entreprise ##N/A## dit avoir obtenu une valeur sur les marchandises vendu en etat, les marchandises vendu après transformation et les services rendus. Prière de corriger. Cette entreprise ##N/A## dit avoir obtenu une valeur sur les marchandises vendu en etat et les marchandises vendu après transformation. La main d'oeuvre familiale pour babacar diouf ayant travaillé dans cette entreprise ##N/A## aucours des 12 derniers mois n'est pas renseigner. Prière de reneigner toutes les informations qui lui concerne. La main d'oeuvre sariale de babacar diouf ayant travaillé dans cette entreprise ##N/A## aucours des 30 derniers jours n'est pas renseigner. Prière de reneigner toutes les informations qui lui concerne. </w:t>
-        <w:br/>
-        <w:t xml:space="preserve">- Les informations sur ces entrepises non agricole manquent, prière de les renseigner. Le montant obtenus sur les services rendus par l'entreprise ##N/A## au cours des 30 derniers jours ou durant le dernier mois où l'entreprise a fonctionné n'a pas été renseigné, prière de mettre de 0 si l'entreprise n'a pas rendu de service. Prière de renseigner les montants dans les champs (s10q46 s10q47 s10q48 s10q49 s10q50 s10q51 s10q52 s10q53 s10q54 s10q55 s10q56 s10q57), mettre 0 si l'entreprise ##N/A## n'a pas effectué des dépenses ou faire des reventes des marchandises ou des produits ou rendre de service.Cette entreprise ##N/A## dit avoir obtenu une valeur sur les marchandises vendu en etat, les marchandises vendu après transformation et les services rendus. Prière de corriger. Cette entreprise ##N/A## dit avoir obtenu une valeur sur les marchandises vendu en etat et les marchandises vendu après transformation. La main d'oeuvre familiale pour daba gningue ayant travaillé dans cette entreprise ##N/A## aucours des 12 derniers mois n'est pas renseigner. Prière de reneigner toutes les informations qui lui concerne. La main d'oeuvre sariale de daba gningue ayant travaillé dans cette entreprise ##N/A## aucours des 30 derniers jours n'est pas renseigner. Prière de reneigner toutes les informations qui lui concerne. </w:t>
-        <w:br/>
-        <w:t>- Les informations sur ces entrepises non agricole manquent, prière de les renseigner. Le montant obtenus sur les services rendus par l'entreprise ##N/A## au cours des 30 derniers jours ou durant le dernier mois où l'entreprise a fonctionné n'a pas été renseigné, prière de mettre de 0 si l'entreprise n'a pas rendu de service. Prière de renseigner les montants dans les champs (s10q46 s10q47 s10q48 s10q49 s10q50 s10q51 s10q52 s10q53 s10q54 s10q55 s10q56 s10q57), mettre 0 si l'entreprise ##N/A## n'a pas effectué des dépenses ou faire des reventes des marchandises ou des produits ou rendre de service.Cette entreprise ##N/A## dit avoir obtenu une valeur sur les marchandises vendu en etat, les marchandises vendu après transformation et les services rendus. Prière de corriger. Cette entreprise ##N/A## dit avoir obtenu une valeur sur les marchandises vendu en etat et les marchandises vendu après transformation. La main d'oeuvre familiale pour omar gningue ayant travaillé dans cette entreprise ##N/A## aucours des 12 derniers mois n'est pas renseigner. Prière de reneigner toutes les informations qui lui concerne. La main d'oeuvre sariale de omar gningue ayant travaillé dans cette entreprise ##N/A## aucours des 30 derniers jours n'est pas renseigner. Prière de reneigner toutes les informations qui lui concerne.</w:t>
+        <w:t>- L'entreprise vente thiere est généralement une entreprise commerciale ou de service dont elle ne depense pas en achat de matières premières.Elle ne transforme pas de produit donc ne peut pas obtenir un montant sur la vente des produits transformés (10.48 ou 10.49). Prière de mettre 0 pour ces questions si elles ne font pas de transformation.</w:t>
       </w:r>
     </w:p>
     <w:p>
@@ -1813,6 +2839,4397 @@
           <w:sz w:val="20"/>
         </w:rPr>
         <w:t>- La section 16 du ménage de Ababacar gningue n'est pas renseigné, prière de renseigner.</w:t>
+      </w:r>
+    </w:p>
+    <w:p>
+      <w:r>
+        <w:t>________________________________________________________________________________</w:t>
+      </w:r>
+    </w:p>
+    <w:p>
+      <w:pPr>
+        <w:pStyle w:val="Heading2"/>
+      </w:pPr>
+      <w:r>
+        <w:t>Menage 6</w:t>
+      </w:r>
+    </w:p>
+    <w:tbl>
+      <w:tblPr>
+        <w:tblStyle w:val="TableGrid"/>
+        <w:tblW w:type="auto" w:w="0"/>
+        <w:tblLook w:firstColumn="1" w:firstRow="1" w:lastColumn="0" w:lastRow="0" w:noHBand="0" w:noVBand="1" w:val="04A0"/>
+      </w:tblPr>
+      <w:tblGrid>
+        <w:gridCol w:w="1662"/>
+        <w:gridCol w:w="1662"/>
+        <w:gridCol w:w="1662"/>
+        <w:gridCol w:w="1662"/>
+        <w:gridCol w:w="1662"/>
+        <w:gridCol w:w="1662"/>
+      </w:tblGrid>
+      <w:tr>
+        <w:tc>
+          <w:tcPr>
+            <w:tcW w:type="dxa" w:w="1662"/>
+            <w:shd w:fill="5B9BD5"/>
+          </w:tcPr>
+          <w:p>
+            <w:r>
+              <w:rPr>
+                <w:b/>
+                <w:color w:val="FFFFFF"/>
+                <w:sz w:val="16"/>
+              </w:rPr>
+              <w:t>Interview Key</w:t>
+            </w:r>
+          </w:p>
+        </w:tc>
+        <w:tc>
+          <w:tcPr>
+            <w:tcW w:type="dxa" w:w="1662"/>
+            <w:shd w:fill="5B9BD5"/>
+          </w:tcPr>
+          <w:p>
+            <w:r>
+              <w:rPr>
+                <w:b/>
+                <w:color w:val="FFFFFF"/>
+                <w:sz w:val="16"/>
+              </w:rPr>
+              <w:t>Interview ID</w:t>
+            </w:r>
+          </w:p>
+        </w:tc>
+        <w:tc>
+          <w:tcPr>
+            <w:tcW w:type="dxa" w:w="1662"/>
+            <w:shd w:fill="5B9BD5"/>
+          </w:tcPr>
+          <w:p>
+            <w:r>
+              <w:rPr>
+                <w:b/>
+                <w:color w:val="FFFFFF"/>
+                <w:sz w:val="16"/>
+              </w:rPr>
+              <w:t>ID Agent</w:t>
+            </w:r>
+          </w:p>
+        </w:tc>
+        <w:tc>
+          <w:tcPr>
+            <w:tcW w:type="dxa" w:w="1662"/>
+            <w:shd w:fill="5B9BD5"/>
+          </w:tcPr>
+          <w:p>
+            <w:r>
+              <w:rPr>
+                <w:b/>
+                <w:color w:val="FFFFFF"/>
+                <w:sz w:val="16"/>
+              </w:rPr>
+              <w:t>ID Equipe</w:t>
+            </w:r>
+          </w:p>
+        </w:tc>
+        <w:tc>
+          <w:tcPr>
+            <w:tcW w:type="dxa" w:w="1662"/>
+            <w:shd w:fill="5B9BD5"/>
+          </w:tcPr>
+          <w:p>
+            <w:r>
+              <w:rPr>
+                <w:b/>
+                <w:color w:val="FFFFFF"/>
+                <w:sz w:val="16"/>
+              </w:rPr>
+              <w:t>Agent</w:t>
+            </w:r>
+          </w:p>
+        </w:tc>
+        <w:tc>
+          <w:tcPr>
+            <w:tcW w:type="dxa" w:w="1662"/>
+            <w:shd w:fill="5B9BD5"/>
+          </w:tcPr>
+          <w:p>
+            <w:r>
+              <w:rPr>
+                <w:b/>
+                <w:color w:val="FFFFFF"/>
+                <w:sz w:val="16"/>
+              </w:rPr>
+              <w:t>Chef d'equipe</w:t>
+            </w:r>
+          </w:p>
+        </w:tc>
+      </w:tr>
+      <w:tr>
+        <w:tc>
+          <w:tcPr>
+            <w:tcW w:type="dxa" w:w="1662"/>
+          </w:tcPr>
+          <w:p>
+            <w:r>
+              <w:rPr>
+                <w:sz w:val="14"/>
+              </w:rPr>
+              <w:t>47-64-39-20</w:t>
+            </w:r>
+          </w:p>
+        </w:tc>
+        <w:tc>
+          <w:tcPr>
+            <w:tcW w:type="dxa" w:w="1662"/>
+          </w:tcPr>
+          <w:p>
+            <w:r>
+              <w:rPr>
+                <w:sz w:val="14"/>
+              </w:rPr>
+              <w:t>5453912af84149bc93646f5f42d17c5b</w:t>
+            </w:r>
+          </w:p>
+        </w:tc>
+        <w:tc>
+          <w:tcPr>
+            <w:tcW w:type="dxa" w:w="1662"/>
+          </w:tcPr>
+          <w:p>
+            <w:r>
+              <w:rPr>
+                <w:sz w:val="14"/>
+              </w:rPr>
+              <w:t>EQ7_enq2</w:t>
+            </w:r>
+          </w:p>
+        </w:tc>
+        <w:tc>
+          <w:tcPr>
+            <w:tcW w:type="dxa" w:w="1662"/>
+          </w:tcPr>
+          <w:p>
+            <w:r>
+              <w:rPr>
+                <w:sz w:val="14"/>
+              </w:rPr>
+              <w:t>Equipe7</w:t>
+            </w:r>
+          </w:p>
+        </w:tc>
+        <w:tc>
+          <w:tcPr>
+            <w:tcW w:type="dxa" w:w="1662"/>
+          </w:tcPr>
+          <w:p>
+            <w:r>
+              <w:rPr>
+                <w:sz w:val="14"/>
+              </w:rPr>
+              <w:t>Fatou KOR</w:t>
+            </w:r>
+          </w:p>
+        </w:tc>
+        <w:tc>
+          <w:tcPr>
+            <w:tcW w:type="dxa" w:w="1662"/>
+          </w:tcPr>
+          <w:p>
+            <w:r>
+              <w:rPr>
+                <w:sz w:val="14"/>
+              </w:rPr>
+              <w:t>Diarietou DJIBA</w:t>
+            </w:r>
+          </w:p>
+        </w:tc>
+      </w:tr>
+    </w:tbl>
+    <w:p/>
+    <w:tbl>
+      <w:tblPr>
+        <w:tblStyle w:val="TableGrid"/>
+        <w:tblW w:type="auto" w:w="0"/>
+        <w:tblLook w:firstColumn="1" w:firstRow="1" w:lastColumn="0" w:lastRow="0" w:noHBand="0" w:noVBand="1" w:val="04A0"/>
+      </w:tblPr>
+      <w:tblGrid>
+        <w:gridCol w:w="3324"/>
+        <w:gridCol w:w="3324"/>
+        <w:gridCol w:w="3324"/>
+      </w:tblGrid>
+      <w:tr>
+        <w:tc>
+          <w:tcPr>
+            <w:tcW w:type="dxa" w:w="3324"/>
+            <w:shd w:fill="70AD47"/>
+          </w:tcPr>
+          <w:p>
+            <w:r>
+              <w:rPr>
+                <w:b/>
+                <w:color w:val="FFFFFF"/>
+                <w:sz w:val="18"/>
+              </w:rPr>
+              <w:t>Chef de Menage</w:t>
+            </w:r>
+          </w:p>
+        </w:tc>
+        <w:tc>
+          <w:tcPr>
+            <w:tcW w:type="dxa" w:w="3324"/>
+            <w:shd w:fill="70AD47"/>
+          </w:tcPr>
+          <w:p>
+            <w:r>
+              <w:rPr>
+                <w:b/>
+                <w:color w:val="FFFFFF"/>
+                <w:sz w:val="18"/>
+              </w:rPr>
+              <w:t>Quartier/Village (s00q05)</w:t>
+            </w:r>
+          </w:p>
+        </w:tc>
+        <w:tc>
+          <w:tcPr>
+            <w:tcW w:type="dxa" w:w="3324"/>
+            <w:shd w:fill="70AD47"/>
+          </w:tcPr>
+          <w:p>
+            <w:r>
+              <w:rPr>
+                <w:b/>
+                <w:color w:val="FFFFFF"/>
+                <w:sz w:val="18"/>
+              </w:rPr>
+              <w:t>Localisation GPS</w:t>
+            </w:r>
+          </w:p>
+        </w:tc>
+      </w:tr>
+      <w:tr>
+        <w:tc>
+          <w:tcPr>
+            <w:tcW w:type="dxa" w:w="3324"/>
+          </w:tcPr>
+          <w:p>
+            <w:r>
+              <w:rPr>
+                <w:sz w:val="18"/>
+              </w:rPr>
+              <w:t>FATOUMATA OURY DIALLO</w:t>
+            </w:r>
+          </w:p>
+        </w:tc>
+        <w:tc>
+          <w:tcPr>
+            <w:tcW w:type="dxa" w:w="3324"/>
+          </w:tcPr>
+          <w:p>
+            <w:r>
+              <w:rPr>
+                <w:sz w:val="18"/>
+              </w:rPr>
+              <w:t>N/A</w:t>
+            </w:r>
+          </w:p>
+        </w:tc>
+        <w:tc>
+          <w:tcPr>
+            <w:tcW w:type="dxa" w:w="3324"/>
+          </w:tcPr>
+          <w:p>
+            <w:r/>
+            <w:hyperlink r:id="rId13">
+              <w:r>
+                <w:rPr>
+                  <w:color w:val="0563C1"/>
+                  <w:u w:val="single"/>
+                </w:rPr>
+                <w:t>unite20</w:t>
+              </w:r>
+            </w:hyperlink>
+          </w:p>
+        </w:tc>
+      </w:tr>
+    </w:tbl>
+    <w:p/>
+    <w:p>
+      <w:r>
+        <w:rPr>
+          <w:b/>
+          <w:color w:val="4672C4"/>
+          <w:sz w:val="22"/>
+        </w:rPr>
+        <w:t>&gt;&gt; Section1 - Caracteristiques des membres</w:t>
+      </w:r>
+    </w:p>
+    <w:p>
+      <w:pPr>
+        <w:ind w:left="283"/>
+      </w:pPr>
+      <w:r>
+        <w:rPr>
+          <w:sz w:val="20"/>
+        </w:rPr>
+        <w:t>- La raison principale pour laquelle que FATOUMATA OURY DIALLO est venu vivre dans cette localité est Dedomagement par Etat et semble exister dans les modalités, prière de prendre attache avec le QG pour plus d'explication afin de la classer bien.</w:t>
+      </w:r>
+    </w:p>
+    <w:p>
+      <w:r>
+        <w:rPr>
+          <w:b/>
+          <w:color w:val="4672C4"/>
+          <w:sz w:val="22"/>
+        </w:rPr>
+        <w:t>&gt;&gt; Section2 - Education</w:t>
+      </w:r>
+    </w:p>
+    <w:p>
+      <w:pPr>
+        <w:ind w:left="283"/>
+      </w:pPr>
+      <w:r>
+        <w:rPr>
+          <w:sz w:val="20"/>
+        </w:rPr>
+        <w:t xml:space="preserve">- Peu probable! ALPHA AMADOU DIALLO  n'arrive pas  à comprendre un petit texte lu dans une langue locale (s02q03). Veuillez corriger ou donner des explications au QG. </w:t>
+        <w:br/>
+        <w:t xml:space="preserve">- Peu probable! FATOUMATA OURY DIALLO  n'arrive pas  à comprendre un petit texte lu dans une langue locale (s02q03). Veuillez corriger ou donner des explications au QG. </w:t>
+        <w:br/>
+        <w:t xml:space="preserve">- Peu probable! MARIAMA DIALLO  n'arrive pas  à comprendre un petit texte lu dans une langue locale (s02q03). Veuillez corriger ou donner des explications au QG. </w:t>
+        <w:br/>
+        <w:t>- Peu probable! MOUHAMED LY  n'arrive pas  à comprendre un petit texte lu dans une langue locale (s02q03). Veuillez corriger ou donner des explications au QG.</w:t>
+      </w:r>
+    </w:p>
+    <w:p>
+      <w:r>
+        <w:rPr>
+          <w:b/>
+          <w:color w:val="4672C4"/>
+          <w:sz w:val="22"/>
+        </w:rPr>
+        <w:t>&gt;&gt; Section7a2 - Repas pris a l'exterieur du menage</w:t>
+      </w:r>
+    </w:p>
+    <w:p>
+      <w:pPr>
+        <w:ind w:left="283"/>
+      </w:pPr>
+      <w:r>
+        <w:rPr>
+          <w:sz w:val="20"/>
+        </w:rPr>
+        <w:t>- Le montant total declaré de ALPHA AMADOU DIALLO concernant les repas pris à l'extérieur du ménage au cours des 7 jours semble élevé. Prière de vérifier et de corriger ou de confirmer ces informations avec le QG.</w:t>
+      </w:r>
+    </w:p>
+    <w:p>
+      <w:r>
+        <w:rPr>
+          <w:b/>
+          <w:color w:val="4672C4"/>
+          <w:sz w:val="22"/>
+        </w:rPr>
+        <w:t>&gt;&gt; Section7b - Consommation alimentaire - 7 jours</w:t>
+      </w:r>
+    </w:p>
+    <w:p>
+      <w:pPr>
+        <w:ind w:left="283"/>
+      </w:pPr>
+      <w:r>
+        <w:rPr>
+          <w:sz w:val="20"/>
+        </w:rPr>
+        <w:t>- Attention ! Le prix unitaire d'achat (87.5 Fcfa) de Biscuits en Sachets industriel (Tres petit) est relativement élevé par rapport aux autres prix observés dans cette zone. Prière de corriger ou de confirmer avec le QG. Avertissement!!! Le ménage a consommé 21 Cuillère Tres petit de Miel, cette quantité semble anormale pour une consommation des 7 derniers jours.Prière de corriger ou de confirmer avec le QG.</w:t>
+      </w:r>
+    </w:p>
+    <w:p>
+      <w:r>
+        <w:rPr>
+          <w:b/>
+          <w:color w:val="4672C4"/>
+          <w:sz w:val="22"/>
+        </w:rPr>
+        <w:t>&gt;&gt; Section9c - Depenses non-alimentaires - 30 jours</w:t>
+      </w:r>
+    </w:p>
+    <w:p>
+      <w:pPr>
+        <w:ind w:left="283"/>
+      </w:pPr>
+      <w:r>
+        <w:rPr>
+          <w:sz w:val="20"/>
+        </w:rPr>
+        <w:t>- La dernière fois que vous avez acheté Lait, lotion de toilette corporelle (glycérine, vaseline, etc.), produits de maquillage est cosmetique et semble exister dans les modalités, prière de prendre attache avec le QG pour plus d'explication afin de la classer bien.</w:t>
+      </w:r>
+    </w:p>
+    <w:p>
+      <w:r>
+        <w:rPr>
+          <w:b/>
+          <w:color w:val="4672C4"/>
+          <w:sz w:val="22"/>
+        </w:rPr>
+        <w:t>&gt;&gt; Section9e - Depenses non-alimentaires - 6 mois</w:t>
+      </w:r>
+    </w:p>
+    <w:p>
+      <w:pPr>
+        <w:ind w:left="283"/>
+      </w:pPr>
+      <w:r>
+        <w:rPr>
+          <w:sz w:val="20"/>
+        </w:rPr>
+        <w:t>- La dernière fois que vous avez acheté Parfums est cosmetique et semble exister dans les modalités, prière de prendre attache avec le QG pour plus d'explication afin de la classer bien.</w:t>
+      </w:r>
+    </w:p>
+    <w:p>
+      <w:r>
+        <w:rPr>
+          <w:b/>
+          <w:color w:val="4672C4"/>
+          <w:sz w:val="22"/>
+        </w:rPr>
+        <w:t>&gt;&gt; Section11 - Caracteristiques logement</w:t>
+      </w:r>
+    </w:p>
+    <w:p>
+      <w:pPr>
+        <w:ind w:left="283"/>
+      </w:pPr>
+      <w:r>
+        <w:rPr>
+          <w:sz w:val="20"/>
+        </w:rPr>
+        <w:t>- En cas de coupure de courant du réseau, la source d’énergie que le ménage utilise est BOUGIE et semble exister dans les modalités, prière de prendre attache avec le QG pour plus d'explication afin de la classer bien.</w:t>
+      </w:r>
+    </w:p>
+    <w:p>
+      <w:r>
+        <w:rPr>
+          <w:b/>
+          <w:color w:val="4672C4"/>
+          <w:sz w:val="22"/>
+        </w:rPr>
+        <w:t>&gt;&gt; Section12 - Actifs du menage</w:t>
+      </w:r>
+    </w:p>
+    <w:p>
+      <w:pPr>
+        <w:ind w:left="283"/>
+      </w:pPr>
+      <w:r>
+        <w:rPr>
+          <w:sz w:val="20"/>
+        </w:rPr>
+        <w:t>- Attention ! Foyers améliorés a été achété à 17000 Fcfa est relativement élevé par rapport aux autres prix d'achat observés dans cette zone. Prière de corriger ou de confirmer avec le QG.</w:t>
+      </w:r>
+    </w:p>
+    <w:p>
+      <w:r>
+        <w:rPr>
+          <w:b/>
+          <w:color w:val="4672C4"/>
+          <w:sz w:val="22"/>
+        </w:rPr>
+        <w:t>&gt;&gt; Section15 - Filets sociaux</w:t>
+      </w:r>
+    </w:p>
+    <w:p>
+      <w:pPr>
+        <w:ind w:left="283"/>
+      </w:pPr>
+      <w:r>
+        <w:rPr>
+          <w:sz w:val="20"/>
+        </w:rPr>
+        <w:t>- Avertissement!! Aucun membre dans ce ménage n'a entendu parler d'aucun programme de la section 15, prière de confirmer ce cas avec le QG.</w:t>
+      </w:r>
+    </w:p>
+    <w:p>
+      <w:r>
+        <w:rPr>
+          <w:b/>
+          <w:color w:val="4672C4"/>
+          <w:sz w:val="22"/>
+        </w:rPr>
+        <w:t>&gt;&gt; Section16a - Champs et parcelles</w:t>
+      </w:r>
+    </w:p>
+    <w:p>
+      <w:pPr>
+        <w:ind w:left="283"/>
+      </w:pPr>
+      <w:r>
+        <w:rPr>
+          <w:sz w:val="20"/>
+        </w:rPr>
+        <w:t>- La section 16 du ménage de FATOUMATA OURY DIALLO n'est pas renseigné, prière de renseigner.</w:t>
+      </w:r>
+    </w:p>
+    <w:p>
+      <w:r>
+        <w:t>________________________________________________________________________________</w:t>
+      </w:r>
+    </w:p>
+    <w:p>
+      <w:pPr>
+        <w:pStyle w:val="Heading2"/>
+      </w:pPr>
+      <w:r>
+        <w:t>Menage 7</w:t>
+      </w:r>
+    </w:p>
+    <w:tbl>
+      <w:tblPr>
+        <w:tblStyle w:val="TableGrid"/>
+        <w:tblW w:type="auto" w:w="0"/>
+        <w:tblLook w:firstColumn="1" w:firstRow="1" w:lastColumn="0" w:lastRow="0" w:noHBand="0" w:noVBand="1" w:val="04A0"/>
+      </w:tblPr>
+      <w:tblGrid>
+        <w:gridCol w:w="1662"/>
+        <w:gridCol w:w="1662"/>
+        <w:gridCol w:w="1662"/>
+        <w:gridCol w:w="1662"/>
+        <w:gridCol w:w="1662"/>
+        <w:gridCol w:w="1662"/>
+      </w:tblGrid>
+      <w:tr>
+        <w:tc>
+          <w:tcPr>
+            <w:tcW w:type="dxa" w:w="1662"/>
+            <w:shd w:fill="5B9BD5"/>
+          </w:tcPr>
+          <w:p>
+            <w:r>
+              <w:rPr>
+                <w:b/>
+                <w:color w:val="FFFFFF"/>
+                <w:sz w:val="16"/>
+              </w:rPr>
+              <w:t>Interview Key</w:t>
+            </w:r>
+          </w:p>
+        </w:tc>
+        <w:tc>
+          <w:tcPr>
+            <w:tcW w:type="dxa" w:w="1662"/>
+            <w:shd w:fill="5B9BD5"/>
+          </w:tcPr>
+          <w:p>
+            <w:r>
+              <w:rPr>
+                <w:b/>
+                <w:color w:val="FFFFFF"/>
+                <w:sz w:val="16"/>
+              </w:rPr>
+              <w:t>Interview ID</w:t>
+            </w:r>
+          </w:p>
+        </w:tc>
+        <w:tc>
+          <w:tcPr>
+            <w:tcW w:type="dxa" w:w="1662"/>
+            <w:shd w:fill="5B9BD5"/>
+          </w:tcPr>
+          <w:p>
+            <w:r>
+              <w:rPr>
+                <w:b/>
+                <w:color w:val="FFFFFF"/>
+                <w:sz w:val="16"/>
+              </w:rPr>
+              <w:t>ID Agent</w:t>
+            </w:r>
+          </w:p>
+        </w:tc>
+        <w:tc>
+          <w:tcPr>
+            <w:tcW w:type="dxa" w:w="1662"/>
+            <w:shd w:fill="5B9BD5"/>
+          </w:tcPr>
+          <w:p>
+            <w:r>
+              <w:rPr>
+                <w:b/>
+                <w:color w:val="FFFFFF"/>
+                <w:sz w:val="16"/>
+              </w:rPr>
+              <w:t>ID Equipe</w:t>
+            </w:r>
+          </w:p>
+        </w:tc>
+        <w:tc>
+          <w:tcPr>
+            <w:tcW w:type="dxa" w:w="1662"/>
+            <w:shd w:fill="5B9BD5"/>
+          </w:tcPr>
+          <w:p>
+            <w:r>
+              <w:rPr>
+                <w:b/>
+                <w:color w:val="FFFFFF"/>
+                <w:sz w:val="16"/>
+              </w:rPr>
+              <w:t>Agent</w:t>
+            </w:r>
+          </w:p>
+        </w:tc>
+        <w:tc>
+          <w:tcPr>
+            <w:tcW w:type="dxa" w:w="1662"/>
+            <w:shd w:fill="5B9BD5"/>
+          </w:tcPr>
+          <w:p>
+            <w:r>
+              <w:rPr>
+                <w:b/>
+                <w:color w:val="FFFFFF"/>
+                <w:sz w:val="16"/>
+              </w:rPr>
+              <w:t>Chef d'equipe</w:t>
+            </w:r>
+          </w:p>
+        </w:tc>
+      </w:tr>
+      <w:tr>
+        <w:tc>
+          <w:tcPr>
+            <w:tcW w:type="dxa" w:w="1662"/>
+          </w:tcPr>
+          <w:p>
+            <w:r>
+              <w:rPr>
+                <w:sz w:val="14"/>
+              </w:rPr>
+              <w:t>97-56-50-67</w:t>
+            </w:r>
+          </w:p>
+        </w:tc>
+        <w:tc>
+          <w:tcPr>
+            <w:tcW w:type="dxa" w:w="1662"/>
+          </w:tcPr>
+          <w:p>
+            <w:r>
+              <w:rPr>
+                <w:sz w:val="14"/>
+              </w:rPr>
+              <w:t>5659e623b4574829afc6fd60c3adc3c9</w:t>
+            </w:r>
+          </w:p>
+        </w:tc>
+        <w:tc>
+          <w:tcPr>
+            <w:tcW w:type="dxa" w:w="1662"/>
+          </w:tcPr>
+          <w:p>
+            <w:r>
+              <w:rPr>
+                <w:sz w:val="14"/>
+              </w:rPr>
+              <w:t>EQ7_enq1</w:t>
+            </w:r>
+          </w:p>
+        </w:tc>
+        <w:tc>
+          <w:tcPr>
+            <w:tcW w:type="dxa" w:w="1662"/>
+          </w:tcPr>
+          <w:p>
+            <w:r>
+              <w:rPr>
+                <w:sz w:val="14"/>
+              </w:rPr>
+              <w:t>Equipe7</w:t>
+            </w:r>
+          </w:p>
+        </w:tc>
+        <w:tc>
+          <w:tcPr>
+            <w:tcW w:type="dxa" w:w="1662"/>
+          </w:tcPr>
+          <w:p>
+            <w:r>
+              <w:rPr>
+                <w:sz w:val="14"/>
+              </w:rPr>
+              <w:t>Marieme FALL</w:t>
+            </w:r>
+          </w:p>
+        </w:tc>
+        <w:tc>
+          <w:tcPr>
+            <w:tcW w:type="dxa" w:w="1662"/>
+          </w:tcPr>
+          <w:p>
+            <w:r>
+              <w:rPr>
+                <w:sz w:val="14"/>
+              </w:rPr>
+              <w:t>Diarietou DJIBA</w:t>
+            </w:r>
+          </w:p>
+        </w:tc>
+      </w:tr>
+    </w:tbl>
+    <w:p/>
+    <w:tbl>
+      <w:tblPr>
+        <w:tblStyle w:val="TableGrid"/>
+        <w:tblW w:type="auto" w:w="0"/>
+        <w:tblLook w:firstColumn="1" w:firstRow="1" w:lastColumn="0" w:lastRow="0" w:noHBand="0" w:noVBand="1" w:val="04A0"/>
+      </w:tblPr>
+      <w:tblGrid>
+        <w:gridCol w:w="3324"/>
+        <w:gridCol w:w="3324"/>
+        <w:gridCol w:w="3324"/>
+      </w:tblGrid>
+      <w:tr>
+        <w:tc>
+          <w:tcPr>
+            <w:tcW w:type="dxa" w:w="3324"/>
+            <w:shd w:fill="70AD47"/>
+          </w:tcPr>
+          <w:p>
+            <w:r>
+              <w:rPr>
+                <w:b/>
+                <w:color w:val="FFFFFF"/>
+                <w:sz w:val="18"/>
+              </w:rPr>
+              <w:t>Chef de Menage</w:t>
+            </w:r>
+          </w:p>
+        </w:tc>
+        <w:tc>
+          <w:tcPr>
+            <w:tcW w:type="dxa" w:w="3324"/>
+            <w:shd w:fill="70AD47"/>
+          </w:tcPr>
+          <w:p>
+            <w:r>
+              <w:rPr>
+                <w:b/>
+                <w:color w:val="FFFFFF"/>
+                <w:sz w:val="18"/>
+              </w:rPr>
+              <w:t>Quartier/Village (s00q05)</w:t>
+            </w:r>
+          </w:p>
+        </w:tc>
+        <w:tc>
+          <w:tcPr>
+            <w:tcW w:type="dxa" w:w="3324"/>
+            <w:shd w:fill="70AD47"/>
+          </w:tcPr>
+          <w:p>
+            <w:r>
+              <w:rPr>
+                <w:b/>
+                <w:color w:val="FFFFFF"/>
+                <w:sz w:val="18"/>
+              </w:rPr>
+              <w:t>Localisation GPS</w:t>
+            </w:r>
+          </w:p>
+        </w:tc>
+      </w:tr>
+      <w:tr>
+        <w:tc>
+          <w:tcPr>
+            <w:tcW w:type="dxa" w:w="3324"/>
+          </w:tcPr>
+          <w:p>
+            <w:r>
+              <w:rPr>
+                <w:sz w:val="18"/>
+              </w:rPr>
+              <w:t>MALICK NDIAYE</w:t>
+            </w:r>
+          </w:p>
+        </w:tc>
+        <w:tc>
+          <w:tcPr>
+            <w:tcW w:type="dxa" w:w="3324"/>
+          </w:tcPr>
+          <w:p>
+            <w:r>
+              <w:rPr>
+                <w:sz w:val="18"/>
+              </w:rPr>
+              <w:t>N/A</w:t>
+            </w:r>
+          </w:p>
+        </w:tc>
+        <w:tc>
+          <w:tcPr>
+            <w:tcW w:type="dxa" w:w="3324"/>
+          </w:tcPr>
+          <w:p>
+            <w:r/>
+            <w:hyperlink r:id="rId11">
+              <w:r>
+                <w:rPr>
+                  <w:color w:val="0563C1"/>
+                  <w:u w:val="single"/>
+                </w:rPr>
+                <w:t>unite 20</w:t>
+              </w:r>
+            </w:hyperlink>
+          </w:p>
+        </w:tc>
+      </w:tr>
+    </w:tbl>
+    <w:p/>
+    <w:p>
+      <w:r>
+        <w:rPr>
+          <w:b/>
+          <w:color w:val="4672C4"/>
+          <w:sz w:val="22"/>
+        </w:rPr>
+        <w:t>&gt;&gt; Section0 - Identification et renseignements de controle</w:t>
+      </w:r>
+    </w:p>
+    <w:p>
+      <w:pPr>
+        <w:ind w:left="283"/>
+      </w:pPr>
+      <w:r>
+        <w:rPr>
+          <w:sz w:val="20"/>
+        </w:rPr>
+        <w:t>- Il est obligatoire de prendre les coordonnées Gps avant d'administrer le questionnaire. Prière de prendre les coordonnées GPS.</w:t>
+      </w:r>
+    </w:p>
+    <w:p>
+      <w:r>
+        <w:rPr>
+          <w:b/>
+          <w:color w:val="4672C4"/>
+          <w:sz w:val="22"/>
+        </w:rPr>
+        <w:t>&gt;&gt; Section1 - Caracteristiques des membres</w:t>
+      </w:r>
+    </w:p>
+    <w:p>
+      <w:pPr>
+        <w:ind w:left="283"/>
+      </w:pPr>
+      <w:r>
+        <w:rPr>
+          <w:sz w:val="20"/>
+        </w:rPr>
+        <w:t>- La raison principale pour laquelle que malick ndiaye est venu vivre dans cette localité est innodation et semble exister dans les modalités, prière de prendre attache avec le QG pour plus d'explication afin de la classer bien.</w:t>
+      </w:r>
+    </w:p>
+    <w:p>
+      <w:r>
+        <w:rPr>
+          <w:b/>
+          <w:color w:val="4672C4"/>
+          <w:sz w:val="22"/>
+        </w:rPr>
+        <w:t>&gt;&gt; Section2 - Education</w:t>
+      </w:r>
+    </w:p>
+    <w:p>
+      <w:pPr>
+        <w:ind w:left="283"/>
+      </w:pPr>
+      <w:r>
+        <w:rPr>
+          <w:sz w:val="20"/>
+        </w:rPr>
+        <w:t xml:space="preserve">- Peu probable! aissatou ndiaye  n'arrive pas  à comprendre un petit texte lu dans une langue locale (s02q03). Veuillez corriger ou donner des explications au QG. </w:t>
+        <w:br/>
+        <w:t>- Peu probable! malick ndiaye  n'arrive pas  à comprendre un petit texte lu dans une langue locale (s02q03). Veuillez corriger ou donner des explications au QG.</w:t>
+      </w:r>
+    </w:p>
+    <w:p>
+      <w:r>
+        <w:rPr>
+          <w:b/>
+          <w:color w:val="4672C4"/>
+          <w:sz w:val="22"/>
+        </w:rPr>
+        <w:t>&gt;&gt; Section7b - Consommation alimentaire - 7 jours</w:t>
+      </w:r>
+    </w:p>
+    <w:p>
+      <w:pPr>
+        <w:ind w:left="283"/>
+      </w:pPr>
+      <w:r>
+        <w:rPr>
+          <w:sz w:val="20"/>
+        </w:rPr>
+        <w:t>- Attention ! Le prix unitaire d'achat (150 Fcfa) de Lait en poudre en Sachets (Petit) est relativement élevé par rapport aux autres prix observés dans cette zone. Prière de corriger ou de confirmer avec le QG. Attention ! Le prix unitaire d'achat (250 Fcfa) de Pommes en Pièce (Petit) est relativement élevé par rapport aux autres prix observés dans cette zone. Prière de corriger ou de confirmer avec le QG. Attention ! Le prix unitaire d'achat (50 Fcfa) de Cube alimentaire (Maggi, Jumbo, ) en Cube (Petit) est relativement élevé par rapport aux autres prix observés dans cette zone. Prière de corriger ou de confirmer avec le QG. Attention ! Le prix unitaire d'achat (91.66666 Fcfa) de Œufs frais en Pièce (taille unique) est relativement faible par rapport aux autres prix observés dans cette zone. Prière de corriger ou de confirmer avec le QG.</w:t>
+      </w:r>
+    </w:p>
+    <w:p>
+      <w:r>
+        <w:rPr>
+          <w:b/>
+          <w:color w:val="4672C4"/>
+          <w:sz w:val="22"/>
+        </w:rPr>
+        <w:t>&gt;&gt; Section10a - Existence entreprise non agricole</w:t>
+      </w:r>
+    </w:p>
+    <w:p>
+      <w:pPr>
+        <w:ind w:left="283"/>
+      </w:pPr>
+      <w:r>
+        <w:rPr>
+          <w:sz w:val="20"/>
+        </w:rPr>
+        <w:t>- Avertissement!!! Le ménage de malick ndiaye a comme taille 2 personnes dont ils vivent à DAKAR Urbain et aucune d'entre ne possède une entreprise non agricole, prière de revoir cette partie de la section 10 de ce menage.</w:t>
+      </w:r>
+    </w:p>
+    <w:p>
+      <w:r>
+        <w:rPr>
+          <w:b/>
+          <w:color w:val="4672C4"/>
+          <w:sz w:val="22"/>
+        </w:rPr>
+        <w:t>&gt;&gt; Section12 - Actifs du menage</w:t>
+      </w:r>
+    </w:p>
+    <w:p>
+      <w:pPr>
+        <w:ind w:left="283"/>
+      </w:pPr>
+      <w:r>
+        <w:rPr>
+          <w:sz w:val="20"/>
+        </w:rPr>
+        <w:t xml:space="preserve">- Attention ! Appareil TV a été achété à 400000 Fcfa est relativement élevé par rapport aux autres prix d'achat observés dans cette zone. Prière de corriger ou de confirmer avec le QG. Attention ! Appareil TV a été revendu à 400000 Fcfa qui est relativement élevé par rapport aux autres prix de revente observés dans cette zone. Prière de corriger ou de confirmer avec le QG. </w:t>
+        <w:br/>
+        <w:t>- Avertissement!!! Le prix d'achat (400000) de l'article  Armoires et autres meubles est inférieur aux prix de revente (500000)  avec l'âge du bien atteignant 3 ans. Prière de vérifier ou confirmer avec l'enquêté et mettre les bonnes valeurs après verification, s'il le faut. Attention ! Armoires et autres meubles a été revendu à 500000 Fcfa qui est relativement élevé par rapport aux autres prix de revente observés dans cette zone. Prière de corriger ou de confirmer avec le QG.</w:t>
+      </w:r>
+    </w:p>
+    <w:p>
+      <w:r>
+        <w:rPr>
+          <w:b/>
+          <w:color w:val="4672C4"/>
+          <w:sz w:val="22"/>
+        </w:rPr>
+        <w:t>&gt;&gt; Section14 - Chocs</w:t>
+      </w:r>
+    </w:p>
+    <w:p>
+      <w:pPr>
+        <w:ind w:left="283"/>
+      </w:pPr>
+      <w:r>
+        <w:rPr>
+          <w:sz w:val="20"/>
+        </w:rPr>
+        <w:t>- Avertissement!! Le ménage n'a été négativement affecté par aucun des problèmes donnés dans la section 14. Confirmez vous cette information avec le QG?</w:t>
+      </w:r>
+    </w:p>
+    <w:p>
+      <w:r>
+        <w:rPr>
+          <w:b/>
+          <w:color w:val="4672C4"/>
+          <w:sz w:val="22"/>
+        </w:rPr>
+        <w:t>&gt;&gt; Section16a - Champs et parcelles</w:t>
+      </w:r>
+    </w:p>
+    <w:p>
+      <w:pPr>
+        <w:ind w:left="283"/>
+      </w:pPr>
+      <w:r>
+        <w:rPr>
+          <w:sz w:val="20"/>
+        </w:rPr>
+        <w:t>- La section 16 du ménage de malick ndiaye n'est pas renseigné, prière de renseigner.</w:t>
+      </w:r>
+    </w:p>
+    <w:p>
+      <w:r>
+        <w:t>________________________________________________________________________________</w:t>
+      </w:r>
+    </w:p>
+    <w:p>
+      <w:pPr>
+        <w:pStyle w:val="Heading2"/>
+      </w:pPr>
+      <w:r>
+        <w:t>Menage 9</w:t>
+      </w:r>
+    </w:p>
+    <w:tbl>
+      <w:tblPr>
+        <w:tblStyle w:val="TableGrid"/>
+        <w:tblW w:type="auto" w:w="0"/>
+        <w:tblLook w:firstColumn="1" w:firstRow="1" w:lastColumn="0" w:lastRow="0" w:noHBand="0" w:noVBand="1" w:val="04A0"/>
+      </w:tblPr>
+      <w:tblGrid>
+        <w:gridCol w:w="1662"/>
+        <w:gridCol w:w="1662"/>
+        <w:gridCol w:w="1662"/>
+        <w:gridCol w:w="1662"/>
+        <w:gridCol w:w="1662"/>
+        <w:gridCol w:w="1662"/>
+      </w:tblGrid>
+      <w:tr>
+        <w:tc>
+          <w:tcPr>
+            <w:tcW w:type="dxa" w:w="1662"/>
+            <w:shd w:fill="5B9BD5"/>
+          </w:tcPr>
+          <w:p>
+            <w:r>
+              <w:rPr>
+                <w:b/>
+                <w:color w:val="FFFFFF"/>
+                <w:sz w:val="16"/>
+              </w:rPr>
+              <w:t>Interview Key</w:t>
+            </w:r>
+          </w:p>
+        </w:tc>
+        <w:tc>
+          <w:tcPr>
+            <w:tcW w:type="dxa" w:w="1662"/>
+            <w:shd w:fill="5B9BD5"/>
+          </w:tcPr>
+          <w:p>
+            <w:r>
+              <w:rPr>
+                <w:b/>
+                <w:color w:val="FFFFFF"/>
+                <w:sz w:val="16"/>
+              </w:rPr>
+              <w:t>Interview ID</w:t>
+            </w:r>
+          </w:p>
+        </w:tc>
+        <w:tc>
+          <w:tcPr>
+            <w:tcW w:type="dxa" w:w="1662"/>
+            <w:shd w:fill="5B9BD5"/>
+          </w:tcPr>
+          <w:p>
+            <w:r>
+              <w:rPr>
+                <w:b/>
+                <w:color w:val="FFFFFF"/>
+                <w:sz w:val="16"/>
+              </w:rPr>
+              <w:t>ID Agent</w:t>
+            </w:r>
+          </w:p>
+        </w:tc>
+        <w:tc>
+          <w:tcPr>
+            <w:tcW w:type="dxa" w:w="1662"/>
+            <w:shd w:fill="5B9BD5"/>
+          </w:tcPr>
+          <w:p>
+            <w:r>
+              <w:rPr>
+                <w:b/>
+                <w:color w:val="FFFFFF"/>
+                <w:sz w:val="16"/>
+              </w:rPr>
+              <w:t>ID Equipe</w:t>
+            </w:r>
+          </w:p>
+        </w:tc>
+        <w:tc>
+          <w:tcPr>
+            <w:tcW w:type="dxa" w:w="1662"/>
+            <w:shd w:fill="5B9BD5"/>
+          </w:tcPr>
+          <w:p>
+            <w:r>
+              <w:rPr>
+                <w:b/>
+                <w:color w:val="FFFFFF"/>
+                <w:sz w:val="16"/>
+              </w:rPr>
+              <w:t>Agent</w:t>
+            </w:r>
+          </w:p>
+        </w:tc>
+        <w:tc>
+          <w:tcPr>
+            <w:tcW w:type="dxa" w:w="1662"/>
+            <w:shd w:fill="5B9BD5"/>
+          </w:tcPr>
+          <w:p>
+            <w:r>
+              <w:rPr>
+                <w:b/>
+                <w:color w:val="FFFFFF"/>
+                <w:sz w:val="16"/>
+              </w:rPr>
+              <w:t>Chef d'equipe</w:t>
+            </w:r>
+          </w:p>
+        </w:tc>
+      </w:tr>
+      <w:tr>
+        <w:tc>
+          <w:tcPr>
+            <w:tcW w:type="dxa" w:w="1662"/>
+          </w:tcPr>
+          <w:p>
+            <w:r>
+              <w:rPr>
+                <w:sz w:val="14"/>
+              </w:rPr>
+              <w:t>82-99-67-53</w:t>
+            </w:r>
+          </w:p>
+        </w:tc>
+        <w:tc>
+          <w:tcPr>
+            <w:tcW w:type="dxa" w:w="1662"/>
+          </w:tcPr>
+          <w:p>
+            <w:r>
+              <w:rPr>
+                <w:sz w:val="14"/>
+              </w:rPr>
+              <w:t>d6361c2a7fdf4e6f89e6365f69fdbc93</w:t>
+            </w:r>
+          </w:p>
+        </w:tc>
+        <w:tc>
+          <w:tcPr>
+            <w:tcW w:type="dxa" w:w="1662"/>
+          </w:tcPr>
+          <w:p>
+            <w:r>
+              <w:rPr>
+                <w:sz w:val="14"/>
+              </w:rPr>
+              <w:t>EQ7_enq3</w:t>
+            </w:r>
+          </w:p>
+        </w:tc>
+        <w:tc>
+          <w:tcPr>
+            <w:tcW w:type="dxa" w:w="1662"/>
+          </w:tcPr>
+          <w:p>
+            <w:r>
+              <w:rPr>
+                <w:sz w:val="14"/>
+              </w:rPr>
+              <w:t>Equipe7</w:t>
+            </w:r>
+          </w:p>
+        </w:tc>
+        <w:tc>
+          <w:tcPr>
+            <w:tcW w:type="dxa" w:w="1662"/>
+          </w:tcPr>
+          <w:p>
+            <w:r>
+              <w:rPr>
+                <w:sz w:val="14"/>
+              </w:rPr>
+              <w:t>Helene Sow NDIAYE</w:t>
+            </w:r>
+          </w:p>
+        </w:tc>
+        <w:tc>
+          <w:tcPr>
+            <w:tcW w:type="dxa" w:w="1662"/>
+          </w:tcPr>
+          <w:p>
+            <w:r>
+              <w:rPr>
+                <w:sz w:val="14"/>
+              </w:rPr>
+              <w:t>Diarietou DJIBA</w:t>
+            </w:r>
+          </w:p>
+        </w:tc>
+      </w:tr>
+    </w:tbl>
+    <w:p/>
+    <w:tbl>
+      <w:tblPr>
+        <w:tblStyle w:val="TableGrid"/>
+        <w:tblW w:type="auto" w:w="0"/>
+        <w:tblLook w:firstColumn="1" w:firstRow="1" w:lastColumn="0" w:lastRow="0" w:noHBand="0" w:noVBand="1" w:val="04A0"/>
+      </w:tblPr>
+      <w:tblGrid>
+        <w:gridCol w:w="3324"/>
+        <w:gridCol w:w="3324"/>
+        <w:gridCol w:w="3324"/>
+      </w:tblGrid>
+      <w:tr>
+        <w:tc>
+          <w:tcPr>
+            <w:tcW w:type="dxa" w:w="3324"/>
+            <w:shd w:fill="70AD47"/>
+          </w:tcPr>
+          <w:p>
+            <w:r>
+              <w:rPr>
+                <w:b/>
+                <w:color w:val="FFFFFF"/>
+                <w:sz w:val="18"/>
+              </w:rPr>
+              <w:t>Chef de Menage</w:t>
+            </w:r>
+          </w:p>
+        </w:tc>
+        <w:tc>
+          <w:tcPr>
+            <w:tcW w:type="dxa" w:w="3324"/>
+            <w:shd w:fill="70AD47"/>
+          </w:tcPr>
+          <w:p>
+            <w:r>
+              <w:rPr>
+                <w:b/>
+                <w:color w:val="FFFFFF"/>
+                <w:sz w:val="18"/>
+              </w:rPr>
+              <w:t>Quartier/Village (s00q05)</w:t>
+            </w:r>
+          </w:p>
+        </w:tc>
+        <w:tc>
+          <w:tcPr>
+            <w:tcW w:type="dxa" w:w="3324"/>
+            <w:shd w:fill="70AD47"/>
+          </w:tcPr>
+          <w:p>
+            <w:r>
+              <w:rPr>
+                <w:b/>
+                <w:color w:val="FFFFFF"/>
+                <w:sz w:val="18"/>
+              </w:rPr>
+              <w:t>Localisation GPS</w:t>
+            </w:r>
+          </w:p>
+        </w:tc>
+      </w:tr>
+      <w:tr>
+        <w:tc>
+          <w:tcPr>
+            <w:tcW w:type="dxa" w:w="3324"/>
+          </w:tcPr>
+          <w:p>
+            <w:r>
+              <w:rPr>
+                <w:sz w:val="18"/>
+              </w:rPr>
+              <w:t>MALICK CAMARA</w:t>
+            </w:r>
+          </w:p>
+        </w:tc>
+        <w:tc>
+          <w:tcPr>
+            <w:tcW w:type="dxa" w:w="3324"/>
+          </w:tcPr>
+          <w:p>
+            <w:r>
+              <w:rPr>
+                <w:sz w:val="18"/>
+              </w:rPr>
+              <w:t>N/A</w:t>
+            </w:r>
+          </w:p>
+        </w:tc>
+        <w:tc>
+          <w:tcPr>
+            <w:tcW w:type="dxa" w:w="3324"/>
+          </w:tcPr>
+          <w:p>
+            <w:r/>
+            <w:hyperlink r:id="rId14">
+              <w:r>
+                <w:rPr>
+                  <w:color w:val="0563C1"/>
+                  <w:u w:val="single"/>
+                </w:rPr>
+                <w:t>unite20</w:t>
+              </w:r>
+            </w:hyperlink>
+          </w:p>
+        </w:tc>
+      </w:tr>
+    </w:tbl>
+    <w:p/>
+    <w:p>
+      <w:r>
+        <w:rPr>
+          <w:b/>
+          <w:color w:val="4672C4"/>
+          <w:sz w:val="22"/>
+        </w:rPr>
+        <w:t>&gt;&gt; Section1 - Caracteristiques des membres</w:t>
+      </w:r>
+    </w:p>
+    <w:p>
+      <w:pPr>
+        <w:ind w:left="283"/>
+      </w:pPr>
+      <w:r>
+        <w:rPr>
+          <w:sz w:val="20"/>
+        </w:rPr>
+        <w:t xml:space="preserve">- L'ethni de malick camara est landouma, prière de bien classer cet ethni qui existe soit dans la liste des ethni ou n'éxiste pas comme ethni. Attention ! Le montant (5000 Fcfa) dépensé ou reçu en cadeau pour les cartes prépayées, les transferts de crédit et les abonnements de  malick camara est relativement élevé par rapport aux autres montants depansés observés dans cette zone. Prière de corriger ou de confirmer avec le QG. </w:t>
+        <w:br/>
+        <w:t xml:space="preserve">- L'ethni de omar camara est landouma, prière de bien classer cet ethni qui existe soit dans la liste des ethni ou n'éxiste pas comme ethni. </w:t>
+        <w:br/>
+        <w:t xml:space="preserve">- Les informations sur l'acte de naissance (ni Jours, ni mois et ni années) de  betty camara  manquent, s'il vous plait pouvez-vous fournir d'effort pour avoir ces informations. </w:t>
+        <w:br/>
+        <w:t>- Les informations sur l'acte de naissance (ni Jours, ni mois et ni années) de  saly camara  manquent, s'il vous plait pouvez-vous fournir d'effort pour avoir ces informations. L'ethni de saly camara est landouma, prière de bien classer cet ethni qui existe soit dans la liste des ethni ou n'éxiste pas comme ethni.</w:t>
+      </w:r>
+    </w:p>
+    <w:p>
+      <w:r>
+        <w:rPr>
+          <w:b/>
+          <w:color w:val="4672C4"/>
+          <w:sz w:val="22"/>
+        </w:rPr>
+        <w:t>&gt;&gt; Section2 - Education</w:t>
+      </w:r>
+    </w:p>
+    <w:p>
+      <w:pPr>
+        <w:ind w:left="283"/>
+      </w:pPr>
+      <w:r>
+        <w:rPr>
+          <w:sz w:val="20"/>
+        </w:rPr>
+        <w:t xml:space="preserve">- Peu probable! amy diagne  n'arrive pas  à comprendre un petit texte lu dans une langue locale (s02q03). Veuillez corriger ou donner des explications au QG. </w:t>
+        <w:br/>
+        <w:t xml:space="preserve">- Peu probable! awa niang  n'arrive pas  à comprendre un petit texte lu dans une langue locale (s02q03). Veuillez corriger ou donner des explications au QG. Peu probable! awa niang  ne sait ni lire, ni écrire, ni comprendre dans aucune des langues  (s02q01,s02q02,s02q03). Veuillez corriger ou donner des explications au QG. </w:t>
+        <w:br/>
+        <w:t xml:space="preserve">- Peu probable! malick camara  n'arrive pas  à comprendre un petit texte lu dans une langue locale (s02q03). Veuillez corriger ou donner des explications au QG. Peu probable! malick camara  ne sait ni lire, ni écrire, ni comprendre dans aucune des langues  (s02q01,s02q02,s02q03). Veuillez corriger ou donner des explications au QG. </w:t>
+        <w:br/>
+        <w:t>- Peu probable! saly camara  n'arrive pas  à comprendre un petit texte lu dans une langue locale (s02q03). Veuillez corriger ou donner des explications au QG. Peu probable! saly camara  ne sait ni lire, ni écrire, ni comprendre dans aucune des langues  (s02q01,s02q02,s02q03). Veuillez corriger ou donner des explications au QG.</w:t>
+      </w:r>
+    </w:p>
+    <w:p>
+      <w:r>
+        <w:rPr>
+          <w:b/>
+          <w:color w:val="4672C4"/>
+          <w:sz w:val="22"/>
+        </w:rPr>
+        <w:t>&gt;&gt; Section3 - Sante</w:t>
+      </w:r>
+    </w:p>
+    <w:p>
+      <w:pPr>
+        <w:ind w:left="283"/>
+      </w:pPr>
+      <w:r>
+        <w:rPr>
+          <w:sz w:val="20"/>
+        </w:rPr>
+        <w:t>- Le principal problème de santé que amy diagne a eu est asmatique et semble exister dans les modalités, prière de prendre attache avec le QG pour plus d'explication afin de la classer bien.</w:t>
+      </w:r>
+    </w:p>
+    <w:p>
+      <w:r>
+        <w:rPr>
+          <w:b/>
+          <w:color w:val="4672C4"/>
+          <w:sz w:val="22"/>
+        </w:rPr>
+        <w:t>&gt;&gt; Section4a - Emploi</w:t>
+      </w:r>
+    </w:p>
+    <w:p>
+      <w:pPr>
+        <w:ind w:left="283"/>
+      </w:pPr>
+      <w:r>
+        <w:rPr>
+          <w:sz w:val="20"/>
+        </w:rPr>
+        <w:t>- Avertissement! Nombre d'heure que malick camara a consacré à son emploi au cours des 7 derniers jours est trop élevé, veuillez revoir s'il vous plait ou confirmer cette information avec le QG.</w:t>
+      </w:r>
+    </w:p>
+    <w:p>
+      <w:r>
+        <w:rPr>
+          <w:b/>
+          <w:color w:val="4672C4"/>
+          <w:sz w:val="22"/>
+        </w:rPr>
+        <w:t>&gt;&gt; Section4b - Emploi - Activite principale</w:t>
+      </w:r>
+    </w:p>
+    <w:p>
+      <w:pPr>
+        <w:ind w:left="283"/>
+      </w:pPr>
+      <w:r>
+        <w:rPr>
+          <w:sz w:val="20"/>
+        </w:rPr>
+        <w:t xml:space="preserve">- Nombre d'heures par jour que malick camara consacre habituellement à l'emploi depasse 16 heures, veuillez revoir s'il vous plait. Attention ! Le nombre de jours que malick camara a travaillés par mois semble être inférieur à 15. Veuillez, s'il vous plaît, confirmer cette information. </w:t>
+        <w:br/>
+        <w:t>- Nombre de mois exercé par awa niang dans l'emploi au cours des 12 derniers mois semble faible, veuillez corriger s'il vous plait ou comfirmer avec le QG.</w:t>
+      </w:r>
+    </w:p>
+    <w:p>
+      <w:r>
+        <w:rPr>
+          <w:b/>
+          <w:color w:val="4672C4"/>
+          <w:sz w:val="22"/>
+        </w:rPr>
+        <w:t>&gt;&gt; Section6 - Epargne et credit</w:t>
+      </w:r>
+    </w:p>
+    <w:p>
+      <w:pPr>
+        <w:ind w:left="283"/>
+      </w:pPr>
+      <w:r>
+        <w:rPr>
+          <w:sz w:val="20"/>
+        </w:rPr>
+        <w:t>- La  raison pourquoi awa niang n'a pas demandé de crédit auprès d'une institution financière au cours des 12 derniers mois est a peur et semble exister dans les modalités, prière de prendre attache avec le QG pour plus d'explication afin de la classer bien.</w:t>
+      </w:r>
+    </w:p>
+    <w:p>
+      <w:r>
+        <w:rPr>
+          <w:b/>
+          <w:color w:val="4672C4"/>
+          <w:sz w:val="22"/>
+        </w:rPr>
+        <w:t>&gt;&gt; Section7b - Consommation alimentaire - 7 jours</w:t>
+      </w:r>
+    </w:p>
+    <w:p>
+      <w:pPr>
+        <w:ind w:left="283"/>
+      </w:pPr>
+      <w:r>
+        <w:rPr>
+          <w:sz w:val="20"/>
+        </w:rPr>
+        <w:t>- Attention ! Le prix unitaire d'achat (100 Fcfa) de Poivre en Sachets (Tres petit) est relativement élevé par rapport aux autres prix observés dans cette zone. Prière de corriger ou de confirmer avec le QG. Attention ! Le prix unitaire d'achat (1500 Fcfa) de Poisson frais type 9 en Pièce (Moyen) est relativement élevé par rapport aux autres prix observés dans cette zone. Prière de corriger ou de confirmer avec le QG. Attention ! Le prix unitaire d'achat (20 Fcfa) de Citron en Pièce (Petit) est relativement faible par rapport aux autres prix observés dans cette zone. Prière de corriger ou de confirmer avec le QG. Attention ! Le prix unitaire d'achat (250 Fcfa) de Poisson fumé type 4 en Pièce (Moyen) est relativement faible par rapport aux autres prix observés dans cette zone. Prière de corriger ou de confirmer avec le QG. Attention ! Le prix unitaire d'achat (50 Fcfa) de Cube alimentaire (Maggi, Jumbo, ) en Cube (Moyen) est relativement élevé par rapport aux autres prix observés dans cette zone. Prière de corriger ou de confirmer avec le QG. Avertissement!!! Le ménage a consommé 0.12 Kg taille unique de Lait en poudre, cette quantité semble anormale pour une consommation des 7 derniers jours. prière de corriger ou de confirmer avec le QG. Avertissement!!! Le ménage a consommé 1 Paquet Tres petit de Thé en sachet, cette quantité semble anormale pour une consommation des 7 derniers jours.Prière de corriger ou de confirmer avec le QG. Avertissement!! le prix unitaire (150 Fcfa) de Thé en sachet (unité: Paquet) de taille Tres petit est très faible ou élevé. Prière de corriger ou de confirmer avec le QG. Avertissement!!! Le ménage a consommé 21 Paquet Petit de Caramel, bonbons, confiseries, etc., cette quantité semble anormale pour une consommation des 7 derniers jours.Prière de corriger ou de confirmer avec le QG.</w:t>
+      </w:r>
+    </w:p>
+    <w:p>
+      <w:r>
+        <w:rPr>
+          <w:b/>
+          <w:color w:val="4672C4"/>
+          <w:sz w:val="22"/>
+        </w:rPr>
+        <w:t>&gt;&gt; Section9c - Depenses non-alimentaires - 30 jours</w:t>
+      </w:r>
+    </w:p>
+    <w:p>
+      <w:pPr>
+        <w:ind w:left="283"/>
+      </w:pPr>
+      <w:r>
+        <w:rPr>
+          <w:sz w:val="20"/>
+        </w:rPr>
+        <w:t>- La dernière fois que vous avez acheté Frais de coiffure homme et femme (salon, tressage, mèches, coupe, etc.), manucure, pédicure est salon et semble exister dans les modalités, prière de prendre attache avec le QG pour plus d'explication afin de la classer bien.</w:t>
+      </w:r>
+    </w:p>
+    <w:p>
+      <w:r>
+        <w:rPr>
+          <w:b/>
+          <w:color w:val="4672C4"/>
+          <w:sz w:val="22"/>
+        </w:rPr>
+        <w:t>&gt;&gt; Section10b - caracteristiques entreprise non agricole</w:t>
+      </w:r>
+    </w:p>
+    <w:p>
+      <w:pPr>
+        <w:ind w:left="283"/>
+      </w:pPr>
+      <w:r>
+        <w:rPr>
+          <w:sz w:val="20"/>
+        </w:rPr>
+        <w:t xml:space="preserve">- L'entreprise elle vend du petit dejeuner est généralement une entreprise de fabrication ou transformation dont elle depense en achat de matières premières.Elle transforme le produit donc ne peut pas obtenir un montant sur la revente des marchandises achetés en état (10.46 ou 10.47). Prière de mettre 0 pour ces questions si elles n'achètent pas de marchandise en état pour les revendre en état. </w:t>
+        <w:br/>
+        <w:t>- Le nombre d'heure que malick camara a travaillé(e) dans cette entreprise c ' est un chauffeur est incoherent. Prière de coriger.</w:t>
+      </w:r>
+    </w:p>
+    <w:p>
+      <w:r>
+        <w:rPr>
+          <w:b/>
+          <w:color w:val="4672C4"/>
+          <w:sz w:val="22"/>
+        </w:rPr>
+        <w:t>&gt;&gt; Section11 - Caracteristiques logement</w:t>
+      </w:r>
+    </w:p>
+    <w:p>
+      <w:pPr>
+        <w:ind w:left="283"/>
+      </w:pPr>
+      <w:r>
+        <w:rPr>
+          <w:sz w:val="20"/>
+        </w:rPr>
+        <w:t>- En cas de coupure de courant du réseau, la source d’énergie que le ménage utilise est telephone et semble exister dans les modalités, prière de prendre attache avec le QG pour plus d'explication afin de la classer bien.</w:t>
+      </w:r>
+    </w:p>
+    <w:p>
+      <w:r>
+        <w:rPr>
+          <w:b/>
+          <w:color w:val="4672C4"/>
+          <w:sz w:val="22"/>
+        </w:rPr>
+        <w:t>&gt;&gt; Section12 - Actifs du menage</w:t>
+      </w:r>
+    </w:p>
+    <w:p>
+      <w:pPr>
+        <w:ind w:left="283"/>
+      </w:pPr>
+      <w:r>
+        <w:rPr>
+          <w:sz w:val="20"/>
+        </w:rPr>
+        <w:t>- Le prix d'achat de l'article  Appareil TV ne doit pas être égal 0 même si le ménage l'a reçu en cadeau prière de leurs aider à faire une estimations. Avertissement!!! Le prix d'achat (0) de l'article  Appareil TV est inférieur aux prix de revente (100000)  avec l'âge du bien atteignant 10 ans. Prière de vérifier ou confirmer avec l'enquêté et mettre les bonnes valeurs après verification, s'il le faut. Le prix d'achat de l'article  Appareil TV est nul (achété à 0fcfa) mais le prix de revente est different de 0 impossible, prière de verifier et corriger.</w:t>
+      </w:r>
+    </w:p>
+    <w:p>
+      <w:r>
+        <w:rPr>
+          <w:b/>
+          <w:color w:val="4672C4"/>
+          <w:sz w:val="22"/>
+        </w:rPr>
+        <w:t>&gt;&gt; Section14 - Chocs</w:t>
+      </w:r>
+    </w:p>
+    <w:p>
+      <w:pPr>
+        <w:ind w:left="283"/>
+      </w:pPr>
+      <w:r>
+        <w:rPr>
+          <w:sz w:val="20"/>
+        </w:rPr>
+        <w:t>- Avertissement!! Le ménage n'a été négativement affecté par aucun des problèmes donnés dans la section 14. Confirmez vous cette information avec le QG?</w:t>
+      </w:r>
+    </w:p>
+    <w:p>
+      <w:r>
+        <w:rPr>
+          <w:b/>
+          <w:color w:val="4672C4"/>
+          <w:sz w:val="22"/>
+        </w:rPr>
+        <w:t>&gt;&gt; Section16a - Champs et parcelles</w:t>
+      </w:r>
+    </w:p>
+    <w:p>
+      <w:pPr>
+        <w:ind w:left="283"/>
+      </w:pPr>
+      <w:r>
+        <w:rPr>
+          <w:sz w:val="20"/>
+        </w:rPr>
+        <w:t>- La section 16 du ménage de MALICK CAMARA n'est pas renseigné, prière de renseigner.</w:t>
+      </w:r>
+    </w:p>
+    <w:p>
+      <w:r>
+        <w:t>________________________________________________________________________________</w:t>
+      </w:r>
+    </w:p>
+    <w:p>
+      <w:pPr>
+        <w:pStyle w:val="Heading2"/>
+      </w:pPr>
+      <w:r>
+        <w:t>Menage 10</w:t>
+      </w:r>
+    </w:p>
+    <w:tbl>
+      <w:tblPr>
+        <w:tblStyle w:val="TableGrid"/>
+        <w:tblW w:type="auto" w:w="0"/>
+        <w:tblLook w:firstColumn="1" w:firstRow="1" w:lastColumn="0" w:lastRow="0" w:noHBand="0" w:noVBand="1" w:val="04A0"/>
+      </w:tblPr>
+      <w:tblGrid>
+        <w:gridCol w:w="1662"/>
+        <w:gridCol w:w="1662"/>
+        <w:gridCol w:w="1662"/>
+        <w:gridCol w:w="1662"/>
+        <w:gridCol w:w="1662"/>
+        <w:gridCol w:w="1662"/>
+      </w:tblGrid>
+      <w:tr>
+        <w:tc>
+          <w:tcPr>
+            <w:tcW w:type="dxa" w:w="1662"/>
+            <w:shd w:fill="5B9BD5"/>
+          </w:tcPr>
+          <w:p>
+            <w:r>
+              <w:rPr>
+                <w:b/>
+                <w:color w:val="FFFFFF"/>
+                <w:sz w:val="16"/>
+              </w:rPr>
+              <w:t>Interview Key</w:t>
+            </w:r>
+          </w:p>
+        </w:tc>
+        <w:tc>
+          <w:tcPr>
+            <w:tcW w:type="dxa" w:w="1662"/>
+            <w:shd w:fill="5B9BD5"/>
+          </w:tcPr>
+          <w:p>
+            <w:r>
+              <w:rPr>
+                <w:b/>
+                <w:color w:val="FFFFFF"/>
+                <w:sz w:val="16"/>
+              </w:rPr>
+              <w:t>Interview ID</w:t>
+            </w:r>
+          </w:p>
+        </w:tc>
+        <w:tc>
+          <w:tcPr>
+            <w:tcW w:type="dxa" w:w="1662"/>
+            <w:shd w:fill="5B9BD5"/>
+          </w:tcPr>
+          <w:p>
+            <w:r>
+              <w:rPr>
+                <w:b/>
+                <w:color w:val="FFFFFF"/>
+                <w:sz w:val="16"/>
+              </w:rPr>
+              <w:t>ID Agent</w:t>
+            </w:r>
+          </w:p>
+        </w:tc>
+        <w:tc>
+          <w:tcPr>
+            <w:tcW w:type="dxa" w:w="1662"/>
+            <w:shd w:fill="5B9BD5"/>
+          </w:tcPr>
+          <w:p>
+            <w:r>
+              <w:rPr>
+                <w:b/>
+                <w:color w:val="FFFFFF"/>
+                <w:sz w:val="16"/>
+              </w:rPr>
+              <w:t>ID Equipe</w:t>
+            </w:r>
+          </w:p>
+        </w:tc>
+        <w:tc>
+          <w:tcPr>
+            <w:tcW w:type="dxa" w:w="1662"/>
+            <w:shd w:fill="5B9BD5"/>
+          </w:tcPr>
+          <w:p>
+            <w:r>
+              <w:rPr>
+                <w:b/>
+                <w:color w:val="FFFFFF"/>
+                <w:sz w:val="16"/>
+              </w:rPr>
+              <w:t>Agent</w:t>
+            </w:r>
+          </w:p>
+        </w:tc>
+        <w:tc>
+          <w:tcPr>
+            <w:tcW w:type="dxa" w:w="1662"/>
+            <w:shd w:fill="5B9BD5"/>
+          </w:tcPr>
+          <w:p>
+            <w:r>
+              <w:rPr>
+                <w:b/>
+                <w:color w:val="FFFFFF"/>
+                <w:sz w:val="16"/>
+              </w:rPr>
+              <w:t>Chef d'equipe</w:t>
+            </w:r>
+          </w:p>
+        </w:tc>
+      </w:tr>
+      <w:tr>
+        <w:tc>
+          <w:tcPr>
+            <w:tcW w:type="dxa" w:w="1662"/>
+          </w:tcPr>
+          <w:p>
+            <w:r>
+              <w:rPr>
+                <w:sz w:val="14"/>
+              </w:rPr>
+              <w:t>07-85-41-79</w:t>
+            </w:r>
+          </w:p>
+        </w:tc>
+        <w:tc>
+          <w:tcPr>
+            <w:tcW w:type="dxa" w:w="1662"/>
+          </w:tcPr>
+          <w:p>
+            <w:r>
+              <w:rPr>
+                <w:sz w:val="14"/>
+              </w:rPr>
+              <w:t>55043e60fc1c4bd6a97e343e36c7795e</w:t>
+            </w:r>
+          </w:p>
+        </w:tc>
+        <w:tc>
+          <w:tcPr>
+            <w:tcW w:type="dxa" w:w="1662"/>
+          </w:tcPr>
+          <w:p>
+            <w:r>
+              <w:rPr>
+                <w:sz w:val="14"/>
+              </w:rPr>
+              <w:t>EQ7_enq1</w:t>
+            </w:r>
+          </w:p>
+        </w:tc>
+        <w:tc>
+          <w:tcPr>
+            <w:tcW w:type="dxa" w:w="1662"/>
+          </w:tcPr>
+          <w:p>
+            <w:r>
+              <w:rPr>
+                <w:sz w:val="14"/>
+              </w:rPr>
+              <w:t>Equipe7</w:t>
+            </w:r>
+          </w:p>
+        </w:tc>
+        <w:tc>
+          <w:tcPr>
+            <w:tcW w:type="dxa" w:w="1662"/>
+          </w:tcPr>
+          <w:p>
+            <w:r>
+              <w:rPr>
+                <w:sz w:val="14"/>
+              </w:rPr>
+              <w:t>Marieme FALL</w:t>
+            </w:r>
+          </w:p>
+        </w:tc>
+        <w:tc>
+          <w:tcPr>
+            <w:tcW w:type="dxa" w:w="1662"/>
+          </w:tcPr>
+          <w:p>
+            <w:r>
+              <w:rPr>
+                <w:sz w:val="14"/>
+              </w:rPr>
+              <w:t>Diarietou DJIBA</w:t>
+            </w:r>
+          </w:p>
+        </w:tc>
+      </w:tr>
+    </w:tbl>
+    <w:p/>
+    <w:tbl>
+      <w:tblPr>
+        <w:tblStyle w:val="TableGrid"/>
+        <w:tblW w:type="auto" w:w="0"/>
+        <w:tblLook w:firstColumn="1" w:firstRow="1" w:lastColumn="0" w:lastRow="0" w:noHBand="0" w:noVBand="1" w:val="04A0"/>
+      </w:tblPr>
+      <w:tblGrid>
+        <w:gridCol w:w="3324"/>
+        <w:gridCol w:w="3324"/>
+        <w:gridCol w:w="3324"/>
+      </w:tblGrid>
+      <w:tr>
+        <w:tc>
+          <w:tcPr>
+            <w:tcW w:type="dxa" w:w="3324"/>
+            <w:shd w:fill="70AD47"/>
+          </w:tcPr>
+          <w:p>
+            <w:r>
+              <w:rPr>
+                <w:b/>
+                <w:color w:val="FFFFFF"/>
+                <w:sz w:val="18"/>
+              </w:rPr>
+              <w:t>Chef de Menage</w:t>
+            </w:r>
+          </w:p>
+        </w:tc>
+        <w:tc>
+          <w:tcPr>
+            <w:tcW w:type="dxa" w:w="3324"/>
+            <w:shd w:fill="70AD47"/>
+          </w:tcPr>
+          <w:p>
+            <w:r>
+              <w:rPr>
+                <w:b/>
+                <w:color w:val="FFFFFF"/>
+                <w:sz w:val="18"/>
+              </w:rPr>
+              <w:t>Quartier/Village (s00q05)</w:t>
+            </w:r>
+          </w:p>
+        </w:tc>
+        <w:tc>
+          <w:tcPr>
+            <w:tcW w:type="dxa" w:w="3324"/>
+            <w:shd w:fill="70AD47"/>
+          </w:tcPr>
+          <w:p>
+            <w:r>
+              <w:rPr>
+                <w:b/>
+                <w:color w:val="FFFFFF"/>
+                <w:sz w:val="18"/>
+              </w:rPr>
+              <w:t>Localisation GPS</w:t>
+            </w:r>
+          </w:p>
+        </w:tc>
+      </w:tr>
+      <w:tr>
+        <w:tc>
+          <w:tcPr>
+            <w:tcW w:type="dxa" w:w="3324"/>
+          </w:tcPr>
+          <w:p>
+            <w:r>
+              <w:rPr>
+                <w:sz w:val="18"/>
+              </w:rPr>
+              <w:t>DJIMBRI SIBY</w:t>
+            </w:r>
+          </w:p>
+        </w:tc>
+        <w:tc>
+          <w:tcPr>
+            <w:tcW w:type="dxa" w:w="3324"/>
+          </w:tcPr>
+          <w:p>
+            <w:r>
+              <w:rPr>
+                <w:sz w:val="18"/>
+              </w:rPr>
+              <w:t>N/A</w:t>
+            </w:r>
+          </w:p>
+        </w:tc>
+        <w:tc>
+          <w:tcPr>
+            <w:tcW w:type="dxa" w:w="3324"/>
+          </w:tcPr>
+          <w:p>
+            <w:r/>
+            <w:hyperlink r:id="rId15">
+              <w:r>
+                <w:rPr>
+                  <w:color w:val="0563C1"/>
+                  <w:u w:val="single"/>
+                </w:rPr>
+                <w:t>unite20</w:t>
+              </w:r>
+            </w:hyperlink>
+          </w:p>
+        </w:tc>
+      </w:tr>
+    </w:tbl>
+    <w:p/>
+    <w:p>
+      <w:r>
+        <w:rPr>
+          <w:b/>
+          <w:color w:val="4672C4"/>
+          <w:sz w:val="22"/>
+        </w:rPr>
+        <w:t>&gt;&gt; Section1 - Caracteristiques des membres</w:t>
+      </w:r>
+    </w:p>
+    <w:p>
+      <w:pPr>
+        <w:ind w:left="283"/>
+      </w:pPr>
+      <w:r>
+        <w:rPr>
+          <w:sz w:val="20"/>
+        </w:rPr>
+        <w:t xml:space="preserve">- Avertissement!!!  djibril fall  ne possède pas le téléphone android, a accès à l'internet , prière de confirmer cette information. </w:t>
+        <w:br/>
+        <w:t xml:space="preserve">-  Avertissement!!!  djimbri fall  ne possède pas le téléphone android, a accès à l'internet , prière de confirmer cette information. La raison principale pour laquelle que djimbri fall est venu vivre dans cette localité est innodation et semble exister dans les modalités, prière de prendre attache avec le QG pour plus d'explication afin de la classer bien. </w:t>
+        <w:br/>
+        <w:t xml:space="preserve">-  Avertissement!!!  matar fall  possède un téléphone android mais dit n'avoir pas accès à l'internet, prière de confirmer cette information avec le QG ou la corriger. Incoherence! matar fall dispose d'un téléphone portable à s01q39, donc la raison évoquée ne peut pas être (ne dispose pas d'appareil). </w:t>
+        <w:br/>
+        <w:t>- La raison principale pour laquelle que djimbri siby est venu vivre dans cette localité est innondation et semble exister dans les modalités, prière de prendre attache avec le QG pour plus d'explication afin de la classer bien.</w:t>
+      </w:r>
+    </w:p>
+    <w:p>
+      <w:r>
+        <w:rPr>
+          <w:b/>
+          <w:color w:val="4672C4"/>
+          <w:sz w:val="22"/>
+        </w:rPr>
+        <w:t>&gt;&gt; Section2 - Education</w:t>
+      </w:r>
+    </w:p>
+    <w:p>
+      <w:pPr>
+        <w:ind w:left="283"/>
+      </w:pPr>
+      <w:r>
+        <w:rPr>
+          <w:sz w:val="20"/>
+        </w:rPr>
+        <w:t xml:space="preserve">- Peu probable! diouma sow  n'arrive pas  à comprendre un petit texte lu dans une langue locale (s02q03). Veuillez corriger ou donner des explications au QG. </w:t>
+        <w:br/>
+        <w:t xml:space="preserve">- Peu probable! djibril fall  n'arrive pas  à comprendre un petit texte lu dans une langue locale (s02q03). Veuillez corriger ou donner des explications au QG. </w:t>
+        <w:br/>
+        <w:t xml:space="preserve">- Peu probable! djimbri fall  n'arrive pas  à comprendre un petit texte lu dans une langue locale (s02q03). Veuillez corriger ou donner des explications au QG. Le domaine que djimbri fall bénéficié de cette formation est formation agro aliment et semble exister dans les modalités, prière de prendre attache avec le QG pour plus d'explication afin de la classer bien. </w:t>
+        <w:br/>
+        <w:t xml:space="preserve">- Peu probable! djimbri siby  n'arrive pas  à comprendre un petit texte lu dans une langue locale (s02q03). Veuillez corriger ou donner des explications au QG. Peu probable! djimbri siby  ne sait ni lire, ni écrire, ni comprendre dans aucune des langues  (s02q01,s02q02,s02q03). Veuillez corriger ou donner des explications au QG. </w:t>
+        <w:br/>
+        <w:t xml:space="preserve">- Peu probable! el hadji sow  n'arrive pas  à comprendre un petit texte lu dans une langue locale (s02q03). Veuillez corriger ou donner des explications au QG. </w:t>
+        <w:br/>
+        <w:t xml:space="preserve">- Peu probable! fatou sow  n'arrive pas  à comprendre un petit texte lu dans une langue locale (s02q03). Veuillez corriger ou donner des explications au QG. Le domaine que fatou sow bénéficié de cette formation est formation salon et semble exister dans les modalités, prière de prendre attache avec le QG pour plus d'explication afin de la classer bien. </w:t>
+        <w:br/>
+        <w:t xml:space="preserve">- Peu probable! matar fall  n'arrive pas  à comprendre un petit texte lu dans une langue locale (s02q03). Veuillez corriger ou donner des explications au QG. Peu probable! matar fall  ne sait ni lire, ni écrire, ni comprendre dans aucune des langues  (s02q01,s02q02,s02q03). Veuillez corriger ou donner des explications au QG. </w:t>
+        <w:br/>
+        <w:t xml:space="preserve">- Peu probable! ndeye diagne  n'arrive pas  à comprendre un petit texte lu dans une langue locale (s02q03). Veuillez corriger ou donner des explications au QG. Dans les milieux urbains c'est peu probable de voir une école dont les élèves ou étudiants ne dépensent pas en frais d'uniformes, prière de verifier pour ndeye diagne et corriger ou confirmer avec le QG. </w:t>
+        <w:br/>
+        <w:t>- Peu probable! sala sow  n'arrive pas  à comprendre un petit texte lu dans une langue locale (s02q03). Veuillez corriger ou donner des explications au QG.</w:t>
+      </w:r>
+    </w:p>
+    <w:p>
+      <w:r>
+        <w:rPr>
+          <w:b/>
+          <w:color w:val="4672C4"/>
+          <w:sz w:val="22"/>
+        </w:rPr>
+        <w:t>&gt;&gt; Section4a - Emploi</w:t>
+      </w:r>
+    </w:p>
+    <w:p>
+      <w:pPr>
+        <w:ind w:left="283"/>
+      </w:pPr>
+      <w:r>
+        <w:rPr>
+          <w:sz w:val="20"/>
+        </w:rPr>
+        <w:t xml:space="preserve">- La  raison principale que diouma sow n'a pas cherché du travail au cours des 30 derniers jours est etre en formation et semble exister dans les modalités, prière de prendre attache avec le QG pour plus d'explication afin de la classer bien. </w:t>
+        <w:br/>
+        <w:t xml:space="preserve">-  La  raison principale que fatou sow n'a pas cherché du travail au cours des 30 derniers jours est pas encore fini son formation et semble exister dans les modalités, prière de prendre attache avec le QG pour plus d'explication afin de la classer bien. </w:t>
+        <w:br/>
+        <w:t xml:space="preserve">- Avertissement! Généralement les jeunes hommes (10 à 25ans) font des travaux ménager soit apprendre les enfants à reviser leurs léçons ou d'autres cours, el hadji sow n'a consacré aucune heure pour les travaux cités en s04q01, s04q02, s04q03, s04q04, s04q05, s04q06, s04q07 et s04q08.Prière de regarder pour corriger ou confirmer avec le QG. </w:t>
+        <w:br/>
+        <w:t xml:space="preserve">- Avertissement! Généralement les jeunes hommes (10 à 25ans) font des travaux ménager soit apprendre les enfants à reviser leurs léçons ou d'autres cours, sala sow n'a consacré aucune heure pour les travaux cités en s04q01, s04q02, s04q03, s04q04, s04q05, s04q06, s04q07 et s04q08.Prière de regarder pour corriger ou confirmer avec le QG. </w:t>
+        <w:br/>
+        <w:t>- Avertissement! djimbri siby n'a consacré aucune heure pour aucun des travaux du ménage, prière de regarder les réponses prises dans les questions (s04q01 s04q02 s04q03 s04q04 s04q05 s04q06 s04q07 s04q08).</w:t>
+      </w:r>
+    </w:p>
+    <w:p>
+      <w:r>
+        <w:rPr>
+          <w:b/>
+          <w:color w:val="4672C4"/>
+          <w:sz w:val="22"/>
+        </w:rPr>
+        <w:t>&gt;&gt; Section4b - Emploi - Activite principale</w:t>
+      </w:r>
+    </w:p>
+    <w:p>
+      <w:pPr>
+        <w:ind w:left="283"/>
+      </w:pPr>
+      <w:r>
+        <w:rPr>
+          <w:sz w:val="20"/>
+        </w:rPr>
+        <w:t>- Nombre de mois exercé par djibril fall dans l'emploi au cours des 12 derniers mois semble faible, veuillez corriger s'il vous plait ou comfirmer avec le QG. Attention ! Le nombre de jours que djibril fall a travaillés par mois semble être inférieur à 15. Veuillez, s'il vous plaît, confirmer cette information.</w:t>
+      </w:r>
+    </w:p>
+    <w:p>
+      <w:r>
+        <w:rPr>
+          <w:b/>
+          <w:color w:val="4672C4"/>
+          <w:sz w:val="22"/>
+        </w:rPr>
+        <w:t>&gt;&gt; Section7b - Consommation alimentaire - 7 jours</w:t>
+      </w:r>
+    </w:p>
+    <w:p>
+      <w:pPr>
+        <w:ind w:left="283"/>
+      </w:pPr>
+      <w:r>
+        <w:rPr>
+          <w:sz w:val="20"/>
+        </w:rPr>
+        <w:t>- Attention ! Le prix unitaire d'achat (150 Fcfa) de Niébé/Haricots secs en Sachets (Petit) est relativement élevé par rapport aux autres prix observés dans cette zone. Prière de corriger ou de confirmer avec le QG. Attention ! Le prix unitaire d'achat (300 Fcfa) de Riz importé parfumé en Kg (taille unique) est relativement faible par rapport aux autres prix observés dans cette zone. Prière de corriger ou de confirmer avec le QG. Attention ! Le prix unitaire d'achat (50 Fcfa) de Cube alimentaire (Maggi, Jumbo, ) en Cube (Moyen) est relativement élevé par rapport aux autres prix observés dans cette zone. Prière de corriger ou de confirmer avec le QG. Attention ! Soupçons de quantité anormale! Le ménage de Djimbri fall avec une taille de 9 personnes a consommé 14 Gousse en Petit de Ail qui est relativement élevé comme consommation par rapport à la condition de vie des autres ménages de même taille dans cette zone. Prière de corriger ou de confirmer avec le QG. Attention ! Soupçons de quantité anormale! Le ménage de Djimbri fall avec une taille de 9 personnes a consommé 14 Sachets en Tres petit de Piment séché qui est relativement élevé comme consommation par rapport à la condition de vie des autres ménages de même taille dans cette zone. Prière de corriger ou de confirmer avec le QG. Avertissement!!! Le ménage a consommé 7 Paquet Tres petit de Thé en sachet, cette quantité semble anormale pour une consommation des 7 derniers jours.Prière de corriger ou de confirmer avec le QG. Avertissement!! le prix unitaire (150 Fcfa) de Thé en sachet (unité: Paquet) de taille Tres petit est très faible ou élevé. Prière de corriger ou de confirmer avec le QG. Le prix d'achat unitaire (150 Fcfa) de Sel en Kg de taille  taille unique  est très faible, prière de regarder les reponses prises dans les questions s07bq07a s07bq07b s07bq07c s07bq08 pour mieux corriger. Attention ! Le prix unitaire d'achat (150 Fcfa) de Sel en Kg (taille unique) est relativement faible par rapport aux autres prix observés dans cette zone. Prière de corriger ou de confirmer avec le QG.</w:t>
+      </w:r>
+    </w:p>
+    <w:p>
+      <w:r>
+        <w:rPr>
+          <w:b/>
+          <w:color w:val="4672C4"/>
+          <w:sz w:val="22"/>
+        </w:rPr>
+        <w:t>&gt;&gt; Section12 - Actifs du menage</w:t>
+      </w:r>
+    </w:p>
+    <w:p>
+      <w:pPr>
+        <w:ind w:left="283"/>
+      </w:pPr>
+      <w:r>
+        <w:rPr>
+          <w:sz w:val="20"/>
+        </w:rPr>
+        <w:t>- Attention ! Réfrigérateur a été revendu à 350000 Fcfa qui est relativement élevé par rapport aux autres prix de revente observés dans cette zone. Prière de corriger ou de confirmer avec le QG.</w:t>
+      </w:r>
+    </w:p>
+    <w:p>
+      <w:r>
+        <w:rPr>
+          <w:b/>
+          <w:color w:val="4672C4"/>
+          <w:sz w:val="22"/>
+        </w:rPr>
+        <w:t>&gt;&gt; Section13a - Transferts recus</w:t>
+      </w:r>
+    </w:p>
+    <w:p>
+      <w:pPr>
+        <w:ind w:left="283"/>
+      </w:pPr>
+      <w:r>
+        <w:rPr>
+          <w:sz w:val="20"/>
+        </w:rPr>
+        <w:t>- L'enquêteur prière de fournir d'effort pour avoir le niveau d'étude et l'âge de celui qui a envoyé/donné de l'argent dans la section 13a (Transfert reçu). L'âge de celui qui a envoyé/donné de l'argent dans la section 13a (Transfert reçu) semble  élévé, prière de corriger ou confirmer ave le QG.</w:t>
+      </w:r>
+    </w:p>
+    <w:p>
+      <w:r>
+        <w:rPr>
+          <w:b/>
+          <w:color w:val="4672C4"/>
+          <w:sz w:val="22"/>
+        </w:rPr>
+        <w:t>&gt;&gt; Section14 - Chocs</w:t>
+      </w:r>
+    </w:p>
+    <w:p>
+      <w:pPr>
+        <w:ind w:left="283"/>
+      </w:pPr>
+      <w:r>
+        <w:rPr>
+          <w:sz w:val="20"/>
+        </w:rPr>
+        <w:t>- Avertissement!! Le ménage n'a été négativement affecté par aucun des problèmes donnés dans la section 14. Confirmez vous cette information avec le QG?</w:t>
+      </w:r>
+    </w:p>
+    <w:p>
+      <w:r>
+        <w:rPr>
+          <w:b/>
+          <w:color w:val="4672C4"/>
+          <w:sz w:val="22"/>
+        </w:rPr>
+        <w:t>&gt;&gt; Section16a - Champs et parcelles</w:t>
+      </w:r>
+    </w:p>
+    <w:p>
+      <w:pPr>
+        <w:ind w:left="283"/>
+      </w:pPr>
+      <w:r>
+        <w:rPr>
+          <w:sz w:val="20"/>
+        </w:rPr>
+        <w:t>- La section 16 du ménage de Djimbri fall n'est pas renseigné, prière de renseigner.</w:t>
+      </w:r>
+    </w:p>
+    <w:p>
+      <w:r>
+        <w:t>________________________________________________________________________________</w:t>
+      </w:r>
+    </w:p>
+    <w:p>
+      <w:pPr>
+        <w:pStyle w:val="Heading2"/>
+      </w:pPr>
+      <w:r>
+        <w:t>Menage 11</w:t>
+      </w:r>
+    </w:p>
+    <w:tbl>
+      <w:tblPr>
+        <w:tblStyle w:val="TableGrid"/>
+        <w:tblW w:type="auto" w:w="0"/>
+        <w:tblLook w:firstColumn="1" w:firstRow="1" w:lastColumn="0" w:lastRow="0" w:noHBand="0" w:noVBand="1" w:val="04A0"/>
+      </w:tblPr>
+      <w:tblGrid>
+        <w:gridCol w:w="1662"/>
+        <w:gridCol w:w="1662"/>
+        <w:gridCol w:w="1662"/>
+        <w:gridCol w:w="1662"/>
+        <w:gridCol w:w="1662"/>
+        <w:gridCol w:w="1662"/>
+      </w:tblGrid>
+      <w:tr>
+        <w:tc>
+          <w:tcPr>
+            <w:tcW w:type="dxa" w:w="1662"/>
+            <w:shd w:fill="5B9BD5"/>
+          </w:tcPr>
+          <w:p>
+            <w:r>
+              <w:rPr>
+                <w:b/>
+                <w:color w:val="FFFFFF"/>
+                <w:sz w:val="16"/>
+              </w:rPr>
+              <w:t>Interview Key</w:t>
+            </w:r>
+          </w:p>
+        </w:tc>
+        <w:tc>
+          <w:tcPr>
+            <w:tcW w:type="dxa" w:w="1662"/>
+            <w:shd w:fill="5B9BD5"/>
+          </w:tcPr>
+          <w:p>
+            <w:r>
+              <w:rPr>
+                <w:b/>
+                <w:color w:val="FFFFFF"/>
+                <w:sz w:val="16"/>
+              </w:rPr>
+              <w:t>Interview ID</w:t>
+            </w:r>
+          </w:p>
+        </w:tc>
+        <w:tc>
+          <w:tcPr>
+            <w:tcW w:type="dxa" w:w="1662"/>
+            <w:shd w:fill="5B9BD5"/>
+          </w:tcPr>
+          <w:p>
+            <w:r>
+              <w:rPr>
+                <w:b/>
+                <w:color w:val="FFFFFF"/>
+                <w:sz w:val="16"/>
+              </w:rPr>
+              <w:t>ID Agent</w:t>
+            </w:r>
+          </w:p>
+        </w:tc>
+        <w:tc>
+          <w:tcPr>
+            <w:tcW w:type="dxa" w:w="1662"/>
+            <w:shd w:fill="5B9BD5"/>
+          </w:tcPr>
+          <w:p>
+            <w:r>
+              <w:rPr>
+                <w:b/>
+                <w:color w:val="FFFFFF"/>
+                <w:sz w:val="16"/>
+              </w:rPr>
+              <w:t>ID Equipe</w:t>
+            </w:r>
+          </w:p>
+        </w:tc>
+        <w:tc>
+          <w:tcPr>
+            <w:tcW w:type="dxa" w:w="1662"/>
+            <w:shd w:fill="5B9BD5"/>
+          </w:tcPr>
+          <w:p>
+            <w:r>
+              <w:rPr>
+                <w:b/>
+                <w:color w:val="FFFFFF"/>
+                <w:sz w:val="16"/>
+              </w:rPr>
+              <w:t>Agent</w:t>
+            </w:r>
+          </w:p>
+        </w:tc>
+        <w:tc>
+          <w:tcPr>
+            <w:tcW w:type="dxa" w:w="1662"/>
+            <w:shd w:fill="5B9BD5"/>
+          </w:tcPr>
+          <w:p>
+            <w:r>
+              <w:rPr>
+                <w:b/>
+                <w:color w:val="FFFFFF"/>
+                <w:sz w:val="16"/>
+              </w:rPr>
+              <w:t>Chef d'equipe</w:t>
+            </w:r>
+          </w:p>
+        </w:tc>
+      </w:tr>
+      <w:tr>
+        <w:tc>
+          <w:tcPr>
+            <w:tcW w:type="dxa" w:w="1662"/>
+          </w:tcPr>
+          <w:p>
+            <w:r>
+              <w:rPr>
+                <w:sz w:val="14"/>
+              </w:rPr>
+              <w:t>00-10-44-99</w:t>
+            </w:r>
+          </w:p>
+        </w:tc>
+        <w:tc>
+          <w:tcPr>
+            <w:tcW w:type="dxa" w:w="1662"/>
+          </w:tcPr>
+          <w:p>
+            <w:r>
+              <w:rPr>
+                <w:sz w:val="14"/>
+              </w:rPr>
+              <w:t>80de3627684e4bbaa65130488a5fa9a7</w:t>
+            </w:r>
+          </w:p>
+        </w:tc>
+        <w:tc>
+          <w:tcPr>
+            <w:tcW w:type="dxa" w:w="1662"/>
+          </w:tcPr>
+          <w:p>
+            <w:r>
+              <w:rPr>
+                <w:sz w:val="14"/>
+              </w:rPr>
+              <w:t>EQ7_enq3</w:t>
+            </w:r>
+          </w:p>
+        </w:tc>
+        <w:tc>
+          <w:tcPr>
+            <w:tcW w:type="dxa" w:w="1662"/>
+          </w:tcPr>
+          <w:p>
+            <w:r>
+              <w:rPr>
+                <w:sz w:val="14"/>
+              </w:rPr>
+              <w:t>Equipe7</w:t>
+            </w:r>
+          </w:p>
+        </w:tc>
+        <w:tc>
+          <w:tcPr>
+            <w:tcW w:type="dxa" w:w="1662"/>
+          </w:tcPr>
+          <w:p>
+            <w:r>
+              <w:rPr>
+                <w:sz w:val="14"/>
+              </w:rPr>
+              <w:t>Helene Sow NDIAYE</w:t>
+            </w:r>
+          </w:p>
+        </w:tc>
+        <w:tc>
+          <w:tcPr>
+            <w:tcW w:type="dxa" w:w="1662"/>
+          </w:tcPr>
+          <w:p>
+            <w:r>
+              <w:rPr>
+                <w:sz w:val="14"/>
+              </w:rPr>
+              <w:t>Diarietou DJIBA</w:t>
+            </w:r>
+          </w:p>
+        </w:tc>
+      </w:tr>
+    </w:tbl>
+    <w:p/>
+    <w:tbl>
+      <w:tblPr>
+        <w:tblStyle w:val="TableGrid"/>
+        <w:tblW w:type="auto" w:w="0"/>
+        <w:tblLook w:firstColumn="1" w:firstRow="1" w:lastColumn="0" w:lastRow="0" w:noHBand="0" w:noVBand="1" w:val="04A0"/>
+      </w:tblPr>
+      <w:tblGrid>
+        <w:gridCol w:w="3324"/>
+        <w:gridCol w:w="3324"/>
+        <w:gridCol w:w="3324"/>
+      </w:tblGrid>
+      <w:tr>
+        <w:tc>
+          <w:tcPr>
+            <w:tcW w:type="dxa" w:w="3324"/>
+            <w:shd w:fill="70AD47"/>
+          </w:tcPr>
+          <w:p>
+            <w:r>
+              <w:rPr>
+                <w:b/>
+                <w:color w:val="FFFFFF"/>
+                <w:sz w:val="18"/>
+              </w:rPr>
+              <w:t>Chef de Menage</w:t>
+            </w:r>
+          </w:p>
+        </w:tc>
+        <w:tc>
+          <w:tcPr>
+            <w:tcW w:type="dxa" w:w="3324"/>
+            <w:shd w:fill="70AD47"/>
+          </w:tcPr>
+          <w:p>
+            <w:r>
+              <w:rPr>
+                <w:b/>
+                <w:color w:val="FFFFFF"/>
+                <w:sz w:val="18"/>
+              </w:rPr>
+              <w:t>Quartier/Village (s00q05)</w:t>
+            </w:r>
+          </w:p>
+        </w:tc>
+        <w:tc>
+          <w:tcPr>
+            <w:tcW w:type="dxa" w:w="3324"/>
+            <w:shd w:fill="70AD47"/>
+          </w:tcPr>
+          <w:p>
+            <w:r>
+              <w:rPr>
+                <w:b/>
+                <w:color w:val="FFFFFF"/>
+                <w:sz w:val="18"/>
+              </w:rPr>
+              <w:t>Localisation GPS</w:t>
+            </w:r>
+          </w:p>
+        </w:tc>
+      </w:tr>
+      <w:tr>
+        <w:tc>
+          <w:tcPr>
+            <w:tcW w:type="dxa" w:w="3324"/>
+          </w:tcPr>
+          <w:p>
+            <w:r>
+              <w:rPr>
+                <w:sz w:val="18"/>
+              </w:rPr>
+              <w:t>SALY NDIAYE</w:t>
+            </w:r>
+          </w:p>
+        </w:tc>
+        <w:tc>
+          <w:tcPr>
+            <w:tcW w:type="dxa" w:w="3324"/>
+          </w:tcPr>
+          <w:p>
+            <w:r>
+              <w:rPr>
+                <w:sz w:val="18"/>
+              </w:rPr>
+              <w:t>N/A</w:t>
+            </w:r>
+          </w:p>
+        </w:tc>
+        <w:tc>
+          <w:tcPr>
+            <w:tcW w:type="dxa" w:w="3324"/>
+          </w:tcPr>
+          <w:p>
+            <w:r/>
+            <w:hyperlink r:id="rId16">
+              <w:r>
+                <w:rPr>
+                  <w:color w:val="0563C1"/>
+                  <w:u w:val="single"/>
+                </w:rPr>
+                <w:t>unite20</w:t>
+              </w:r>
+            </w:hyperlink>
+          </w:p>
+        </w:tc>
+      </w:tr>
+    </w:tbl>
+    <w:p/>
+    <w:p>
+      <w:r>
+        <w:rPr>
+          <w:b/>
+          <w:color w:val="4672C4"/>
+          <w:sz w:val="22"/>
+        </w:rPr>
+        <w:t>&gt;&gt; Section0 - Identification et renseignements de controle</w:t>
+      </w:r>
+    </w:p>
+    <w:p>
+      <w:pPr>
+        <w:ind w:left="283"/>
+      </w:pPr>
+      <w:r>
+        <w:rPr>
+          <w:sz w:val="20"/>
+        </w:rPr>
+        <w:t>- Vous avez declaré que le questionnaire est complètement fini mais le questionnaire est en statut partiel, prière de mettre le questionnaire en statut complet s'il est fini.</w:t>
+      </w:r>
+    </w:p>
+    <w:p>
+      <w:r>
+        <w:rPr>
+          <w:b/>
+          <w:color w:val="4672C4"/>
+          <w:sz w:val="22"/>
+        </w:rPr>
+        <w:t>&gt;&gt; Section1 - Caracteristiques des membres</w:t>
+      </w:r>
+    </w:p>
+    <w:p>
+      <w:pPr>
+        <w:ind w:left="283"/>
+      </w:pPr>
+      <w:r>
+        <w:rPr>
+          <w:sz w:val="20"/>
+        </w:rPr>
+        <w:t>- Les informations sur l'acte de naissance (ni Jours, ni mois et ni années) de  saly ndiaye  manquent, s'il vous plait pouvez-vous fournir d'effort pour avoir ces informations.</w:t>
+      </w:r>
+    </w:p>
+    <w:p>
+      <w:r>
+        <w:rPr>
+          <w:b/>
+          <w:color w:val="4672C4"/>
+          <w:sz w:val="22"/>
+        </w:rPr>
+        <w:t>&gt;&gt; Section2 - Education</w:t>
+      </w:r>
+    </w:p>
+    <w:p>
+      <w:pPr>
+        <w:ind w:left="283"/>
+      </w:pPr>
+      <w:r>
+        <w:rPr>
+          <w:sz w:val="20"/>
+        </w:rPr>
+        <w:t xml:space="preserve">- Peu probable! amina diop  n'arrive pas  à comprendre un petit texte lu dans une langue locale (s02q03). Veuillez corriger ou donner des explications au QG. Peu probable! amina diop  ne sait ni lire, ni écrire, ni comprendre dans aucune des langues  (s02q01,s02q02,s02q03). Veuillez corriger ou donner des explications au QG. </w:t>
+        <w:br/>
+        <w:t xml:space="preserve">- Peu probable! dieynaba ndiaye  n'arrive pas  à comprendre un petit texte lu dans une langue locale (s02q03). Veuillez corriger ou donner des explications au QG.  Incohérence ! seulement les écoles gouvermentales paient les cotisations (Gouvernement, communauté, ONG ou organisation humanitaire). veuillez, s'il vous plait, confirmer cette information de dieynaba ndiaye avec le QG ou apporter les corrections nécessaires. Dans les milieux urbains c'est peu probable de voir une école dont les élèves ou étudiants ne dépensent pas en frais d'uniformes, prière de verifier pour dieynaba ndiaye et corriger ou confirmer avec le QG. </w:t>
+        <w:br/>
+        <w:t xml:space="preserve">- Peu probable! fa ndiaye  n'arrive pas  à comprendre un petit texte lu dans une langue locale (s02q03). Veuillez corriger ou donner des explications au QG.  Incohérence ! seulement les écoles gouvermentales paient les cotisations (Gouvernement, communauté, ONG ou organisation humanitaire). veuillez, s'il vous plait, confirmer cette information de fa ndiaye avec le QG ou apporter les corrections nécessaires. Dans les milieux urbains c'est peu probable de voir une école dont les élèves ou étudiants ne dépensent pas en frais d'uniformes, prière de verifier pour fa ndiaye et corriger ou confirmer avec le QG. </w:t>
+        <w:br/>
+        <w:t xml:space="preserve">- Peu probable! saly ndiaye  n'arrive pas  à comprendre un petit texte lu dans une langue locale (s02q03). Veuillez corriger ou donner des explications au QG. Peu probable! saly ndiaye  ne sait ni lire, ni écrire, ni comprendre dans aucune des langues  (s02q01,s02q02,s02q03). Veuillez corriger ou donner des explications au QG. </w:t>
+        <w:br/>
+        <w:t>- Peu probable! saly ndiaye 2  n'arrive pas  à comprendre un petit texte lu dans une langue locale (s02q03). Veuillez corriger ou donner des explications au QG. Le montant des frais pour les cahiers et autres matériels scolaires pour l'année scolaire de saly ndiaye 2 est faible ou élevé, veuillez, s'il vous plait, confirmer ces informations avec le QG ou apporter les corrections nécessaires. Dans les milieux urbains c'est peu probable de voir une école dont les élèves ou étudiants ne dépensent pas en frais d'uniformes, prière de verifier pour saly ndiaye 2 et corriger ou confirmer avec le QG.</w:t>
+      </w:r>
+    </w:p>
+    <w:p>
+      <w:r>
+        <w:rPr>
+          <w:b/>
+          <w:color w:val="4672C4"/>
+          <w:sz w:val="22"/>
+        </w:rPr>
+        <w:t>&gt;&gt; Section4a - Emploi</w:t>
+      </w:r>
+    </w:p>
+    <w:p>
+      <w:pPr>
+        <w:ind w:left="283"/>
+      </w:pPr>
+      <w:r>
+        <w:rPr>
+          <w:sz w:val="20"/>
+        </w:rPr>
+        <w:t>- Avertissement! saly ndiaye n'a consacré aucune heure pour aucun des travaux du ménage, prière de regarder les réponses prises dans les questions (s04q01 s04q02 s04q03 s04q04 s04q05 s04q06 s04q07 s04q08).</w:t>
+      </w:r>
+    </w:p>
+    <w:p>
+      <w:r>
+        <w:rPr>
+          <w:b/>
+          <w:color w:val="4672C4"/>
+          <w:sz w:val="22"/>
+        </w:rPr>
+        <w:t>&gt;&gt; Section7b - Consommation alimentaire - 7 jours</w:t>
+      </w:r>
+    </w:p>
+    <w:p>
+      <w:pPr>
+        <w:ind w:left="283"/>
+      </w:pPr>
+      <w:r>
+        <w:rPr>
+          <w:sz w:val="20"/>
+        </w:rPr>
+        <w:t>- Attention ! Le prix unitaire d'achat (2800 Fcfa) de Huile de palme brute en Litre (taille unique) est relativement élevé par rapport aux autres prix observés dans cette zone. Prière de corriger ou de confirmer avec le QG. Attention ! Le prix unitaire d'achat (50 Fcfa) de Cube alimentaire (Maggi, Jumbo, ) en Cube (Moyen) est relativement élevé par rapport aux autres prix observés dans cette zone. Prière de corriger ou de confirmer avec le QG. Attention ! Le prix unitaire d'achat (50 Fcfa) de Poivron frais en Pièce (Moyen) est relativement faible par rapport aux autres prix observés dans cette zone. Prière de corriger ou de confirmer avec le QG. Attention ! Soupçons de quantité anormale! Le ménage de saly ndiaye avec une taille de 5 personnes a consommé 9 Sachets en Petit de Tomate fraîche qui est relativement élevé comme consommation par rapport à la condition de vie des autres ménages de même taille dans cette zone. Prière de corriger ou de confirmer avec le QG. Avertissement!!! Le ménage a consommé 1 Paquet Tres petit de Thé en sachet, cette quantité semble anormale pour une consommation des 7 derniers jours.Prière de corriger ou de confirmer avec le QG. Avertissement!! le prix unitaire (150 Fcfa) de Thé en sachet (unité: Paquet) de taille Tres petit est très faible ou élevé. Prière de corriger ou de confirmer avec le QG. Avertissement!!! Le ménage a consommé 25 Paquet Petit de Caramel, bonbons, confiseries, etc., cette quantité semble anormale pour une consommation des 7 derniers jours.Prière de corriger ou de confirmer avec le QG. Incohérence!! Dans ce ménage, chaque individus consomme par jour 81.21772 Kg  de cereale; Prière de revoir les quantités prises de ces produits. Incohérence!! Dans ce ménage, chaque individus consomme par jour 81.21772 Kg  de cereale; Prière de revoir les quantités prises de ces produits. Incohérence!! Dans ce ménage, chaque individus consomme par jour 81.21772 Kg  de cereale; Prière de revoir les quantités prises de ces produits. Le prix d'achat unitaire (5833.333 Fcfa) de Silure fumé en Kg de taille taille unique prière de regarder les reponses prises dans les questions s07bq07a s07bq07b s07bq07c s07bq08 pour mieux corriger.</w:t>
+      </w:r>
+    </w:p>
+    <w:p>
+      <w:r>
+        <w:rPr>
+          <w:b/>
+          <w:color w:val="4672C4"/>
+          <w:sz w:val="22"/>
+        </w:rPr>
+        <w:t>&gt;&gt; Section9c - Depenses non-alimentaires - 30 jours</w:t>
+      </w:r>
+    </w:p>
+    <w:p>
+      <w:pPr>
+        <w:ind w:left="283"/>
+      </w:pPr>
+      <w:r>
+        <w:rPr>
+          <w:sz w:val="20"/>
+        </w:rPr>
+        <w:t>- La dernière fois que vous avez acheté Frais de coiffure homme et femme (salon, tressage, mèches, coupe, etc.), manucure, pédicure est salon de coiffure et semble exister dans les modalités, prière de prendre attache avec le QG pour plus d'explication afin de la classer bien.</w:t>
+      </w:r>
+    </w:p>
+    <w:p>
+      <w:r>
+        <w:rPr>
+          <w:b/>
+          <w:color w:val="4672C4"/>
+          <w:sz w:val="22"/>
+        </w:rPr>
+        <w:t>&gt;&gt; Section11 - Caracteristiques logement</w:t>
+      </w:r>
+    </w:p>
+    <w:p>
+      <w:pPr>
+        <w:ind w:left="283"/>
+      </w:pPr>
+      <w:r>
+        <w:rPr>
+          <w:sz w:val="20"/>
+        </w:rPr>
+        <w:t>- En cas de coupure de courant du réseau, la source d’énergie que le ménage utilise est telephone portable et semble exister dans les modalités, prière de prendre attache avec le QG pour plus d'explication afin de la classer bien.</w:t>
+      </w:r>
+    </w:p>
+    <w:p>
+      <w:r>
+        <w:rPr>
+          <w:b/>
+          <w:color w:val="4672C4"/>
+          <w:sz w:val="22"/>
+        </w:rPr>
+        <w:t>&gt;&gt; Section12 - Actifs du menage</w:t>
+      </w:r>
+    </w:p>
+    <w:p>
+      <w:pPr>
+        <w:ind w:left="283"/>
+      </w:pPr>
+      <w:r>
+        <w:rPr>
+          <w:sz w:val="20"/>
+        </w:rPr>
+        <w:t>- Attention ! Téléphone portable a été revendu à 150000 Fcfa qui est relativement élevé par rapport aux autres prix de revente observés dans cette zone. Prière de corriger ou de confirmer avec le QG.</w:t>
+      </w:r>
+    </w:p>
+    <w:p>
+      <w:r>
+        <w:rPr>
+          <w:b/>
+          <w:color w:val="4672C4"/>
+          <w:sz w:val="22"/>
+        </w:rPr>
+        <w:t>&gt;&gt; Section13a - Transferts recus</w:t>
+      </w:r>
+    </w:p>
+    <w:p>
+      <w:pPr>
+        <w:ind w:left="283"/>
+      </w:pPr>
+      <w:r>
+        <w:rPr>
+          <w:sz w:val="20"/>
+        </w:rPr>
+        <w:t>- Avertissement!! Le montant des transferts reçu par mois semble très élevé ou faible, peut-être que vous vous êtes trompés du choix de l'unité.</w:t>
+      </w:r>
+    </w:p>
+    <w:p>
+      <w:r>
+        <w:rPr>
+          <w:b/>
+          <w:color w:val="4672C4"/>
+          <w:sz w:val="22"/>
+        </w:rPr>
+        <w:t>&gt;&gt; Section14 - Chocs</w:t>
+      </w:r>
+    </w:p>
+    <w:p>
+      <w:pPr>
+        <w:ind w:left="283"/>
+      </w:pPr>
+      <w:r>
+        <w:rPr>
+          <w:sz w:val="20"/>
+        </w:rPr>
+        <w:t>- Avertissement!! Le ménage n'a été négativement affecté par aucun des problèmes donnés dans la section 14. Confirmez vous cette information avec le QG?</w:t>
+      </w:r>
+    </w:p>
+    <w:p>
+      <w:r>
+        <w:rPr>
+          <w:b/>
+          <w:color w:val="4672C4"/>
+          <w:sz w:val="22"/>
+        </w:rPr>
+        <w:t>&gt;&gt; Section16a - Champs et parcelles</w:t>
+      </w:r>
+    </w:p>
+    <w:p>
+      <w:pPr>
+        <w:ind w:left="283"/>
+      </w:pPr>
+      <w:r>
+        <w:rPr>
+          <w:sz w:val="20"/>
+        </w:rPr>
+        <w:t>- La section 16 du ménage de saly ndiaye n'est pas renseigné, prière de renseigner.</w:t>
+      </w:r>
+    </w:p>
+    <w:p>
+      <w:r>
+        <w:t>________________________________________________________________________________</w:t>
+      </w:r>
+    </w:p>
+    <w:p>
+      <w:pPr>
+        <w:pStyle w:val="Heading2"/>
+      </w:pPr>
+      <w:r>
+        <w:t>Menage 12</w:t>
+      </w:r>
+    </w:p>
+    <w:tbl>
+      <w:tblPr>
+        <w:tblStyle w:val="TableGrid"/>
+        <w:tblW w:type="auto" w:w="0"/>
+        <w:tblLook w:firstColumn="1" w:firstRow="1" w:lastColumn="0" w:lastRow="0" w:noHBand="0" w:noVBand="1" w:val="04A0"/>
+      </w:tblPr>
+      <w:tblGrid>
+        <w:gridCol w:w="1662"/>
+        <w:gridCol w:w="1662"/>
+        <w:gridCol w:w="1662"/>
+        <w:gridCol w:w="1662"/>
+        <w:gridCol w:w="1662"/>
+        <w:gridCol w:w="1662"/>
+      </w:tblGrid>
+      <w:tr>
+        <w:tc>
+          <w:tcPr>
+            <w:tcW w:type="dxa" w:w="1662"/>
+            <w:shd w:fill="5B9BD5"/>
+          </w:tcPr>
+          <w:p>
+            <w:r>
+              <w:rPr>
+                <w:b/>
+                <w:color w:val="FFFFFF"/>
+                <w:sz w:val="16"/>
+              </w:rPr>
+              <w:t>Interview Key</w:t>
+            </w:r>
+          </w:p>
+        </w:tc>
+        <w:tc>
+          <w:tcPr>
+            <w:tcW w:type="dxa" w:w="1662"/>
+            <w:shd w:fill="5B9BD5"/>
+          </w:tcPr>
+          <w:p>
+            <w:r>
+              <w:rPr>
+                <w:b/>
+                <w:color w:val="FFFFFF"/>
+                <w:sz w:val="16"/>
+              </w:rPr>
+              <w:t>Interview ID</w:t>
+            </w:r>
+          </w:p>
+        </w:tc>
+        <w:tc>
+          <w:tcPr>
+            <w:tcW w:type="dxa" w:w="1662"/>
+            <w:shd w:fill="5B9BD5"/>
+          </w:tcPr>
+          <w:p>
+            <w:r>
+              <w:rPr>
+                <w:b/>
+                <w:color w:val="FFFFFF"/>
+                <w:sz w:val="16"/>
+              </w:rPr>
+              <w:t>ID Agent</w:t>
+            </w:r>
+          </w:p>
+        </w:tc>
+        <w:tc>
+          <w:tcPr>
+            <w:tcW w:type="dxa" w:w="1662"/>
+            <w:shd w:fill="5B9BD5"/>
+          </w:tcPr>
+          <w:p>
+            <w:r>
+              <w:rPr>
+                <w:b/>
+                <w:color w:val="FFFFFF"/>
+                <w:sz w:val="16"/>
+              </w:rPr>
+              <w:t>ID Equipe</w:t>
+            </w:r>
+          </w:p>
+        </w:tc>
+        <w:tc>
+          <w:tcPr>
+            <w:tcW w:type="dxa" w:w="1662"/>
+            <w:shd w:fill="5B9BD5"/>
+          </w:tcPr>
+          <w:p>
+            <w:r>
+              <w:rPr>
+                <w:b/>
+                <w:color w:val="FFFFFF"/>
+                <w:sz w:val="16"/>
+              </w:rPr>
+              <w:t>Agent</w:t>
+            </w:r>
+          </w:p>
+        </w:tc>
+        <w:tc>
+          <w:tcPr>
+            <w:tcW w:type="dxa" w:w="1662"/>
+            <w:shd w:fill="5B9BD5"/>
+          </w:tcPr>
+          <w:p>
+            <w:r>
+              <w:rPr>
+                <w:b/>
+                <w:color w:val="FFFFFF"/>
+                <w:sz w:val="16"/>
+              </w:rPr>
+              <w:t>Chef d'equipe</w:t>
+            </w:r>
+          </w:p>
+        </w:tc>
+      </w:tr>
+      <w:tr>
+        <w:tc>
+          <w:tcPr>
+            <w:tcW w:type="dxa" w:w="1662"/>
+          </w:tcPr>
+          <w:p>
+            <w:r>
+              <w:rPr>
+                <w:sz w:val="14"/>
+              </w:rPr>
+              <w:t>74-65-87-07</w:t>
+            </w:r>
+          </w:p>
+        </w:tc>
+        <w:tc>
+          <w:tcPr>
+            <w:tcW w:type="dxa" w:w="1662"/>
+          </w:tcPr>
+          <w:p>
+            <w:r>
+              <w:rPr>
+                <w:sz w:val="14"/>
+              </w:rPr>
+              <w:t>d7e3f161a76444879a81c2abd7ef5b21</w:t>
+            </w:r>
+          </w:p>
+        </w:tc>
+        <w:tc>
+          <w:tcPr>
+            <w:tcW w:type="dxa" w:w="1662"/>
+          </w:tcPr>
+          <w:p>
+            <w:r>
+              <w:rPr>
+                <w:sz w:val="14"/>
+              </w:rPr>
+              <w:t>EQ7_enq2</w:t>
+            </w:r>
+          </w:p>
+        </w:tc>
+        <w:tc>
+          <w:tcPr>
+            <w:tcW w:type="dxa" w:w="1662"/>
+          </w:tcPr>
+          <w:p>
+            <w:r>
+              <w:rPr>
+                <w:sz w:val="14"/>
+              </w:rPr>
+              <w:t>Equipe7</w:t>
+            </w:r>
+          </w:p>
+        </w:tc>
+        <w:tc>
+          <w:tcPr>
+            <w:tcW w:type="dxa" w:w="1662"/>
+          </w:tcPr>
+          <w:p>
+            <w:r>
+              <w:rPr>
+                <w:sz w:val="14"/>
+              </w:rPr>
+              <w:t>Fatou KOR</w:t>
+            </w:r>
+          </w:p>
+        </w:tc>
+        <w:tc>
+          <w:tcPr>
+            <w:tcW w:type="dxa" w:w="1662"/>
+          </w:tcPr>
+          <w:p>
+            <w:r>
+              <w:rPr>
+                <w:sz w:val="14"/>
+              </w:rPr>
+              <w:t>Diarietou DJIBA</w:t>
+            </w:r>
+          </w:p>
+        </w:tc>
+      </w:tr>
+    </w:tbl>
+    <w:p/>
+    <w:tbl>
+      <w:tblPr>
+        <w:tblStyle w:val="TableGrid"/>
+        <w:tblW w:type="auto" w:w="0"/>
+        <w:tblLook w:firstColumn="1" w:firstRow="1" w:lastColumn="0" w:lastRow="0" w:noHBand="0" w:noVBand="1" w:val="04A0"/>
+      </w:tblPr>
+      <w:tblGrid>
+        <w:gridCol w:w="3324"/>
+        <w:gridCol w:w="3324"/>
+        <w:gridCol w:w="3324"/>
+      </w:tblGrid>
+      <w:tr>
+        <w:tc>
+          <w:tcPr>
+            <w:tcW w:type="dxa" w:w="3324"/>
+            <w:shd w:fill="70AD47"/>
+          </w:tcPr>
+          <w:p>
+            <w:r>
+              <w:rPr>
+                <w:b/>
+                <w:color w:val="FFFFFF"/>
+                <w:sz w:val="18"/>
+              </w:rPr>
+              <w:t>Chef de Menage</w:t>
+            </w:r>
+          </w:p>
+        </w:tc>
+        <w:tc>
+          <w:tcPr>
+            <w:tcW w:type="dxa" w:w="3324"/>
+            <w:shd w:fill="70AD47"/>
+          </w:tcPr>
+          <w:p>
+            <w:r>
+              <w:rPr>
+                <w:b/>
+                <w:color w:val="FFFFFF"/>
+                <w:sz w:val="18"/>
+              </w:rPr>
+              <w:t>Quartier/Village (s00q05)</w:t>
+            </w:r>
+          </w:p>
+        </w:tc>
+        <w:tc>
+          <w:tcPr>
+            <w:tcW w:type="dxa" w:w="3324"/>
+            <w:shd w:fill="70AD47"/>
+          </w:tcPr>
+          <w:p>
+            <w:r>
+              <w:rPr>
+                <w:b/>
+                <w:color w:val="FFFFFF"/>
+                <w:sz w:val="18"/>
+              </w:rPr>
+              <w:t>Localisation GPS</w:t>
+            </w:r>
+          </w:p>
+        </w:tc>
+      </w:tr>
+      <w:tr>
+        <w:tc>
+          <w:tcPr>
+            <w:tcW w:type="dxa" w:w="3324"/>
+          </w:tcPr>
+          <w:p>
+            <w:r>
+              <w:rPr>
+                <w:sz w:val="18"/>
+              </w:rPr>
+              <w:t>DABA SENE</w:t>
+            </w:r>
+          </w:p>
+        </w:tc>
+        <w:tc>
+          <w:tcPr>
+            <w:tcW w:type="dxa" w:w="3324"/>
+          </w:tcPr>
+          <w:p>
+            <w:r>
+              <w:rPr>
+                <w:sz w:val="18"/>
+              </w:rPr>
+              <w:t>N/A</w:t>
+            </w:r>
+          </w:p>
+        </w:tc>
+        <w:tc>
+          <w:tcPr>
+            <w:tcW w:type="dxa" w:w="3324"/>
+          </w:tcPr>
+          <w:p>
+            <w:r/>
+            <w:hyperlink r:id="rId17">
+              <w:r>
+                <w:rPr>
+                  <w:color w:val="0563C1"/>
+                  <w:u w:val="single"/>
+                </w:rPr>
+                <w:t>unite20</w:t>
+              </w:r>
+            </w:hyperlink>
+          </w:p>
+        </w:tc>
+      </w:tr>
+    </w:tbl>
+    <w:p/>
+    <w:p>
+      <w:r>
+        <w:rPr>
+          <w:b/>
+          <w:color w:val="4672C4"/>
+          <w:sz w:val="22"/>
+        </w:rPr>
+        <w:t>&gt;&gt; Section1 - Caracteristiques des membres</w:t>
+      </w:r>
+    </w:p>
+    <w:p>
+      <w:pPr>
+        <w:ind w:left="283"/>
+      </w:pPr>
+      <w:r>
+        <w:rPr>
+          <w:sz w:val="20"/>
+        </w:rPr>
+        <w:t xml:space="preserve">- Avertissement!!!  MOUSSA DIOUF  ne possède pas le téléphone android, n'utilise régulièrement pas un téléphone appartenant à une autre personne mais a accès à l'internet, merci de confirmer cette information avec le QG. </w:t>
+        <w:br/>
+        <w:t xml:space="preserve">- La raison principale pour laquelle que DABA SENE est venu vivre dans cette localité est Etat et semble exister dans les modalités, prière de prendre attache avec le QG pour plus d'explication afin de la classer bien. </w:t>
+        <w:br/>
+        <w:t xml:space="preserve">- Les catégories socioprofessionnelles du père biologique de  BABACAR DIOUF  ne sont pas coherentes, prière de corriger. </w:t>
+        <w:br/>
+        <w:t xml:space="preserve">- Les catégories socioprofessionnelles du père biologique de  MAME COUMBA DIOUF  ne sont pas coherentes, prière de corriger. </w:t>
+        <w:br/>
+        <w:t>- Les catégories socioprofessionnelles du père biologique de  OUSMANE DIOUF  ne sont pas coherentes, prière de corriger.</w:t>
+      </w:r>
+    </w:p>
+    <w:p>
+      <w:r>
+        <w:rPr>
+          <w:b/>
+          <w:color w:val="4672C4"/>
+          <w:sz w:val="22"/>
+        </w:rPr>
+        <w:t>&gt;&gt; Section2 - Education</w:t>
+      </w:r>
+    </w:p>
+    <w:p>
+      <w:pPr>
+        <w:ind w:left="283"/>
+      </w:pPr>
+      <w:r>
+        <w:rPr>
+          <w:sz w:val="20"/>
+        </w:rPr>
+        <w:t xml:space="preserve">- Peu probable! AMACODOU DIOUF  n'arrive pas  à comprendre un petit texte lu dans une langue locale (s02q03). Veuillez corriger ou donner des explications au QG. Le domaine que AMACODOU DIOUF bénéficié de cette formation est styliste et semble exister dans les modalités, prière de prendre attache avec le QG pour plus d'explication afin de la classer bien. </w:t>
+        <w:br/>
+        <w:t xml:space="preserve">- Peu probable! BABACAR DIOUF  n'arrive pas  à comprendre un petit texte lu dans une langue locale (s02q03). Veuillez corriger ou donner des explications au QG. Dans les milieux urbains c'est peu probable de voir une école dont les élèves ou étudiants ne dépensent pas en frais d'uniformes, prière de verifier pour BABACAR DIOUF et corriger ou confirmer avec le QG. </w:t>
+        <w:br/>
+        <w:t xml:space="preserve">- Peu probable! DABA SENE  n'arrive pas  à comprendre un petit texte lu dans une langue locale (s02q03). Veuillez corriger ou donner des explications au QG. </w:t>
+        <w:br/>
+        <w:t xml:space="preserve">- Peu probable! MAME COUMBA DIOUF  n'arrive pas  à comprendre un petit texte lu dans une langue locale (s02q03). Veuillez corriger ou donner des explications au QG. Dans les milieux urbains c'est peu probable de voir une école dont les élèves ou étudiants ne dépensent pas en frais d'uniformes, prière de verifier pour MAME COUMBA DIOUF et corriger ou confirmer avec le QG. </w:t>
+        <w:br/>
+        <w:t xml:space="preserve">- Peu probable! MANSOUR DIOUF  n'arrive pas  à comprendre un petit texte lu dans une langue locale (s02q03). Veuillez corriger ou donner des explications au QG. Dans les milieux urbains c'est peu probable de voir une école dont les élèves ou étudiants ne dépensent pas en frais d'uniformes, prière de verifier pour MANSOUR DIOUF et corriger ou confirmer avec le QG. </w:t>
+        <w:br/>
+        <w:t xml:space="preserve">- Peu probable! MOUSSA DIOUF  n'arrive pas  à comprendre un petit texte lu dans une langue locale (s02q03). Veuillez corriger ou donner des explications au QG.  Incohérence ! seulement les écoles gouvermentales paient les cotisations (Gouvernement, communauté, ONG ou organisation humanitaire). veuillez, s'il vous plait, confirmer cette information de MOUSSA DIOUF avec le QG ou apporter les corrections nécessaires. Incohérence ! MOUSSA DIOUF est âgé de 12 ans et fréquente le fondamental 2, tandis qu'il a débuté l'école à l'âge de 7 ans. Veuillez vérifier les informations renseignées aux questions s02q15, s02q08 ainsi que l'âge de l'individu, et corriger l'incohérence. </w:t>
+        <w:br/>
+        <w:t>- Peu probable! OUSMANE DIOUF  n'arrive pas  à comprendre un petit texte lu dans une langue locale (s02q03). Veuillez corriger ou donner des explications au QG.  Incohérence ! seulement les écoles gouvermentales paient les cotisations (Gouvernement, communauté, ONG ou organisation humanitaire). veuillez, s'il vous plait, confirmer cette information de OUSMANE DIOUF avec le QG ou apporter les corrections nécessaires. Dans les milieux urbains c'est peu probable de voir une école dont les élèves ou étudiants ne dépensent pas en frais d'uniformes, prière de verifier pour OUSMANE DIOUF et corriger ou confirmer avec le QG.</w:t>
+      </w:r>
+    </w:p>
+    <w:p>
+      <w:r>
+        <w:rPr>
+          <w:b/>
+          <w:color w:val="4672C4"/>
+          <w:sz w:val="22"/>
+        </w:rPr>
+        <w:t>&gt;&gt; Section4a - Emploi</w:t>
+      </w:r>
+    </w:p>
+    <w:p>
+      <w:pPr>
+        <w:ind w:left="283"/>
+      </w:pPr>
+      <w:r>
+        <w:rPr>
+          <w:sz w:val="20"/>
+        </w:rPr>
+        <w:t xml:space="preserve">- La  raison principale que AMACODOU DIOUF n'a pas cherché du travail au cours des 30 derniers jours est En formation et semble exister dans les modalités, prière de prendre attache avec le QG pour plus d'explication afin de la classer bien. </w:t>
+        <w:br/>
+        <w:t xml:space="preserve">- Avertissement! Généralement les jeunes hommes (10 à 25ans) font des travaux ménager soit apprendre les enfants à reviser leurs léçons ou d'autres cours, BABACAR DIOUF n'a consacré aucune heure pour les travaux cités en s04q01, s04q02, s04q03, s04q04, s04q05, s04q06, s04q07 et s04q08.Prière de regarder pour corriger ou confirmer avec le QG. </w:t>
+        <w:br/>
+        <w:t xml:space="preserve">- Avertissement! Généralement les jeunes hommes (10 à 25ans) font des travaux ménager soit apprendre les enfants à reviser leurs léçons ou d'autres cours, MANSOUR DIOUF n'a consacré aucune heure pour les travaux cités en s04q01, s04q02, s04q03, s04q04, s04q05, s04q06, s04q07 et s04q08.Prière de regarder pour corriger ou confirmer avec le QG. </w:t>
+        <w:br/>
+        <w:t xml:space="preserve">- Avertissement! Généralement les jeunes hommes (10 à 25ans) font des travaux ménager soit apprendre les enfants à reviser leurs léçons ou d'autres cours, MOUSSA DIOUF n'a consacré aucune heure pour les travaux cités en s04q01, s04q02, s04q03, s04q04, s04q05, s04q06, s04q07 et s04q08.Prière de regarder pour corriger ou confirmer avec le QG. </w:t>
+        <w:br/>
+        <w:t>- Avertissement! Généralement les jeunes hommes (10 à 25ans) font des travaux ménager soit apprendre les enfants à reviser leurs léçons ou d'autres cours, OUSMANE DIOUF n'a consacré aucune heure pour les travaux cités en s04q01, s04q02, s04q03, s04q04, s04q05, s04q06, s04q07 et s04q08.Prière de regarder pour corriger ou confirmer avec le QG.</w:t>
+      </w:r>
+    </w:p>
+    <w:p>
+      <w:r>
+        <w:rPr>
+          <w:b/>
+          <w:color w:val="4672C4"/>
+          <w:sz w:val="22"/>
+        </w:rPr>
+        <w:t>&gt;&gt; Section4b - Emploi - Activite principale</w:t>
+      </w:r>
+    </w:p>
+    <w:p>
+      <w:pPr>
+        <w:ind w:left="283"/>
+      </w:pPr>
+      <w:r>
+        <w:rPr>
+          <w:sz w:val="20"/>
+        </w:rPr>
+        <w:t>- Avertissement!!! DABA SENE enquêté dans l'emploi principale n'a pas declaré son salaire prière de fournir plus d'effort pour lui demander son salire, vous pouvez utiliser des stratégies pour faire une estimation ou demander des conseils au QG. Avertissement!!! DABA SENE enquêté dans l'emploi principale n'a pas declaré son revenu prière de fournir plus d'effort pour lui demander son revenu, vous pouvez utiliser des stratégies pour faire une estimation ou demander des conseils au QG.</w:t>
+      </w:r>
+    </w:p>
+    <w:p>
+      <w:r>
+        <w:rPr>
+          <w:b/>
+          <w:color w:val="4672C4"/>
+          <w:sz w:val="22"/>
+        </w:rPr>
+        <w:t>&gt;&gt; Section7b - Consommation alimentaire - 7 jours</w:t>
+      </w:r>
+    </w:p>
+    <w:p>
+      <w:pPr>
+        <w:ind w:left="283"/>
+      </w:pPr>
+      <w:r>
+        <w:rPr>
+          <w:sz w:val="20"/>
+        </w:rPr>
+        <w:t>- La dernière fois que vous avez acheté Lait caillé est nekh sow et semble exister dans les modalités, prière de prendre attache avec le QG pour plus d'explication afin de la classer bien. Attention ! Le prix unitaire d'achat (700 Fcfa) de Sucre en poudre  en Kg (taille unique) est relativement élevé par rapport aux autres prix observés dans cette zone. Prière de corriger ou de confirmer avec le QG. Attention ! Le prix unitaire d'achat (75 Fcfa) de Arôme (Maggi, Jumbo, etc.) en Sachets industriel (Tres petit) est relativement élevé par rapport aux autres prix observés dans cette zone. Prière de corriger ou de confirmer avec le QG. Attention ! Le prix unitaire d'achat (75 Fcfa) de Aubergine sauvage  en Pièce (Moyen) est relativement faible par rapport aux autres prix observés dans cette zone. Prière de corriger ou de confirmer avec le QG. Attention ! Le prix unitaire d'achat (75 Fcfa) de Patate douce en Pièce (Petit) est relativement faible par rapport aux autres prix observés dans cette zone. Prière de corriger ou de confirmer avec le QG. Avertissement!!!Le ménage a consommé 49 Sachets industriel de Tres petit de Café en poudre soluble  ce qui semble incoherent pour une consommation aucours des 7 derniers jours, prière de verifier et corriger. Incohérence!! Dans ce ménage, chaque individus consomme par jour 53.27551 Kg  de cereale; Prière de revoir les quantités prises de ces produits.</w:t>
+      </w:r>
+    </w:p>
+    <w:p>
+      <w:r>
+        <w:rPr>
+          <w:b/>
+          <w:color w:val="4672C4"/>
+          <w:sz w:val="22"/>
+        </w:rPr>
+        <w:t>&gt;&gt; Section9c - Depenses non-alimentaires - 30 jours</w:t>
+      </w:r>
+    </w:p>
+    <w:p>
+      <w:pPr>
+        <w:ind w:left="283"/>
+      </w:pPr>
+      <w:r>
+        <w:rPr>
+          <w:sz w:val="20"/>
+        </w:rPr>
+        <w:t>- Peu plausible! le montant de la dépense pour  Savon de ménage, lessive en poudre, détergents (eau de javel, etc. ) semble trop élevé. Veuillez, s'il vous plaît, confirmer cette information avec le QG ou la corriger.</w:t>
+      </w:r>
+    </w:p>
+    <w:p>
+      <w:r>
+        <w:rPr>
+          <w:b/>
+          <w:color w:val="4672C4"/>
+          <w:sz w:val="22"/>
+        </w:rPr>
+        <w:t>&gt;&gt; Section9e - Depenses non-alimentaires - 6 mois</w:t>
+      </w:r>
+    </w:p>
+    <w:p>
+      <w:pPr>
+        <w:ind w:left="283"/>
+      </w:pPr>
+      <w:r>
+        <w:rPr>
+          <w:sz w:val="20"/>
+        </w:rPr>
+        <w:t>- Peu plausible! le montant de la dépense pour Frais de confection et de réparation de vêtements homme: ensemble, pantalon, chemise, réparation, location vêtement, etc. semble faible. Veuillez, s'il vous plaît, confirmer cette information avec le QG ou la corriger.</w:t>
+      </w:r>
+    </w:p>
+    <w:p>
+      <w:r>
+        <w:rPr>
+          <w:b/>
+          <w:color w:val="4672C4"/>
+          <w:sz w:val="22"/>
+        </w:rPr>
+        <w:t>&gt;&gt; Section10a - Existence entreprise non agricole</w:t>
+      </w:r>
+    </w:p>
+    <w:p>
+      <w:pPr>
+        <w:ind w:left="283"/>
+      </w:pPr>
+      <w:r>
+        <w:rPr>
+          <w:sz w:val="20"/>
+        </w:rPr>
+        <w:t>- Avertissement!!! Le ménage de DABA SENE a comme taille 7 personnes dont ils vivent à DAKAR Urbain et aucune d'entre ne possède une entreprise non agricole, prière de revoir cette partie de la section 10 de ce menage.</w:t>
+      </w:r>
+    </w:p>
+    <w:p>
+      <w:r>
+        <w:rPr>
+          <w:b/>
+          <w:color w:val="4672C4"/>
+          <w:sz w:val="22"/>
+        </w:rPr>
+        <w:t>&gt;&gt; Section12 - Actifs du menage</w:t>
+      </w:r>
+    </w:p>
+    <w:p>
+      <w:pPr>
+        <w:ind w:left="283"/>
+      </w:pPr>
+      <w:r>
+        <w:rPr>
+          <w:sz w:val="20"/>
+        </w:rPr>
+        <w:t>- Attention ! Tapis a été revendu à 60000 Fcfa qui est relativement élevé par rapport aux autres prix de revente observés dans cette zone. Prière de corriger ou de confirmer avec le QG.</w:t>
+      </w:r>
+    </w:p>
+    <w:p>
+      <w:r>
+        <w:rPr>
+          <w:b/>
+          <w:color w:val="4672C4"/>
+          <w:sz w:val="22"/>
+        </w:rPr>
+        <w:t>&gt;&gt; Section13a - Transferts recus</w:t>
+      </w:r>
+    </w:p>
+    <w:p>
+      <w:pPr>
+        <w:ind w:left="283"/>
+      </w:pPr>
+      <w:r>
+        <w:rPr>
+          <w:sz w:val="20"/>
+        </w:rPr>
+        <w:t>- L'enquêteur prière de fournir d'effort pour avoir le niveau d'étude et l'âge de celui qui a envoyé/donné de l'argent dans la section 13a (Transfert reçu). L'âge de celui qui a envoyé/donné de l'argent dans la section 13a (Transfert reçu) semble  élévé, prière de corriger ou confirmer ave le QG. Avertissement!! Le montant des transferts reçu par mois semble très élevé ou faible, peut-être que vous vous êtes trompés du choix de l'unité.</w:t>
+      </w:r>
+    </w:p>
+    <w:p>
+      <w:r>
+        <w:rPr>
+          <w:b/>
+          <w:color w:val="4672C4"/>
+          <w:sz w:val="22"/>
+        </w:rPr>
+        <w:t>&gt;&gt; Section14 - Chocs</w:t>
+      </w:r>
+    </w:p>
+    <w:p>
+      <w:pPr>
+        <w:ind w:left="283"/>
+      </w:pPr>
+      <w:r>
+        <w:rPr>
+          <w:sz w:val="20"/>
+        </w:rPr>
+        <w:t>- Avertissement!! Le ménage n'a été négativement affecté par aucun des problèmes donnés dans la section 14. Confirmez vous cette information avec le QG?</w:t>
+      </w:r>
+    </w:p>
+    <w:p>
+      <w:r>
+        <w:rPr>
+          <w:b/>
+          <w:color w:val="4672C4"/>
+          <w:sz w:val="22"/>
+        </w:rPr>
+        <w:t>&gt;&gt; Section16a - Champs et parcelles</w:t>
+      </w:r>
+    </w:p>
+    <w:p>
+      <w:pPr>
+        <w:ind w:left="283"/>
+      </w:pPr>
+      <w:r>
+        <w:rPr>
+          <w:sz w:val="20"/>
+        </w:rPr>
+        <w:t>- La section 16 du ménage de DABA SENE n'est pas renseigné, prière de renseigner.</w:t>
+      </w:r>
+    </w:p>
+    <w:p>
+      <w:r>
+        <w:t>________________________________________________________________________________</w:t>
+      </w:r>
+    </w:p>
+    <w:p>
+      <w:pPr>
+        <w:pStyle w:val="Heading2"/>
+      </w:pPr>
+      <w:r>
+        <w:t>Menage 14</w:t>
+      </w:r>
+    </w:p>
+    <w:tbl>
+      <w:tblPr>
+        <w:tblStyle w:val="TableGrid"/>
+        <w:tblW w:type="auto" w:w="0"/>
+        <w:tblLook w:firstColumn="1" w:firstRow="1" w:lastColumn="0" w:lastRow="0" w:noHBand="0" w:noVBand="1" w:val="04A0"/>
+      </w:tblPr>
+      <w:tblGrid>
+        <w:gridCol w:w="1662"/>
+        <w:gridCol w:w="1662"/>
+        <w:gridCol w:w="1662"/>
+        <w:gridCol w:w="1662"/>
+        <w:gridCol w:w="1662"/>
+        <w:gridCol w:w="1662"/>
+      </w:tblGrid>
+      <w:tr>
+        <w:tc>
+          <w:tcPr>
+            <w:tcW w:type="dxa" w:w="1662"/>
+            <w:shd w:fill="5B9BD5"/>
+          </w:tcPr>
+          <w:p>
+            <w:r>
+              <w:rPr>
+                <w:b/>
+                <w:color w:val="FFFFFF"/>
+                <w:sz w:val="16"/>
+              </w:rPr>
+              <w:t>Interview Key</w:t>
+            </w:r>
+          </w:p>
+        </w:tc>
+        <w:tc>
+          <w:tcPr>
+            <w:tcW w:type="dxa" w:w="1662"/>
+            <w:shd w:fill="5B9BD5"/>
+          </w:tcPr>
+          <w:p>
+            <w:r>
+              <w:rPr>
+                <w:b/>
+                <w:color w:val="FFFFFF"/>
+                <w:sz w:val="16"/>
+              </w:rPr>
+              <w:t>Interview ID</w:t>
+            </w:r>
+          </w:p>
+        </w:tc>
+        <w:tc>
+          <w:tcPr>
+            <w:tcW w:type="dxa" w:w="1662"/>
+            <w:shd w:fill="5B9BD5"/>
+          </w:tcPr>
+          <w:p>
+            <w:r>
+              <w:rPr>
+                <w:b/>
+                <w:color w:val="FFFFFF"/>
+                <w:sz w:val="16"/>
+              </w:rPr>
+              <w:t>ID Agent</w:t>
+            </w:r>
+          </w:p>
+        </w:tc>
+        <w:tc>
+          <w:tcPr>
+            <w:tcW w:type="dxa" w:w="1662"/>
+            <w:shd w:fill="5B9BD5"/>
+          </w:tcPr>
+          <w:p>
+            <w:r>
+              <w:rPr>
+                <w:b/>
+                <w:color w:val="FFFFFF"/>
+                <w:sz w:val="16"/>
+              </w:rPr>
+              <w:t>ID Equipe</w:t>
+            </w:r>
+          </w:p>
+        </w:tc>
+        <w:tc>
+          <w:tcPr>
+            <w:tcW w:type="dxa" w:w="1662"/>
+            <w:shd w:fill="5B9BD5"/>
+          </w:tcPr>
+          <w:p>
+            <w:r>
+              <w:rPr>
+                <w:b/>
+                <w:color w:val="FFFFFF"/>
+                <w:sz w:val="16"/>
+              </w:rPr>
+              <w:t>Agent</w:t>
+            </w:r>
+          </w:p>
+        </w:tc>
+        <w:tc>
+          <w:tcPr>
+            <w:tcW w:type="dxa" w:w="1662"/>
+            <w:shd w:fill="5B9BD5"/>
+          </w:tcPr>
+          <w:p>
+            <w:r>
+              <w:rPr>
+                <w:b/>
+                <w:color w:val="FFFFFF"/>
+                <w:sz w:val="16"/>
+              </w:rPr>
+              <w:t>Chef d'equipe</w:t>
+            </w:r>
+          </w:p>
+        </w:tc>
+      </w:tr>
+      <w:tr>
+        <w:tc>
+          <w:tcPr>
+            <w:tcW w:type="dxa" w:w="1662"/>
+          </w:tcPr>
+          <w:p>
+            <w:r>
+              <w:rPr>
+                <w:sz w:val="14"/>
+              </w:rPr>
+              <w:t>73-78-15-20</w:t>
+            </w:r>
+          </w:p>
+        </w:tc>
+        <w:tc>
+          <w:tcPr>
+            <w:tcW w:type="dxa" w:w="1662"/>
+          </w:tcPr>
+          <w:p>
+            <w:r>
+              <w:rPr>
+                <w:sz w:val="14"/>
+              </w:rPr>
+              <w:t>d807558d014c4fd6ac2a77d99b5a7a88</w:t>
+            </w:r>
+          </w:p>
+        </w:tc>
+        <w:tc>
+          <w:tcPr>
+            <w:tcW w:type="dxa" w:w="1662"/>
+          </w:tcPr>
+          <w:p>
+            <w:r>
+              <w:rPr>
+                <w:sz w:val="14"/>
+              </w:rPr>
+              <w:t>EQ7_enq2</w:t>
+            </w:r>
+          </w:p>
+        </w:tc>
+        <w:tc>
+          <w:tcPr>
+            <w:tcW w:type="dxa" w:w="1662"/>
+          </w:tcPr>
+          <w:p>
+            <w:r>
+              <w:rPr>
+                <w:sz w:val="14"/>
+              </w:rPr>
+              <w:t>Equipe7</w:t>
+            </w:r>
+          </w:p>
+        </w:tc>
+        <w:tc>
+          <w:tcPr>
+            <w:tcW w:type="dxa" w:w="1662"/>
+          </w:tcPr>
+          <w:p>
+            <w:r>
+              <w:rPr>
+                <w:sz w:val="14"/>
+              </w:rPr>
+              <w:t>Fatou KOR</w:t>
+            </w:r>
+          </w:p>
+        </w:tc>
+        <w:tc>
+          <w:tcPr>
+            <w:tcW w:type="dxa" w:w="1662"/>
+          </w:tcPr>
+          <w:p>
+            <w:r>
+              <w:rPr>
+                <w:sz w:val="14"/>
+              </w:rPr>
+              <w:t>Diarietou DJIBA</w:t>
+            </w:r>
+          </w:p>
+        </w:tc>
+      </w:tr>
+    </w:tbl>
+    <w:p/>
+    <w:tbl>
+      <w:tblPr>
+        <w:tblStyle w:val="TableGrid"/>
+        <w:tblW w:type="auto" w:w="0"/>
+        <w:tblLook w:firstColumn="1" w:firstRow="1" w:lastColumn="0" w:lastRow="0" w:noHBand="0" w:noVBand="1" w:val="04A0"/>
+      </w:tblPr>
+      <w:tblGrid>
+        <w:gridCol w:w="3324"/>
+        <w:gridCol w:w="3324"/>
+        <w:gridCol w:w="3324"/>
+      </w:tblGrid>
+      <w:tr>
+        <w:tc>
+          <w:tcPr>
+            <w:tcW w:type="dxa" w:w="3324"/>
+            <w:shd w:fill="70AD47"/>
+          </w:tcPr>
+          <w:p>
+            <w:r>
+              <w:rPr>
+                <w:b/>
+                <w:color w:val="FFFFFF"/>
+                <w:sz w:val="18"/>
+              </w:rPr>
+              <w:t>Chef de Menage</w:t>
+            </w:r>
+          </w:p>
+        </w:tc>
+        <w:tc>
+          <w:tcPr>
+            <w:tcW w:type="dxa" w:w="3324"/>
+            <w:shd w:fill="70AD47"/>
+          </w:tcPr>
+          <w:p>
+            <w:r>
+              <w:rPr>
+                <w:b/>
+                <w:color w:val="FFFFFF"/>
+                <w:sz w:val="18"/>
+              </w:rPr>
+              <w:t>Quartier/Village (s00q05)</w:t>
+            </w:r>
+          </w:p>
+        </w:tc>
+        <w:tc>
+          <w:tcPr>
+            <w:tcW w:type="dxa" w:w="3324"/>
+            <w:shd w:fill="70AD47"/>
+          </w:tcPr>
+          <w:p>
+            <w:r>
+              <w:rPr>
+                <w:b/>
+                <w:color w:val="FFFFFF"/>
+                <w:sz w:val="18"/>
+              </w:rPr>
+              <w:t>Localisation GPS</w:t>
+            </w:r>
+          </w:p>
+        </w:tc>
+      </w:tr>
+      <w:tr>
+        <w:tc>
+          <w:tcPr>
+            <w:tcW w:type="dxa" w:w="3324"/>
+          </w:tcPr>
+          <w:p>
+            <w:r>
+              <w:rPr>
+                <w:sz w:val="18"/>
+              </w:rPr>
+              <w:t>MOUHAMADOU KABIROU FANE</w:t>
+            </w:r>
+          </w:p>
+        </w:tc>
+        <w:tc>
+          <w:tcPr>
+            <w:tcW w:type="dxa" w:w="3324"/>
+          </w:tcPr>
+          <w:p>
+            <w:r>
+              <w:rPr>
+                <w:sz w:val="18"/>
+              </w:rPr>
+              <w:t>N/A</w:t>
+            </w:r>
+          </w:p>
+        </w:tc>
+        <w:tc>
+          <w:tcPr>
+            <w:tcW w:type="dxa" w:w="3324"/>
+          </w:tcPr>
+          <w:p>
+            <w:r/>
+            <w:hyperlink r:id="rId18">
+              <w:r>
+                <w:rPr>
+                  <w:color w:val="0563C1"/>
+                  <w:u w:val="single"/>
+                </w:rPr>
+                <w:t>unite20</w:t>
+              </w:r>
+            </w:hyperlink>
+          </w:p>
+        </w:tc>
+      </w:tr>
+    </w:tbl>
+    <w:p/>
+    <w:p>
+      <w:r>
+        <w:rPr>
+          <w:b/>
+          <w:color w:val="4672C4"/>
+          <w:sz w:val="22"/>
+        </w:rPr>
+        <w:t>&gt;&gt; Section0 - Identification et renseignements de controle</w:t>
+      </w:r>
+    </w:p>
+    <w:p>
+      <w:pPr>
+        <w:ind w:left="283"/>
+      </w:pPr>
+      <w:r>
+        <w:rPr>
+          <w:sz w:val="20"/>
+        </w:rPr>
+        <w:t>- Le questionnaire semble ne pas être complètement fini mais le questionnaire est en statut complet, prière de compléter le questionnaire.</w:t>
+      </w:r>
+    </w:p>
+    <w:p>
+      <w:r>
+        <w:rPr>
+          <w:b/>
+          <w:color w:val="4672C4"/>
+          <w:sz w:val="22"/>
+        </w:rPr>
+        <w:t>&gt;&gt; Section1 - Caracteristiques des membres</w:t>
+      </w:r>
+    </w:p>
+    <w:p>
+      <w:pPr>
+        <w:ind w:left="283"/>
+      </w:pPr>
+      <w:r>
+        <w:rPr>
+          <w:sz w:val="20"/>
+        </w:rPr>
+        <w:t xml:space="preserve">- Avertissement! Veuillez renseigner par oui ou non toutes les modalités de la question s01q47. </w:t>
+        <w:br/>
+        <w:t>-  Avertissement!!!  OUMY DRAME  possède un téléphone android mais dit n'avoir pas accès à l'internet, prière de confirmer cette information avec le QG ou la corriger. La raison principale pour laquelle que OUMY DRAME est venu vivre dans cette localité est Etat et semble exister dans les modalités, prière de prendre attache avec le QG pour plus d'explication afin de la classer bien.</w:t>
+      </w:r>
+    </w:p>
+    <w:p>
+      <w:r>
+        <w:rPr>
+          <w:b/>
+          <w:color w:val="4672C4"/>
+          <w:sz w:val="22"/>
+        </w:rPr>
+        <w:t>&gt;&gt; Section2 - Education</w:t>
+      </w:r>
+    </w:p>
+    <w:p>
+      <w:pPr>
+        <w:ind w:left="283"/>
+      </w:pPr>
+      <w:r>
+        <w:rPr>
+          <w:sz w:val="20"/>
+        </w:rPr>
+        <w:t xml:space="preserve">- Peu probable! NDEYE ASTOU FANÉ  n'arrive pas  à comprendre un petit texte lu dans une langue locale (s02q03). Veuillez corriger ou donner des explications au QG. </w:t>
+        <w:br/>
+        <w:t xml:space="preserve">- Peu probable! OUMY DRAME  n'arrive pas  à comprendre un petit texte lu dans une langue locale (s02q03). Veuillez corriger ou donner des explications au QG. Peu probable! OUMY DRAME  ne sait ni lire, ni écrire, ni comprendre dans aucune des langues  (s02q01,s02q02,s02q03). Veuillez corriger ou donner des explications au QG. </w:t>
+        <w:br/>
+        <w:t>- Peu probable! SEYNABOU  FANÉ  n'arrive pas  à comprendre un petit texte lu dans une langue locale (s02q03). Veuillez corriger ou donner des explications au QG. La raison principale que SEYNABOU  FANÉ n'a pas été à l'école entre 2024/2025 est Formation et semble exister dans les modalités, prière de prendre attache avec le QG pour plus d'explication afin de la classer bien. Le domaine que SEYNABOU  FANÉ bénéficié de cette formation est sante et semble exister dans les modalités, prière de prendre attache avec le QG pour plus d'explication afin de la classer bien.</w:t>
+      </w:r>
+    </w:p>
+    <w:p>
+      <w:r>
+        <w:rPr>
+          <w:b/>
+          <w:color w:val="4672C4"/>
+          <w:sz w:val="22"/>
+        </w:rPr>
+        <w:t>&gt;&gt; Section4a - Emploi</w:t>
+      </w:r>
+    </w:p>
+    <w:p>
+      <w:pPr>
+        <w:ind w:left="283"/>
+      </w:pPr>
+      <w:r>
+        <w:rPr>
+          <w:sz w:val="20"/>
+        </w:rPr>
+        <w:t>- La raison pourquoi SEYNABOU  FANÉ n'a pas travaillé au cours des 7 derniers jours est Elle na pas de commande et semble avoir un emploi ou exister dans les modalités, prière de de bien regarder l'emploi SEYNABOU  FANÉ  ou de prendre attache avec le QG pour plus d'explication afin de la classer bien.</w:t>
+      </w:r>
+    </w:p>
+    <w:p>
+      <w:r>
+        <w:rPr>
+          <w:b/>
+          <w:color w:val="4672C4"/>
+          <w:sz w:val="22"/>
+        </w:rPr>
+        <w:t>&gt;&gt; Section4b - Emploi - Activite principale</w:t>
+      </w:r>
+    </w:p>
+    <w:p>
+      <w:pPr>
+        <w:ind w:left="283"/>
+      </w:pPr>
+      <w:r>
+        <w:rPr>
+          <w:sz w:val="20"/>
+        </w:rPr>
+        <w:t>- Attention! le nombre d'heure que SEYNABOU  FANÉ a travaillé par jour semble être inferieur à 4, veuillez s'il vous plait confirmer cette information avec le QG.</w:t>
+      </w:r>
+    </w:p>
+    <w:p>
+      <w:r>
+        <w:rPr>
+          <w:b/>
+          <w:color w:val="4672C4"/>
+          <w:sz w:val="22"/>
+        </w:rPr>
+        <w:t>&gt;&gt; Section7b - Consommation alimentaire - 7 jours</w:t>
+      </w:r>
+    </w:p>
+    <w:p>
+      <w:pPr>
+        <w:ind w:left="283"/>
+      </w:pPr>
+      <w:r>
+        <w:rPr>
+          <w:sz w:val="20"/>
+        </w:rPr>
+        <w:t>- Attention ! Le prix unitaire d'achat (2500 Fcfa) de Huile de soja  en Litre (taille unique) est relativement élevé par rapport aux autres prix observés dans cette zone. Prière de corriger ou de confirmer avec le QG. Incohérence!! Dans ce ménage, chaque individus consomme par jour 151.1557 Kg  de cereale; Prière de revoir les quantités prises de ces produits.</w:t>
+      </w:r>
+    </w:p>
+    <w:p>
+      <w:r>
+        <w:rPr>
+          <w:b/>
+          <w:color w:val="4672C4"/>
+          <w:sz w:val="22"/>
+        </w:rPr>
+        <w:t>&gt;&gt; Section9e - Depenses non-alimentaires - 6 mois</w:t>
+      </w:r>
+    </w:p>
+    <w:p>
+      <w:pPr>
+        <w:ind w:left="283"/>
+      </w:pPr>
+      <w:r>
+        <w:rPr>
+          <w:sz w:val="20"/>
+        </w:rPr>
+        <w:t>- La dernière fois que vous avez acheté Parfums est cosmetique et semble exister dans les modalités, prière de prendre attache avec le QG pour plus d'explication afin de la classer bien.</w:t>
+      </w:r>
+    </w:p>
+    <w:p>
+      <w:r>
+        <w:rPr>
+          <w:b/>
+          <w:color w:val="4672C4"/>
+          <w:sz w:val="22"/>
+        </w:rPr>
+        <w:t>&gt;&gt; Section11 - Caracteristiques logement</w:t>
+      </w:r>
+    </w:p>
+    <w:p>
+      <w:pPr>
+        <w:ind w:left="283"/>
+      </w:pPr>
+      <w:r>
+        <w:rPr>
+          <w:sz w:val="20"/>
+        </w:rPr>
+        <w:t>- Le nombre de pièces occupés est superieur aux nombre de personne vivant dans le ménage.  La personne non-membre du ménage qui figure sur le titre de propriété est conjoint et semble exister dans les modalités, prière de prendre attache avec le QG pour plus d'explication afin de la classer bien.  En cas de coupure de courant du réseau, la source d’énergie que le ménage utilise est portable et semble exister dans les modalités, prière de prendre attache avec le QG pour plus d'explication afin de la classer bien.</w:t>
+      </w:r>
+    </w:p>
+    <w:p>
+      <w:r>
+        <w:rPr>
+          <w:b/>
+          <w:color w:val="4672C4"/>
+          <w:sz w:val="22"/>
+        </w:rPr>
+        <w:t>&gt;&gt; Section12 - Actifs du menage</w:t>
+      </w:r>
+    </w:p>
+    <w:p>
+      <w:pPr>
+        <w:ind w:left="283"/>
+      </w:pPr>
+      <w:r>
+        <w:rPr>
+          <w:sz w:val="20"/>
+        </w:rPr>
+        <w:t>- Avertissement!!! Le prix d'achat (10000) de l'article  Bonbonne de gaz est inférieur aux prix de revente (13000)  avec l'âge du bien atteignant 19 ans. Prière de vérifier ou confirmer avec l'enquêté et mettre les bonnes valeurs après verification, s'il le faut.</w:t>
+      </w:r>
+    </w:p>
+    <w:p>
+      <w:r>
+        <w:rPr>
+          <w:b/>
+          <w:color w:val="4672C4"/>
+          <w:sz w:val="22"/>
+        </w:rPr>
+        <w:t>&gt;&gt; Section13a - Transferts recus</w:t>
+      </w:r>
+    </w:p>
+    <w:p>
+      <w:pPr>
+        <w:ind w:left="283"/>
+      </w:pPr>
+      <w:r>
+        <w:rPr>
+          <w:sz w:val="20"/>
+        </w:rPr>
+        <w:t xml:space="preserve">- Avertissement!! Le montant des transferts reçu par mois semble très élevé ou faible, peut-être que vous vous êtes trompés du choix de l'unité. </w:t>
+        <w:br/>
+        <w:t>- L'enquêteur prière de fournir d'effort pour avoir le niveau d'étude et l'âge de celui qui a envoyé/donné de l'argent dans la section 13a (Transfert reçu). L'âge de celui qui a envoyé/donné de l'argent dans la section 13a (Transfert reçu) semble  élévé, prière de corriger ou confirmer ave le QG.</w:t>
+      </w:r>
+    </w:p>
+    <w:p>
+      <w:r>
+        <w:rPr>
+          <w:b/>
+          <w:color w:val="4672C4"/>
+          <w:sz w:val="22"/>
+        </w:rPr>
+        <w:t>&gt;&gt; Section14 - Chocs</w:t>
+      </w:r>
+    </w:p>
+    <w:p>
+      <w:pPr>
+        <w:ind w:left="283"/>
+      </w:pPr>
+      <w:r>
+        <w:rPr>
+          <w:sz w:val="20"/>
+        </w:rPr>
+        <w:t>- Avertissement!! Le ménage n'a été négativement affecté par aucun des problèmes donnés dans la section 14. Confirmez vous cette information avec le QG?</w:t>
+      </w:r>
+    </w:p>
+    <w:p>
+      <w:r>
+        <w:rPr>
+          <w:b/>
+          <w:color w:val="4672C4"/>
+          <w:sz w:val="22"/>
+        </w:rPr>
+        <w:t>&gt;&gt; Section16a - Champs et parcelles</w:t>
+      </w:r>
+    </w:p>
+    <w:p>
+      <w:pPr>
+        <w:ind w:left="283"/>
+      </w:pPr>
+      <w:r>
+        <w:rPr>
+          <w:sz w:val="20"/>
+        </w:rPr>
+        <w:t>- La section 16 du ménage de OUMY DRAME n'est pas renseigné, prière de renseigner.</w:t>
+      </w:r>
+    </w:p>
+    <w:p>
+      <w:r>
+        <w:t>________________________________________________________________________________</w:t>
+      </w:r>
+    </w:p>
+    <w:p>
+      <w:pPr>
+        <w:pStyle w:val="Heading2"/>
+      </w:pPr>
+      <w:r>
+        <w:t>Menage 15</w:t>
+      </w:r>
+    </w:p>
+    <w:tbl>
+      <w:tblPr>
+        <w:tblStyle w:val="TableGrid"/>
+        <w:tblW w:type="auto" w:w="0"/>
+        <w:tblLook w:firstColumn="1" w:firstRow="1" w:lastColumn="0" w:lastRow="0" w:noHBand="0" w:noVBand="1" w:val="04A0"/>
+      </w:tblPr>
+      <w:tblGrid>
+        <w:gridCol w:w="1662"/>
+        <w:gridCol w:w="1662"/>
+        <w:gridCol w:w="1662"/>
+        <w:gridCol w:w="1662"/>
+        <w:gridCol w:w="1662"/>
+        <w:gridCol w:w="1662"/>
+      </w:tblGrid>
+      <w:tr>
+        <w:tc>
+          <w:tcPr>
+            <w:tcW w:type="dxa" w:w="1662"/>
+            <w:shd w:fill="5B9BD5"/>
+          </w:tcPr>
+          <w:p>
+            <w:r>
+              <w:rPr>
+                <w:b/>
+                <w:color w:val="FFFFFF"/>
+                <w:sz w:val="16"/>
+              </w:rPr>
+              <w:t>Interview Key</w:t>
+            </w:r>
+          </w:p>
+        </w:tc>
+        <w:tc>
+          <w:tcPr>
+            <w:tcW w:type="dxa" w:w="1662"/>
+            <w:shd w:fill="5B9BD5"/>
+          </w:tcPr>
+          <w:p>
+            <w:r>
+              <w:rPr>
+                <w:b/>
+                <w:color w:val="FFFFFF"/>
+                <w:sz w:val="16"/>
+              </w:rPr>
+              <w:t>Interview ID</w:t>
+            </w:r>
+          </w:p>
+        </w:tc>
+        <w:tc>
+          <w:tcPr>
+            <w:tcW w:type="dxa" w:w="1662"/>
+            <w:shd w:fill="5B9BD5"/>
+          </w:tcPr>
+          <w:p>
+            <w:r>
+              <w:rPr>
+                <w:b/>
+                <w:color w:val="FFFFFF"/>
+                <w:sz w:val="16"/>
+              </w:rPr>
+              <w:t>ID Agent</w:t>
+            </w:r>
+          </w:p>
+        </w:tc>
+        <w:tc>
+          <w:tcPr>
+            <w:tcW w:type="dxa" w:w="1662"/>
+            <w:shd w:fill="5B9BD5"/>
+          </w:tcPr>
+          <w:p>
+            <w:r>
+              <w:rPr>
+                <w:b/>
+                <w:color w:val="FFFFFF"/>
+                <w:sz w:val="16"/>
+              </w:rPr>
+              <w:t>ID Equipe</w:t>
+            </w:r>
+          </w:p>
+        </w:tc>
+        <w:tc>
+          <w:tcPr>
+            <w:tcW w:type="dxa" w:w="1662"/>
+            <w:shd w:fill="5B9BD5"/>
+          </w:tcPr>
+          <w:p>
+            <w:r>
+              <w:rPr>
+                <w:b/>
+                <w:color w:val="FFFFFF"/>
+                <w:sz w:val="16"/>
+              </w:rPr>
+              <w:t>Agent</w:t>
+            </w:r>
+          </w:p>
+        </w:tc>
+        <w:tc>
+          <w:tcPr>
+            <w:tcW w:type="dxa" w:w="1662"/>
+            <w:shd w:fill="5B9BD5"/>
+          </w:tcPr>
+          <w:p>
+            <w:r>
+              <w:rPr>
+                <w:b/>
+                <w:color w:val="FFFFFF"/>
+                <w:sz w:val="16"/>
+              </w:rPr>
+              <w:t>Chef d'equipe</w:t>
+            </w:r>
+          </w:p>
+        </w:tc>
+      </w:tr>
+      <w:tr>
+        <w:tc>
+          <w:tcPr>
+            <w:tcW w:type="dxa" w:w="1662"/>
+          </w:tcPr>
+          <w:p>
+            <w:r>
+              <w:rPr>
+                <w:sz w:val="14"/>
+              </w:rPr>
+              <w:t>18-96-11-17</w:t>
+            </w:r>
+          </w:p>
+        </w:tc>
+        <w:tc>
+          <w:tcPr>
+            <w:tcW w:type="dxa" w:w="1662"/>
+          </w:tcPr>
+          <w:p>
+            <w:r>
+              <w:rPr>
+                <w:sz w:val="14"/>
+              </w:rPr>
+              <w:t>e19db29421c949ebba6800eac4b22af9</w:t>
+            </w:r>
+          </w:p>
+        </w:tc>
+        <w:tc>
+          <w:tcPr>
+            <w:tcW w:type="dxa" w:w="1662"/>
+          </w:tcPr>
+          <w:p>
+            <w:r>
+              <w:rPr>
+                <w:sz w:val="14"/>
+              </w:rPr>
+              <w:t>EQ7_enq1</w:t>
+            </w:r>
+          </w:p>
+        </w:tc>
+        <w:tc>
+          <w:tcPr>
+            <w:tcW w:type="dxa" w:w="1662"/>
+          </w:tcPr>
+          <w:p>
+            <w:r>
+              <w:rPr>
+                <w:sz w:val="14"/>
+              </w:rPr>
+              <w:t>Equipe7</w:t>
+            </w:r>
+          </w:p>
+        </w:tc>
+        <w:tc>
+          <w:tcPr>
+            <w:tcW w:type="dxa" w:w="1662"/>
+          </w:tcPr>
+          <w:p>
+            <w:r>
+              <w:rPr>
+                <w:sz w:val="14"/>
+              </w:rPr>
+              <w:t>Marieme FALL</w:t>
+            </w:r>
+          </w:p>
+        </w:tc>
+        <w:tc>
+          <w:tcPr>
+            <w:tcW w:type="dxa" w:w="1662"/>
+          </w:tcPr>
+          <w:p>
+            <w:r>
+              <w:rPr>
+                <w:sz w:val="14"/>
+              </w:rPr>
+              <w:t>Diarietou DJIBA</w:t>
+            </w:r>
+          </w:p>
+        </w:tc>
+      </w:tr>
+    </w:tbl>
+    <w:p/>
+    <w:tbl>
+      <w:tblPr>
+        <w:tblStyle w:val="TableGrid"/>
+        <w:tblW w:type="auto" w:w="0"/>
+        <w:tblLook w:firstColumn="1" w:firstRow="1" w:lastColumn="0" w:lastRow="0" w:noHBand="0" w:noVBand="1" w:val="04A0"/>
+      </w:tblPr>
+      <w:tblGrid>
+        <w:gridCol w:w="3324"/>
+        <w:gridCol w:w="3324"/>
+        <w:gridCol w:w="3324"/>
+      </w:tblGrid>
+      <w:tr>
+        <w:tc>
+          <w:tcPr>
+            <w:tcW w:type="dxa" w:w="3324"/>
+            <w:shd w:fill="70AD47"/>
+          </w:tcPr>
+          <w:p>
+            <w:r>
+              <w:rPr>
+                <w:b/>
+                <w:color w:val="FFFFFF"/>
+                <w:sz w:val="18"/>
+              </w:rPr>
+              <w:t>Chef de Menage</w:t>
+            </w:r>
+          </w:p>
+        </w:tc>
+        <w:tc>
+          <w:tcPr>
+            <w:tcW w:type="dxa" w:w="3324"/>
+            <w:shd w:fill="70AD47"/>
+          </w:tcPr>
+          <w:p>
+            <w:r>
+              <w:rPr>
+                <w:b/>
+                <w:color w:val="FFFFFF"/>
+                <w:sz w:val="18"/>
+              </w:rPr>
+              <w:t>Quartier/Village (s00q05)</w:t>
+            </w:r>
+          </w:p>
+        </w:tc>
+        <w:tc>
+          <w:tcPr>
+            <w:tcW w:type="dxa" w:w="3324"/>
+            <w:shd w:fill="70AD47"/>
+          </w:tcPr>
+          <w:p>
+            <w:r>
+              <w:rPr>
+                <w:b/>
+                <w:color w:val="FFFFFF"/>
+                <w:sz w:val="18"/>
+              </w:rPr>
+              <w:t>Localisation GPS</w:t>
+            </w:r>
+          </w:p>
+        </w:tc>
+      </w:tr>
+      <w:tr>
+        <w:tc>
+          <w:tcPr>
+            <w:tcW w:type="dxa" w:w="3324"/>
+          </w:tcPr>
+          <w:p>
+            <w:r>
+              <w:rPr>
+                <w:sz w:val="18"/>
+              </w:rPr>
+              <w:t>ABLAYE NDIAYE</w:t>
+            </w:r>
+          </w:p>
+        </w:tc>
+        <w:tc>
+          <w:tcPr>
+            <w:tcW w:type="dxa" w:w="3324"/>
+          </w:tcPr>
+          <w:p>
+            <w:r>
+              <w:rPr>
+                <w:sz w:val="18"/>
+              </w:rPr>
+              <w:t>N/A</w:t>
+            </w:r>
+          </w:p>
+        </w:tc>
+        <w:tc>
+          <w:tcPr>
+            <w:tcW w:type="dxa" w:w="3324"/>
+          </w:tcPr>
+          <w:p>
+            <w:r/>
+            <w:hyperlink r:id="rId19">
+              <w:r>
+                <w:rPr>
+                  <w:color w:val="0563C1"/>
+                  <w:u w:val="single"/>
+                </w:rPr>
+                <w:t>unite 20</w:t>
+              </w:r>
+            </w:hyperlink>
+          </w:p>
+        </w:tc>
+      </w:tr>
+    </w:tbl>
+    <w:p/>
+    <w:p>
+      <w:r>
+        <w:rPr>
+          <w:b/>
+          <w:color w:val="4672C4"/>
+          <w:sz w:val="22"/>
+        </w:rPr>
+        <w:t>&gt;&gt; Section1 - Caracteristiques des membres</w:t>
+      </w:r>
+    </w:p>
+    <w:p>
+      <w:pPr>
+        <w:ind w:left="283"/>
+      </w:pPr>
+      <w:r>
+        <w:rPr>
+          <w:sz w:val="20"/>
+        </w:rPr>
+        <w:t xml:space="preserve">- Avertissement!!!  aminata ba  ne possède pas le téléphone android, a accès à l'internet , prière de confirmer cette information. </w:t>
+        <w:br/>
+        <w:t>- La raison principale pour laquelle que Ablaye ndiaye est venu vivre dans cette localité est innodation et semble exister dans les modalités, prière de prendre attache avec le QG pour plus d'explication afin de la classer bien.</w:t>
+      </w:r>
+    </w:p>
+    <w:p>
+      <w:r>
+        <w:rPr>
+          <w:b/>
+          <w:color w:val="4672C4"/>
+          <w:sz w:val="22"/>
+        </w:rPr>
+        <w:t>&gt;&gt; Section2 - Education</w:t>
+      </w:r>
+    </w:p>
+    <w:p>
+      <w:pPr>
+        <w:ind w:left="283"/>
+      </w:pPr>
+      <w:r>
+        <w:rPr>
+          <w:sz w:val="20"/>
+        </w:rPr>
+        <w:t xml:space="preserve">- Peu probable! Ablaye ndiaye  n'arrive pas  à comprendre un petit texte lu dans une langue locale (s02q03). Veuillez corriger ou donner des explications au QG. Avertissement!! Ablaye ndiaye qui sait écrire en français doit pouvoir lire en français. </w:t>
+        <w:br/>
+        <w:t xml:space="preserve">- Peu probable! aissatou ndiaye  n'arrive pas  à comprendre un petit texte lu dans une langue locale (s02q03). Veuillez corriger ou donner des explications au QG. Dans les milieux urbains c'est peu probable de voir une école dont les élèves ou étudiants ne dépensent pas en frais d'uniformes, prière de verifier pour aissatou ndiaye et corriger ou confirmer avec le QG. </w:t>
+        <w:br/>
+        <w:t xml:space="preserve">- Peu probable! aminata ba  n'arrive pas  à comprendre un petit texte lu dans une langue locale (s02q03). Veuillez corriger ou donner des explications au QG. Peu probable! aminata ba  ne sait ni lire, ni écrire, ni comprendre dans aucune des langues  (s02q01,s02q02,s02q03). Veuillez corriger ou donner des explications au QG. </w:t>
+        <w:br/>
+        <w:t xml:space="preserve">- Peu probable! astou ndiaye  n'arrive pas  à comprendre un petit texte lu dans une langue locale (s02q03). Veuillez corriger ou donner des explications au QG. Peu probable! astou ndiaye  ne sait ni lire, ni écrire, ni comprendre dans aucune des langues  (s02q01,s02q02,s02q03). Veuillez corriger ou donner des explications au QG. </w:t>
+        <w:br/>
+        <w:t xml:space="preserve">- Peu probable! awa ndiaye  n'arrive pas  à comprendre un petit texte lu dans une langue locale (s02q03). Veuillez corriger ou donner des explications au QG. Dans les milieux urbains c'est peu probable de voir une école dont les élèves ou étudiants ne dépensent pas en frais d'uniformes, prière de verifier pour awa ndiaye et corriger ou confirmer avec le QG. </w:t>
+        <w:br/>
+        <w:t xml:space="preserve">- Peu probable! mame sai ndiaye  n'arrive pas  à comprendre un petit texte lu dans une langue locale (s02q03). Veuillez corriger ou donner des explications au QG. Dans les milieux urbains c'est peu probable de voir une école dont les élèves ou étudiants ne dépensent pas en frais d'uniformes, prière de verifier pour mame sai ndiaye et corriger ou confirmer avec le QG. </w:t>
+        <w:br/>
+        <w:t xml:space="preserve">- Peu probable! mbaye ndiaye  n'arrive pas  à comprendre un petit texte lu dans une langue locale (s02q03). Veuillez corriger ou donner des explications au QG. Dans les milieux urbains c'est peu probable de voir une école dont les élèves ou étudiants ne dépensent pas en frais d'uniformes, prière de verifier pour mbaye ndiaye et corriger ou confirmer avec le QG. </w:t>
+        <w:br/>
+        <w:t>- Peu probable! sokhna ndiaye  n'arrive pas  à comprendre un petit texte lu dans une langue locale (s02q03). Veuillez corriger ou donner des explications au QG. Dans les milieux urbains c'est peu probable de voir une école dont les élèves ou étudiants ne dépensent pas en frais d'uniformes, prière de verifier pour sokhna ndiaye et corriger ou confirmer avec le QG.</w:t>
+      </w:r>
+    </w:p>
+    <w:p>
+      <w:r>
+        <w:rPr>
+          <w:b/>
+          <w:color w:val="4672C4"/>
+          <w:sz w:val="22"/>
+        </w:rPr>
+        <w:t>&gt;&gt; Section3 - Sante</w:t>
+      </w:r>
+    </w:p>
+    <w:p>
+      <w:pPr>
+        <w:ind w:left="283"/>
+      </w:pPr>
+      <w:r>
+        <w:rPr>
+          <w:sz w:val="20"/>
+        </w:rPr>
+        <w:t xml:space="preserve">- || </w:t>
+        <w:br/>
+        <w:t xml:space="preserve">- </w:t>
+        <w:br/>
+        <w:t xml:space="preserve">- </w:t>
+        <w:br/>
+        <w:t xml:space="preserve">- </w:t>
+        <w:br/>
+        <w:t xml:space="preserve">- </w:t>
+        <w:br/>
+        <w:t xml:space="preserve">- </w:t>
+        <w:br/>
+        <w:t>- Avertissement!!! Selon vos informations, aucun membre de ce ménage n'a eu de problème de santé au cours des 12 derniers mois. Veuillez revoir la section santé de ce ménage.</w:t>
+      </w:r>
+    </w:p>
+    <w:p>
+      <w:r>
+        <w:rPr>
+          <w:b/>
+          <w:color w:val="4672C4"/>
+          <w:sz w:val="22"/>
+        </w:rPr>
+        <w:t>&gt;&gt; Section4a - Emploi</w:t>
+      </w:r>
+    </w:p>
+    <w:p>
+      <w:pPr>
+        <w:ind w:left="283"/>
+      </w:pPr>
+      <w:r>
+        <w:rPr>
+          <w:sz w:val="20"/>
+        </w:rPr>
+        <w:t>- Avertissement! Nombre d'heure que Ablaye ndiaye a consacré à son emploi au cours des 7 derniers jours est trop élevé, veuillez revoir s'il vous plait ou confirmer cette information avec le QG.</w:t>
+      </w:r>
+    </w:p>
+    <w:p>
+      <w:r>
+        <w:rPr>
+          <w:b/>
+          <w:color w:val="4672C4"/>
+          <w:sz w:val="22"/>
+        </w:rPr>
+        <w:t>&gt;&gt; Section7b - Consommation alimentaire - 7 jours</w:t>
+      </w:r>
+    </w:p>
+    <w:p>
+      <w:pPr>
+        <w:ind w:left="283"/>
+      </w:pPr>
+      <w:r>
+        <w:rPr>
+          <w:sz w:val="20"/>
+        </w:rPr>
+        <w:t>- Attention ! Le prix unitaire d'achat (200 Fcfa) de Escargots en Morceau (Portion) (Petit) est relativement élevé par rapport aux autres prix observés dans cette zone. Prière de corriger ou de confirmer avec le QG. Attention ! Le prix unitaire d'achat (400 Fcfa) de Autres pâtes alimentaires en Sachets industriel (Tres petit) est relativement élevé par rapport aux autres prix observés dans cette zone. Prière de corriger ou de confirmer avec le QG. Attention ! Le prix unitaire d'achat (50 Fcfa) de Souchet en Sachets (Tres petit) est relativement faible par rapport aux autres prix observés dans cette zone. Prière de corriger ou de confirmer avec le QG. Avertissement!! La quantité (3.75 litre) du produit Huile de soja  consommée  par le ménage semble très élevé, prière de corriger ou confirmer avec le QG. Avertissement!!! Le ménage a consommé 3 Paquet Tres petit de Thé en sachet, cette quantité semble anormale pour une consommation des 7 derniers jours.Prière de corriger ou de confirmer avec le QG. Avertissement!! le prix unitaire (150 Fcfa) de Thé en sachet (unité: Paquet) de taille Tres petit est très faible ou élevé. Prière de corriger ou de confirmer avec le QG. Difficile de consommer le Sel en Sachets industriel Petit prière de verifier.</w:t>
+      </w:r>
+    </w:p>
+    <w:p>
+      <w:r>
+        <w:rPr>
+          <w:b/>
+          <w:color w:val="4672C4"/>
+          <w:sz w:val="22"/>
+        </w:rPr>
+        <w:t>&gt;&gt; Section9d - Depenses non-alimentaires - 3 mois</w:t>
+      </w:r>
+    </w:p>
+    <w:p>
+      <w:pPr>
+        <w:ind w:left="283"/>
+      </w:pPr>
+      <w:r>
+        <w:rPr>
+          <w:sz w:val="20"/>
+        </w:rPr>
+        <w:t>- Peu plausible! le montant de la dépense pour Brosse à dents semble trop élevé. Veuillez, s'il vous plaît, confirmer cette information avec le QG ou la corriger.</w:t>
+      </w:r>
+    </w:p>
+    <w:p>
+      <w:r>
+        <w:rPr>
+          <w:b/>
+          <w:color w:val="4672C4"/>
+          <w:sz w:val="22"/>
+        </w:rPr>
+        <w:t>&gt;&gt; Section14 - Chocs</w:t>
+      </w:r>
+    </w:p>
+    <w:p>
+      <w:pPr>
+        <w:ind w:left="283"/>
+      </w:pPr>
+      <w:r>
+        <w:rPr>
+          <w:sz w:val="20"/>
+        </w:rPr>
+        <w:t>- Avertissement!! Le ménage n'a été négativement affecté par aucun des problèmes donnés dans la section 14. Confirmez vous cette information avec le QG?</w:t>
+      </w:r>
+    </w:p>
+    <w:p>
+      <w:r>
+        <w:rPr>
+          <w:b/>
+          <w:color w:val="4672C4"/>
+          <w:sz w:val="22"/>
+        </w:rPr>
+        <w:t>&gt;&gt; Section16a - Champs et parcelles</w:t>
+      </w:r>
+    </w:p>
+    <w:p>
+      <w:pPr>
+        <w:ind w:left="283"/>
+      </w:pPr>
+      <w:r>
+        <w:rPr>
+          <w:sz w:val="20"/>
+        </w:rPr>
+        <w:t>- La section 16 du ménage de Ablaye ndiaye n'est pas renseigné, prière de renseigner.</w:t>
       </w:r>
     </w:p>
     <w:p>
